--- a/Tutorial 2 Exploring with MNIST/Tutorial 2 Exploring with MNIST.docx
+++ b/Tutorial 2 Exploring with MNIST/Tutorial 2 Exploring with MNIST.docx
@@ -5,6 +5,7 @@
     <w:p>
       <w:pPr>
         <w:pStyle w:val="Title"/>
+        <w:jc w:val="left"/>
         <w:rPr>
           <w:rStyle w:val="BookTitle"/>
           <w:rFonts w:ascii="Helvetica" w:hAnsi="Helvetica" w:cs="Helvetica"/>
@@ -12,8 +13,6 @@
           <w:i w:val="0"/>
         </w:rPr>
       </w:pPr>
-      <w:bookmarkStart w:id="0" w:name="_GoBack"/>
-      <w:bookmarkEnd w:id="0"/>
       <w:r>
         <w:rPr>
           <w:rStyle w:val="BookTitle"/>
@@ -52,6 +51,9 @@
       </w:r>
     </w:p>
     <w:p>
+      <w:pPr>
+        <w:jc w:val="left"/>
+      </w:pPr>
       <w:r>
         <w:rPr>
           <w:rFonts w:ascii="Arial" w:hAnsi="Arial" w:cs="Arial"/>
@@ -88,6 +90,9 @@
       </w:r>
     </w:p>
     <w:p>
+      <w:pPr>
+        <w:jc w:val="left"/>
+      </w:pPr>
       <w:r>
         <w:drawing>
           <wp:inline distT="0" distB="0" distL="0" distR="0">
@@ -142,6 +147,7 @@
     <w:p>
       <w:pPr>
         <w:pStyle w:val="Heading1"/>
+        <w:jc w:val="left"/>
       </w:pPr>
       <w:r>
         <mc:AlternateContent>
@@ -952,13 +958,7 @@
                               <w:t> Hardware Accelerator: GPU</w:t>
                             </w:r>
                           </w:p>
-                          <w:p>
-                            <w:pPr>
-                              <w:rPr>
-                                <w:rFonts w:hint="eastAsia"/>
-                              </w:rPr>
-                            </w:pPr>
-                          </w:p>
+                          <w:p/>
                         </w:txbxContent>
                       </wps:txbx>
                       <wps:bodyPr rot="0" vert="horz" wrap="square" lIns="91440" tIns="45720" rIns="91440" bIns="45720" anchor="t" anchorCtr="0">
@@ -982,7 +982,7 @@
                 <v:stroke joinstyle="miter"/>
                 <v:path gradientshapeok="t" o:connecttype="rect"/>
               </v:shapetype>
-              <v:shape id="Text Box 5" o:spid="_x0000_s1026" type="#_x0000_t202" style="position:absolute;left:0;text-align:left;margin-left:-90pt;margin-top:62pt;width:593.5pt;height:110.6pt;z-index:251665408;visibility:visible;mso-wrap-style:square;mso-width-percent:0;mso-height-percent:200;mso-wrap-distance-left:9pt;mso-wrap-distance-top:3.6pt;mso-wrap-distance-right:9pt;mso-wrap-distance-bottom:3.6pt;mso-position-horizontal:absolute;mso-position-horizontal-relative:text;mso-position-vertical:absolute;mso-position-vertical-relative:text;mso-width-percent:0;mso-height-percent:200;mso-width-relative:margin;mso-height-relative:margin;v-text-anchor:top" o:gfxdata="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">
+              <v:shape id="Text Box 5" o:spid="_x0000_s1026" type="#_x0000_t202" style="position:absolute;margin-left:-90pt;margin-top:62pt;width:593.5pt;height:110.6pt;z-index:251665408;visibility:visible;mso-wrap-style:square;mso-width-percent:0;mso-height-percent:200;mso-wrap-distance-left:9pt;mso-wrap-distance-top:3.6pt;mso-wrap-distance-right:9pt;mso-wrap-distance-bottom:3.6pt;mso-position-horizontal:absolute;mso-position-horizontal-relative:text;mso-position-vertical:absolute;mso-position-vertical-relative:text;mso-width-percent:0;mso-height-percent:200;mso-width-relative:margin;mso-height-relative:margin;v-text-anchor:top" o:gfxdata="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">
                 <v:textbox style="mso-fit-shape-to-text:t">
                   <w:txbxContent>
                     <w:p>
@@ -1747,13 +1747,7 @@
                         <w:t> Hardware Accelerator: GPU</w:t>
                       </w:r>
                     </w:p>
-                    <w:p>
-                      <w:pPr>
-                        <w:rPr>
-                          <w:rFonts w:hint="eastAsia"/>
-                        </w:rPr>
-                      </w:pPr>
-                    </w:p>
+                    <w:p/>
                   </w:txbxContent>
                 </v:textbox>
                 <w10:wrap type="square"/>
@@ -1772,27 +1766,53 @@
         <w:t>environment</w:t>
       </w:r>
     </w:p>
-    <w:p/>
-    <w:p/>
-    <w:p/>
-    <w:p/>
-    <w:p/>
-    <w:p/>
-    <w:p/>
-    <w:p/>
-    <w:p/>
+    <w:p>
+      <w:pPr>
+        <w:jc w:val="left"/>
+      </w:pPr>
+    </w:p>
     <w:p>
       <w:pPr>
         <w:widowControl/>
-        <w:shd w:val="clear" w:color="auto" w:fill="FFFFFE"/>
-        <w:spacing w:line="285" w:lineRule="atLeast"/>
         <w:jc w:val="left"/>
         <w:rPr>
-          <w:rFonts w:ascii="Courier New" w:hAnsi="Courier New" w:cs="Courier New"/>
-          <w:color w:val="000000"/>
-          <w:szCs w:val="21"/>
+          <w:rFonts w:ascii="Helvetica" w:eastAsia="宋体" w:hAnsi="Helvetica" w:cs="Helvetica"/>
+          <w:noProof w:val="0"/>
+          <w:color w:val="555555"/>
+          <w:kern w:val="0"/>
+          <w:sz w:val="23"/>
+          <w:szCs w:val="23"/>
         </w:rPr>
       </w:pPr>
+      <w:r>
+        <w:rPr>
+          <w:rFonts w:ascii="Helvetica" w:eastAsia="宋体" w:hAnsi="Helvetica" w:cs="Helvetica" w:hint="eastAsia"/>
+          <w:noProof w:val="0"/>
+          <w:color w:val="555555"/>
+          <w:kern w:val="0"/>
+          <w:sz w:val="23"/>
+          <w:szCs w:val="23"/>
+        </w:rPr>
+        <w:t>T</w:t>
+      </w:r>
+      <w:r>
+        <w:rPr>
+          <w:rFonts w:ascii="Helvetica" w:eastAsia="宋体" w:hAnsi="Helvetica" w:cs="Helvetica"/>
+          <w:noProof w:val="0"/>
+          <w:color w:val="555555"/>
+          <w:kern w:val="0"/>
+          <w:sz w:val="23"/>
+          <w:szCs w:val="23"/>
+        </w:rPr>
+        <w:t>he result should show something similar to the picture below.</w:t>
+      </w:r>
+    </w:p>
+    <w:p>
+      <w:pPr>
+        <w:jc w:val="left"/>
+      </w:pPr>
+      <w:bookmarkStart w:id="0" w:name="_GoBack"/>
+      <w:bookmarkEnd w:id="0"/>
     </w:p>
     <w:p>
       <w:pPr>
@@ -1806,19 +1826,43 @@
           <w:szCs w:val="21"/>
         </w:rPr>
       </w:pPr>
-    </w:p>
-    <w:p>
-      <w:pPr>
-        <w:widowControl/>
-        <w:shd w:val="clear" w:color="auto" w:fill="FFFFFE"/>
-        <w:spacing w:line="285" w:lineRule="atLeast"/>
-        <w:jc w:val="left"/>
-        <w:rPr>
-          <w:rFonts w:ascii="Courier New" w:hAnsi="Courier New" w:cs="Courier New"/>
-          <w:color w:val="000000"/>
-          <w:szCs w:val="21"/>
-        </w:rPr>
-      </w:pPr>
+      <w:r>
+        <w:drawing>
+          <wp:inline distT="0" distB="0" distL="0" distR="0" wp14:anchorId="26D56738" wp14:editId="63E5904E">
+            <wp:extent cx="6166096" cy="1112807"/>
+            <wp:effectExtent l="0" t="0" r="6350" b="0"/>
+            <wp:docPr id="17" name="Picture 17"/>
+            <wp:cNvGraphicFramePr>
+              <a:graphicFrameLocks xmlns:a="http://schemas.openxmlformats.org/drawingml/2006/main" noChangeAspect="1"/>
+            </wp:cNvGraphicFramePr>
+            <a:graphic xmlns:a="http://schemas.openxmlformats.org/drawingml/2006/main">
+              <a:graphicData uri="http://schemas.openxmlformats.org/drawingml/2006/picture">
+                <pic:pic xmlns:pic="http://schemas.openxmlformats.org/drawingml/2006/picture">
+                  <pic:nvPicPr>
+                    <pic:cNvPr id="1" name=""/>
+                    <pic:cNvPicPr/>
+                  </pic:nvPicPr>
+                  <pic:blipFill>
+                    <a:blip r:embed="rId7"/>
+                    <a:stretch>
+                      <a:fillRect/>
+                    </a:stretch>
+                  </pic:blipFill>
+                  <pic:spPr>
+                    <a:xfrm>
+                      <a:off x="0" y="0"/>
+                      <a:ext cx="6293140" cy="1135735"/>
+                    </a:xfrm>
+                    <a:prstGeom prst="rect">
+                      <a:avLst/>
+                    </a:prstGeom>
+                  </pic:spPr>
+                </pic:pic>
+              </a:graphicData>
+            </a:graphic>
+          </wp:inline>
+        </w:drawing>
+      </w:r>
     </w:p>
     <w:p>
       <w:pPr>
@@ -1836,6 +1880,7 @@
     <w:p>
       <w:pPr>
         <w:pStyle w:val="Heading1"/>
+        <w:jc w:val="left"/>
         <w:rPr>
           <w:rFonts w:ascii="Courier New" w:hAnsi="Courier New" w:cs="Courier New"/>
           <w:color w:val="000000"/>
@@ -3380,6 +3425,16 @@
                                 <w:szCs w:val="21"/>
                               </w:rPr>
                             </w:pPr>
+                            <w:r>
+                              <w:rPr>
+                                <w:rFonts w:ascii="Courier New" w:eastAsia="宋体" w:hAnsi="Courier New" w:cs="Courier New"/>
+                                <w:noProof w:val="0"/>
+                                <w:color w:val="008000"/>
+                                <w:kern w:val="0"/>
+                                <w:szCs w:val="21"/>
+                              </w:rPr>
+                              <w:t>#%%</w:t>
+                            </w:r>
                           </w:p>
                           <w:p>
                             <w:pPr>
@@ -3399,46 +3454,6 @@
                               <w:rPr>
                                 <w:rFonts w:ascii="Courier New" w:eastAsia="宋体" w:hAnsi="Courier New" w:cs="Courier New"/>
                                 <w:noProof w:val="0"/>
-                                <w:color w:val="008000"/>
-                                <w:kern w:val="0"/>
-                                <w:szCs w:val="21"/>
-                              </w:rPr>
-                              <w:t>#%%</w:t>
-                            </w:r>
-                          </w:p>
-                          <w:p>
-                            <w:pPr>
-                              <w:widowControl/>
-                              <w:shd w:val="clear" w:color="auto" w:fill="FFFFFE"/>
-                              <w:spacing w:line="285" w:lineRule="atLeast"/>
-                              <w:jc w:val="left"/>
-                              <w:rPr>
-                                <w:rFonts w:ascii="Courier New" w:eastAsia="宋体" w:hAnsi="Courier New" w:cs="Courier New"/>
-                                <w:noProof w:val="0"/>
-                                <w:color w:val="000000"/>
-                                <w:kern w:val="0"/>
-                                <w:szCs w:val="21"/>
-                              </w:rPr>
-                            </w:pPr>
-                          </w:p>
-                          <w:p>
-                            <w:pPr>
-                              <w:widowControl/>
-                              <w:shd w:val="clear" w:color="auto" w:fill="FFFFFE"/>
-                              <w:spacing w:line="285" w:lineRule="atLeast"/>
-                              <w:jc w:val="left"/>
-                              <w:rPr>
-                                <w:rFonts w:ascii="Courier New" w:eastAsia="宋体" w:hAnsi="Courier New" w:cs="Courier New"/>
-                                <w:noProof w:val="0"/>
-                                <w:color w:val="000000"/>
-                                <w:kern w:val="0"/>
-                                <w:szCs w:val="21"/>
-                              </w:rPr>
-                            </w:pPr>
-                            <w:r>
-                              <w:rPr>
-                                <w:rFonts w:ascii="Courier New" w:eastAsia="宋体" w:hAnsi="Courier New" w:cs="Courier New"/>
-                                <w:noProof w:val="0"/>
                                 <w:color w:val="000000"/>
                                 <w:kern w:val="0"/>
                                 <w:szCs w:val="21"/>
@@ -3467,13 +3482,6 @@
                               </w:rPr>
                               <w:t>X_train, y_train)</w:t>
                             </w:r>
-                          </w:p>
-                          <w:p>
-                            <w:pPr>
-                              <w:rPr>
-                                <w:rFonts w:hint="eastAsia"/>
-                              </w:rPr>
-                            </w:pPr>
                           </w:p>
                         </w:txbxContent>
                       </wps:txbx>
@@ -3494,7 +3502,7 @@
           </mc:Choice>
           <mc:Fallback>
             <w:pict>
-              <v:shape w14:anchorId="70748EE3" id="Text Box 2" o:spid="_x0000_s1027" type="#_x0000_t202" style="position:absolute;left:0;text-align:left;margin-left:-90pt;margin-top:39.5pt;width:593.5pt;height:110.6pt;z-index:251661312;visibility:visible;mso-wrap-style:square;mso-width-percent:0;mso-height-percent:200;mso-wrap-distance-left:9pt;mso-wrap-distance-top:3.6pt;mso-wrap-distance-right:9pt;mso-wrap-distance-bottom:3.6pt;mso-position-horizontal:absolute;mso-position-horizontal-relative:text;mso-position-vertical:absolute;mso-position-vertical-relative:text;mso-width-percent:0;mso-height-percent:200;mso-width-relative:margin;mso-height-relative:margin;v-text-anchor:top" o:gfxdata="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">
+              <v:shape w14:anchorId="70748EE3" id="Text Box 2" o:spid="_x0000_s1027" type="#_x0000_t202" style="position:absolute;margin-left:-90pt;margin-top:39.5pt;width:593.5pt;height:110.6pt;z-index:251661312;visibility:visible;mso-wrap-style:square;mso-width-percent:0;mso-height-percent:200;mso-wrap-distance-left:9pt;mso-wrap-distance-top:3.6pt;mso-wrap-distance-right:9pt;mso-wrap-distance-bottom:3.6pt;mso-position-horizontal:absolute;mso-position-horizontal-relative:text;mso-position-vertical:absolute;mso-position-vertical-relative:text;mso-width-percent:0;mso-height-percent:200;mso-width-relative:margin;mso-height-relative:margin;v-text-anchor:top" o:gfxdata="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">
                 <v:textbox style="mso-fit-shape-to-text:t">
                   <w:txbxContent>
                     <w:p>
@@ -4933,7 +4941,7 @@
                         <w:spacing w:line="285" w:lineRule="atLeast"/>
                         <w:jc w:val="left"/>
                         <w:rPr>
-                          <w:rFonts w:ascii="Courier New" w:eastAsia="宋体" w:hAnsi="Courier New" w:cs="Courier New"/>
+                          <w:rFonts w:ascii="Courier New" w:eastAsia="宋体" w:hAnsi="Courier New" w:cs="Courier New" w:hint="eastAsia"/>
                           <w:noProof w:val="0"/>
                           <w:color w:val="000000"/>
                           <w:kern w:val="0"/>
@@ -4980,13 +4988,23 @@
                         <w:spacing w:line="285" w:lineRule="atLeast"/>
                         <w:jc w:val="left"/>
                         <w:rPr>
-                          <w:rFonts w:ascii="Courier New" w:eastAsia="宋体" w:hAnsi="Courier New" w:cs="Courier New"/>
+                          <w:rFonts w:ascii="Courier New" w:eastAsia="宋体" w:hAnsi="Courier New" w:cs="Courier New" w:hint="eastAsia"/>
                           <w:noProof w:val="0"/>
                           <w:color w:val="000000"/>
                           <w:kern w:val="0"/>
                           <w:szCs w:val="21"/>
                         </w:rPr>
                       </w:pPr>
+                      <w:r>
+                        <w:rPr>
+                          <w:rFonts w:ascii="Courier New" w:eastAsia="宋体" w:hAnsi="Courier New" w:cs="Courier New"/>
+                          <w:noProof w:val="0"/>
+                          <w:color w:val="008000"/>
+                          <w:kern w:val="0"/>
+                          <w:szCs w:val="21"/>
+                        </w:rPr>
+                        <w:t>#%%</w:t>
+                      </w:r>
                     </w:p>
                     <w:p>
                       <w:pPr>
@@ -4995,7 +5013,7 @@
                         <w:spacing w:line="285" w:lineRule="atLeast"/>
                         <w:jc w:val="left"/>
                         <w:rPr>
-                          <w:rFonts w:ascii="Courier New" w:eastAsia="宋体" w:hAnsi="Courier New" w:cs="Courier New"/>
+                          <w:rFonts w:ascii="Courier New" w:eastAsia="宋体" w:hAnsi="Courier New" w:cs="Courier New" w:hint="eastAsia"/>
                           <w:noProof w:val="0"/>
                           <w:color w:val="000000"/>
                           <w:kern w:val="0"/>
@@ -5006,46 +5024,6 @@
                         <w:rPr>
                           <w:rFonts w:ascii="Courier New" w:eastAsia="宋体" w:hAnsi="Courier New" w:cs="Courier New"/>
                           <w:noProof w:val="0"/>
-                          <w:color w:val="008000"/>
-                          <w:kern w:val="0"/>
-                          <w:szCs w:val="21"/>
-                        </w:rPr>
-                        <w:t>#%%</w:t>
-                      </w:r>
-                    </w:p>
-                    <w:p>
-                      <w:pPr>
-                        <w:widowControl/>
-                        <w:shd w:val="clear" w:color="auto" w:fill="FFFFFE"/>
-                        <w:spacing w:line="285" w:lineRule="atLeast"/>
-                        <w:jc w:val="left"/>
-                        <w:rPr>
-                          <w:rFonts w:ascii="Courier New" w:eastAsia="宋体" w:hAnsi="Courier New" w:cs="Courier New"/>
-                          <w:noProof w:val="0"/>
-                          <w:color w:val="000000"/>
-                          <w:kern w:val="0"/>
-                          <w:szCs w:val="21"/>
-                        </w:rPr>
-                      </w:pPr>
-                    </w:p>
-                    <w:p>
-                      <w:pPr>
-                        <w:widowControl/>
-                        <w:shd w:val="clear" w:color="auto" w:fill="FFFFFE"/>
-                        <w:spacing w:line="285" w:lineRule="atLeast"/>
-                        <w:jc w:val="left"/>
-                        <w:rPr>
-                          <w:rFonts w:ascii="Courier New" w:eastAsia="宋体" w:hAnsi="Courier New" w:cs="Courier New"/>
-                          <w:noProof w:val="0"/>
-                          <w:color w:val="000000"/>
-                          <w:kern w:val="0"/>
-                          <w:szCs w:val="21"/>
-                        </w:rPr>
-                      </w:pPr>
-                      <w:r>
-                        <w:rPr>
-                          <w:rFonts w:ascii="Courier New" w:eastAsia="宋体" w:hAnsi="Courier New" w:cs="Courier New"/>
-                          <w:noProof w:val="0"/>
                           <w:color w:val="000000"/>
                           <w:kern w:val="0"/>
                           <w:szCs w:val="21"/>
@@ -5074,13 +5052,6 @@
                         </w:rPr>
                         <w:t>X_train, y_train)</w:t>
                       </w:r>
-                    </w:p>
-                    <w:p>
-                      <w:pPr>
-                        <w:rPr>
-                          <w:rFonts w:hint="eastAsia"/>
-                        </w:rPr>
-                      </w:pPr>
                     </w:p>
                   </w:txbxContent>
                 </v:textbox>
@@ -5106,26 +5077,55 @@
           <w:szCs w:val="21"/>
         </w:rPr>
       </w:pPr>
-    </w:p>
-    <w:p>
-      <w:pPr>
-        <w:widowControl/>
-        <w:shd w:val="clear" w:color="auto" w:fill="FFFFFE"/>
-        <w:spacing w:line="285" w:lineRule="atLeast"/>
-        <w:jc w:val="left"/>
-        <w:rPr>
-          <w:rFonts w:ascii="Courier New" w:hAnsi="Courier New" w:cs="Courier New"/>
-          <w:color w:val="000000"/>
-          <w:szCs w:val="21"/>
-        </w:rPr>
-      </w:pPr>
+      <w:r>
+        <w:drawing>
+          <wp:inline distT="0" distB="0" distL="0" distR="0" wp14:anchorId="3B157470" wp14:editId="4120C840">
+            <wp:extent cx="5273384" cy="797787"/>
+            <wp:effectExtent l="0" t="0" r="3810" b="2540"/>
+            <wp:docPr id="18" name="Picture 18"/>
+            <wp:cNvGraphicFramePr>
+              <a:graphicFrameLocks xmlns:a="http://schemas.openxmlformats.org/drawingml/2006/main" noChangeAspect="1"/>
+            </wp:cNvGraphicFramePr>
+            <a:graphic xmlns:a="http://schemas.openxmlformats.org/drawingml/2006/main">
+              <a:graphicData uri="http://schemas.openxmlformats.org/drawingml/2006/picture">
+                <pic:pic xmlns:pic="http://schemas.openxmlformats.org/drawingml/2006/picture">
+                  <pic:nvPicPr>
+                    <pic:cNvPr id="1" name=""/>
+                    <pic:cNvPicPr/>
+                  </pic:nvPicPr>
+                  <pic:blipFill rotWithShape="1">
+                    <a:blip r:embed="rId8"/>
+                    <a:srcRect t="7676" b="24730"/>
+                    <a:stretch/>
+                  </pic:blipFill>
+                  <pic:spPr bwMode="auto">
+                    <a:xfrm>
+                      <a:off x="0" y="0"/>
+                      <a:ext cx="5274310" cy="797927"/>
+                    </a:xfrm>
+                    <a:prstGeom prst="rect">
+                      <a:avLst/>
+                    </a:prstGeom>
+                    <a:ln>
+                      <a:noFill/>
+                    </a:ln>
+                    <a:extLst>
+                      <a:ext uri="{53640926-AAD7-44D8-BBD7-CCE9431645EC}">
+                        <a14:shadowObscured xmlns:a14="http://schemas.microsoft.com/office/drawing/2010/main"/>
+                      </a:ext>
+                    </a:extLst>
+                  </pic:spPr>
+                </pic:pic>
+              </a:graphicData>
+            </a:graphic>
+          </wp:inline>
+        </w:drawing>
+      </w:r>
     </w:p>
     <w:p>
       <w:pPr>
         <w:pStyle w:val="Heading1"/>
-        <w:rPr>
-          <w:rFonts w:hint="eastAsia"/>
-        </w:rPr>
+        <w:jc w:val="left"/>
       </w:pPr>
       <w:r>
         <w:lastRenderedPageBreak/>
@@ -5138,10 +5138,10 @@
                   <wp:posOffset>-1143000</wp:posOffset>
                 </wp:positionH>
                 <wp:positionV relativeFrom="paragraph">
-                  <wp:posOffset>622935</wp:posOffset>
+                  <wp:posOffset>621030</wp:posOffset>
                 </wp:positionV>
-                <wp:extent cx="7537450" cy="1404620"/>
-                <wp:effectExtent l="0" t="0" r="25400" b="13970"/>
+                <wp:extent cx="7537450" cy="8013700"/>
+                <wp:effectExtent l="0" t="0" r="25400" b="25400"/>
                 <wp:wrapSquare wrapText="bothSides"/>
                 <wp:docPr id="7" name="Text Box 2"/>
                 <wp:cNvGraphicFramePr>
@@ -5156,7 +5156,7 @@
                       <wps:spPr bwMode="auto">
                         <a:xfrm>
                           <a:off x="0" y="0"/>
-                          <a:ext cx="7537450" cy="1404620"/>
+                          <a:ext cx="7537450" cy="8013700"/>
                         </a:xfrm>
                         <a:prstGeom prst="rect">
                           <a:avLst/>
@@ -5179,14 +5179,14 @@
                             <w:pPr>
                               <w:widowControl/>
                               <w:shd w:val="clear" w:color="auto" w:fill="FFFFFE"/>
-                              <w:spacing w:line="285" w:lineRule="atLeast"/>
                               <w:jc w:val="left"/>
                               <w:rPr>
                                 <w:rFonts w:ascii="Courier New" w:eastAsia="宋体" w:hAnsi="Courier New" w:cs="Courier New"/>
                                 <w:noProof w:val="0"/>
                                 <w:color w:val="000000"/>
                                 <w:kern w:val="0"/>
-                                <w:szCs w:val="21"/>
+                                <w:sz w:val="16"/>
+                                <w:szCs w:val="16"/>
                               </w:rPr>
                             </w:pPr>
                             <w:r>
@@ -5195,7 +5195,8 @@
                                 <w:noProof w:val="0"/>
                                 <w:color w:val="008000"/>
                                 <w:kern w:val="0"/>
-                                <w:szCs w:val="21"/>
+                                <w:sz w:val="16"/>
+                                <w:szCs w:val="16"/>
                               </w:rPr>
                               <w:t># Build Neural Network with PyTorch</w:t>
                             </w:r>
@@ -5204,14 +5205,14 @@
                             <w:pPr>
                               <w:widowControl/>
                               <w:shd w:val="clear" w:color="auto" w:fill="FFFFFE"/>
-                              <w:spacing w:line="285" w:lineRule="atLeast"/>
                               <w:jc w:val="left"/>
                               <w:rPr>
-                                <w:rFonts w:ascii="Courier New" w:eastAsia="宋体" w:hAnsi="Courier New" w:cs="Courier New" w:hint="eastAsia"/>
-                                <w:noProof w:val="0"/>
-                                <w:color w:val="000000"/>
-                                <w:kern w:val="0"/>
-                                <w:szCs w:val="21"/>
+                                <w:rFonts w:ascii="Courier New" w:eastAsia="宋体" w:hAnsi="Courier New" w:cs="Courier New"/>
+                                <w:noProof w:val="0"/>
+                                <w:color w:val="000000"/>
+                                <w:kern w:val="0"/>
+                                <w:sz w:val="16"/>
+                                <w:szCs w:val="16"/>
                               </w:rPr>
                             </w:pPr>
                             <w:r>
@@ -5220,7 +5221,8 @@
                                 <w:noProof w:val="0"/>
                                 <w:color w:val="008000"/>
                                 <w:kern w:val="0"/>
-                                <w:szCs w:val="21"/>
+                                <w:sz w:val="16"/>
+                                <w:szCs w:val="16"/>
                               </w:rPr>
                               <w:t>## Simple, fully connected neural network with one hidden layer. Input layer has 784 dimensions (28x28), hidden layer has 98 (= 784 / 8) and output layer 10 neurons, representing digits 0 - 9.</w:t>
                             </w:r>
@@ -5229,14 +5231,14 @@
                             <w:pPr>
                               <w:widowControl/>
                               <w:shd w:val="clear" w:color="auto" w:fill="FFFFFE"/>
-                              <w:spacing w:line="285" w:lineRule="atLeast"/>
                               <w:jc w:val="left"/>
                               <w:rPr>
                                 <w:rFonts w:ascii="Courier New" w:eastAsia="宋体" w:hAnsi="Courier New" w:cs="Courier New"/>
                                 <w:noProof w:val="0"/>
                                 <w:color w:val="000000"/>
                                 <w:kern w:val="0"/>
-                                <w:szCs w:val="21"/>
+                                <w:sz w:val="16"/>
+                                <w:szCs w:val="16"/>
                               </w:rPr>
                             </w:pPr>
                             <w:r>
@@ -5245,7 +5247,8 @@
                                 <w:noProof w:val="0"/>
                                 <w:color w:val="AF00DB"/>
                                 <w:kern w:val="0"/>
-                                <w:szCs w:val="21"/>
+                                <w:sz w:val="16"/>
+                                <w:szCs w:val="16"/>
                               </w:rPr>
                               <w:t>import</w:t>
                             </w:r>
@@ -5255,7 +5258,8 @@
                                 <w:noProof w:val="0"/>
                                 <w:color w:val="000000"/>
                                 <w:kern w:val="0"/>
-                                <w:szCs w:val="21"/>
+                                <w:sz w:val="16"/>
+                                <w:szCs w:val="16"/>
                               </w:rPr>
                               <w:t> torch</w:t>
                             </w:r>
@@ -5264,14 +5268,14 @@
                             <w:pPr>
                               <w:widowControl/>
                               <w:shd w:val="clear" w:color="auto" w:fill="FFFFFE"/>
-                              <w:spacing w:line="285" w:lineRule="atLeast"/>
                               <w:jc w:val="left"/>
                               <w:rPr>
                                 <w:rFonts w:ascii="Courier New" w:eastAsia="宋体" w:hAnsi="Courier New" w:cs="Courier New"/>
                                 <w:noProof w:val="0"/>
                                 <w:color w:val="000000"/>
                                 <w:kern w:val="0"/>
-                                <w:szCs w:val="21"/>
+                                <w:sz w:val="16"/>
+                                <w:szCs w:val="16"/>
                               </w:rPr>
                             </w:pPr>
                             <w:r>
@@ -5280,7 +5284,8 @@
                                 <w:noProof w:val="0"/>
                                 <w:color w:val="AF00DB"/>
                                 <w:kern w:val="0"/>
-                                <w:szCs w:val="21"/>
+                                <w:sz w:val="16"/>
+                                <w:szCs w:val="16"/>
                               </w:rPr>
                               <w:t>from</w:t>
                             </w:r>
@@ -5290,7 +5295,8 @@
                                 <w:noProof w:val="0"/>
                                 <w:color w:val="000000"/>
                                 <w:kern w:val="0"/>
-                                <w:szCs w:val="21"/>
+                                <w:sz w:val="16"/>
+                                <w:szCs w:val="16"/>
                               </w:rPr>
                               <w:t> torch </w:t>
                             </w:r>
@@ -5300,7 +5306,8 @@
                                 <w:noProof w:val="0"/>
                                 <w:color w:val="AF00DB"/>
                                 <w:kern w:val="0"/>
-                                <w:szCs w:val="21"/>
+                                <w:sz w:val="16"/>
+                                <w:szCs w:val="16"/>
                               </w:rPr>
                               <w:t>import</w:t>
                             </w:r>
@@ -5310,7 +5317,8 @@
                                 <w:noProof w:val="0"/>
                                 <w:color w:val="000000"/>
                                 <w:kern w:val="0"/>
-                                <w:szCs w:val="21"/>
+                                <w:sz w:val="16"/>
+                                <w:szCs w:val="16"/>
                               </w:rPr>
                               <w:t> nn</w:t>
                             </w:r>
@@ -5319,14 +5327,14 @@
                             <w:pPr>
                               <w:widowControl/>
                               <w:shd w:val="clear" w:color="auto" w:fill="FFFFFE"/>
-                              <w:spacing w:line="285" w:lineRule="atLeast"/>
                               <w:jc w:val="left"/>
                               <w:rPr>
-                                <w:rFonts w:ascii="Courier New" w:eastAsia="宋体" w:hAnsi="Courier New" w:cs="Courier New" w:hint="eastAsia"/>
-                                <w:noProof w:val="0"/>
-                                <w:color w:val="000000"/>
-                                <w:kern w:val="0"/>
-                                <w:szCs w:val="21"/>
+                                <w:rFonts w:ascii="Courier New" w:eastAsia="宋体" w:hAnsi="Courier New" w:cs="Courier New"/>
+                                <w:noProof w:val="0"/>
+                                <w:color w:val="000000"/>
+                                <w:kern w:val="0"/>
+                                <w:sz w:val="16"/>
+                                <w:szCs w:val="16"/>
                               </w:rPr>
                             </w:pPr>
                             <w:r>
@@ -5335,7 +5343,8 @@
                                 <w:noProof w:val="0"/>
                                 <w:color w:val="AF00DB"/>
                                 <w:kern w:val="0"/>
-                                <w:szCs w:val="21"/>
+                                <w:sz w:val="16"/>
+                                <w:szCs w:val="16"/>
                               </w:rPr>
                               <w:t>import</w:t>
                             </w:r>
@@ -5345,7 +5354,8 @@
                                 <w:noProof w:val="0"/>
                                 <w:color w:val="000000"/>
                                 <w:kern w:val="0"/>
-                                <w:szCs w:val="21"/>
+                                <w:sz w:val="16"/>
+                                <w:szCs w:val="16"/>
                               </w:rPr>
                               <w:t> torch.</w:t>
                             </w:r>
@@ -5356,7 +5366,8 @@
                                 <w:noProof w:val="0"/>
                                 <w:color w:val="000000"/>
                                 <w:kern w:val="0"/>
-                                <w:szCs w:val="21"/>
+                                <w:sz w:val="16"/>
+                                <w:szCs w:val="16"/>
                               </w:rPr>
                               <w:t>nn.functional</w:t>
                             </w:r>
@@ -5367,7 +5378,8 @@
                                 <w:noProof w:val="0"/>
                                 <w:color w:val="000000"/>
                                 <w:kern w:val="0"/>
-                                <w:szCs w:val="21"/>
+                                <w:sz w:val="16"/>
+                                <w:szCs w:val="16"/>
                               </w:rPr>
                               <w:t> </w:t>
                             </w:r>
@@ -5377,7 +5389,8 @@
                                 <w:noProof w:val="0"/>
                                 <w:color w:val="AF00DB"/>
                                 <w:kern w:val="0"/>
-                                <w:szCs w:val="21"/>
+                                <w:sz w:val="16"/>
+                                <w:szCs w:val="16"/>
                               </w:rPr>
                               <w:t>as</w:t>
                             </w:r>
@@ -5387,7 +5400,8 @@
                                 <w:noProof w:val="0"/>
                                 <w:color w:val="000000"/>
                                 <w:kern w:val="0"/>
-                                <w:szCs w:val="21"/>
+                                <w:sz w:val="16"/>
+                                <w:szCs w:val="16"/>
                               </w:rPr>
                               <w:t> F</w:t>
                             </w:r>
@@ -5396,14 +5410,14 @@
                             <w:pPr>
                               <w:widowControl/>
                               <w:shd w:val="clear" w:color="auto" w:fill="FFFFFE"/>
-                              <w:spacing w:line="285" w:lineRule="atLeast"/>
                               <w:jc w:val="left"/>
                               <w:rPr>
-                                <w:rFonts w:ascii="Courier New" w:eastAsia="宋体" w:hAnsi="Courier New" w:cs="Courier New" w:hint="eastAsia"/>
-                                <w:noProof w:val="0"/>
-                                <w:color w:val="000000"/>
-                                <w:kern w:val="0"/>
-                                <w:szCs w:val="21"/>
+                                <w:rFonts w:ascii="Courier New" w:eastAsia="宋体" w:hAnsi="Courier New" w:cs="Courier New"/>
+                                <w:noProof w:val="0"/>
+                                <w:color w:val="000000"/>
+                                <w:kern w:val="0"/>
+                                <w:sz w:val="16"/>
+                                <w:szCs w:val="16"/>
                               </w:rPr>
                             </w:pPr>
                             <w:r>
@@ -5412,7 +5426,8 @@
                                 <w:noProof w:val="0"/>
                                 <w:color w:val="000000"/>
                                 <w:kern w:val="0"/>
-                                <w:szCs w:val="21"/>
+                                <w:sz w:val="16"/>
+                                <w:szCs w:val="16"/>
                               </w:rPr>
                               <w:t>device = </w:t>
                             </w:r>
@@ -5422,7 +5437,8 @@
                                 <w:noProof w:val="0"/>
                                 <w:color w:val="A31515"/>
                                 <w:kern w:val="0"/>
-                                <w:szCs w:val="21"/>
+                                <w:sz w:val="16"/>
+                                <w:szCs w:val="16"/>
                               </w:rPr>
                               <w:t>'cuda'</w:t>
                             </w:r>
@@ -5432,7 +5448,8 @@
                                 <w:noProof w:val="0"/>
                                 <w:color w:val="000000"/>
                                 <w:kern w:val="0"/>
-                                <w:szCs w:val="21"/>
+                                <w:sz w:val="16"/>
+                                <w:szCs w:val="16"/>
                               </w:rPr>
                               <w:t> </w:t>
                             </w:r>
@@ -5442,7 +5459,8 @@
                                 <w:noProof w:val="0"/>
                                 <w:color w:val="AF00DB"/>
                                 <w:kern w:val="0"/>
-                                <w:szCs w:val="21"/>
+                                <w:sz w:val="16"/>
+                                <w:szCs w:val="16"/>
                               </w:rPr>
                               <w:t>if</w:t>
                             </w:r>
@@ -5452,7 +5470,8 @@
                                 <w:noProof w:val="0"/>
                                 <w:color w:val="000000"/>
                                 <w:kern w:val="0"/>
-                                <w:szCs w:val="21"/>
+                                <w:sz w:val="16"/>
+                                <w:szCs w:val="16"/>
                               </w:rPr>
                               <w:t> torch.cuda.is_</w:t>
                             </w:r>
@@ -5463,7 +5482,8 @@
                                 <w:noProof w:val="0"/>
                                 <w:color w:val="000000"/>
                                 <w:kern w:val="0"/>
-                                <w:szCs w:val="21"/>
+                                <w:sz w:val="16"/>
+                                <w:szCs w:val="16"/>
                               </w:rPr>
                               <w:t>available(</w:t>
                             </w:r>
@@ -5474,7 +5494,8 @@
                                 <w:noProof w:val="0"/>
                                 <w:color w:val="000000"/>
                                 <w:kern w:val="0"/>
-                                <w:szCs w:val="21"/>
+                                <w:sz w:val="16"/>
+                                <w:szCs w:val="16"/>
                               </w:rPr>
                               <w:t>) </w:t>
                             </w:r>
@@ -5484,7 +5505,8 @@
                                 <w:noProof w:val="0"/>
                                 <w:color w:val="AF00DB"/>
                                 <w:kern w:val="0"/>
-                                <w:szCs w:val="21"/>
+                                <w:sz w:val="16"/>
+                                <w:szCs w:val="16"/>
                               </w:rPr>
                               <w:t>else</w:t>
                             </w:r>
@@ -5494,7 +5516,8 @@
                                 <w:noProof w:val="0"/>
                                 <w:color w:val="000000"/>
                                 <w:kern w:val="0"/>
-                                <w:szCs w:val="21"/>
+                                <w:sz w:val="16"/>
+                                <w:szCs w:val="16"/>
                               </w:rPr>
                               <w:t> </w:t>
                             </w:r>
@@ -5504,7 +5527,8 @@
                                 <w:noProof w:val="0"/>
                                 <w:color w:val="A31515"/>
                                 <w:kern w:val="0"/>
-                                <w:szCs w:val="21"/>
+                                <w:sz w:val="16"/>
+                                <w:szCs w:val="16"/>
                               </w:rPr>
                               <w:t>'cpu'</w:t>
                             </w:r>
@@ -5513,14 +5537,14 @@
                             <w:pPr>
                               <w:widowControl/>
                               <w:shd w:val="clear" w:color="auto" w:fill="FFFFFE"/>
-                              <w:spacing w:line="285" w:lineRule="atLeast"/>
                               <w:jc w:val="left"/>
                               <w:rPr>
                                 <w:rFonts w:ascii="Courier New" w:eastAsia="宋体" w:hAnsi="Courier New" w:cs="Courier New"/>
                                 <w:noProof w:val="0"/>
                                 <w:color w:val="000000"/>
                                 <w:kern w:val="0"/>
-                                <w:szCs w:val="21"/>
+                                <w:sz w:val="16"/>
+                                <w:szCs w:val="16"/>
                               </w:rPr>
                             </w:pPr>
                             <w:r>
@@ -5529,7 +5553,8 @@
                                 <w:noProof w:val="0"/>
                                 <w:color w:val="000000"/>
                                 <w:kern w:val="0"/>
-                                <w:szCs w:val="21"/>
+                                <w:sz w:val="16"/>
+                                <w:szCs w:val="16"/>
                               </w:rPr>
                               <w:t>mnist_dim = </w:t>
                             </w:r>
@@ -5540,7 +5565,8 @@
                                 <w:noProof w:val="0"/>
                                 <w:color w:val="000000"/>
                                 <w:kern w:val="0"/>
-                                <w:szCs w:val="21"/>
+                                <w:sz w:val="16"/>
+                                <w:szCs w:val="16"/>
                               </w:rPr>
                               <w:t>X.shape</w:t>
                             </w:r>
@@ -5551,7 +5577,8 @@
                                 <w:noProof w:val="0"/>
                                 <w:color w:val="000000"/>
                                 <w:kern w:val="0"/>
-                                <w:szCs w:val="21"/>
+                                <w:sz w:val="16"/>
+                                <w:szCs w:val="16"/>
                               </w:rPr>
                               <w:t>[</w:t>
                             </w:r>
@@ -5561,7 +5588,8 @@
                                 <w:noProof w:val="0"/>
                                 <w:color w:val="09885A"/>
                                 <w:kern w:val="0"/>
-                                <w:szCs w:val="21"/>
+                                <w:sz w:val="16"/>
+                                <w:szCs w:val="16"/>
                               </w:rPr>
                               <w:t>1</w:t>
                             </w:r>
@@ -5571,7 +5599,8 @@
                                 <w:noProof w:val="0"/>
                                 <w:color w:val="000000"/>
                                 <w:kern w:val="0"/>
-                                <w:szCs w:val="21"/>
+                                <w:sz w:val="16"/>
+                                <w:szCs w:val="16"/>
                               </w:rPr>
                               <w:t>]</w:t>
                             </w:r>
@@ -5580,14 +5609,14 @@
                             <w:pPr>
                               <w:widowControl/>
                               <w:shd w:val="clear" w:color="auto" w:fill="FFFFFE"/>
-                              <w:spacing w:line="285" w:lineRule="atLeast"/>
                               <w:jc w:val="left"/>
                               <w:rPr>
                                 <w:rFonts w:ascii="Courier New" w:eastAsia="宋体" w:hAnsi="Courier New" w:cs="Courier New"/>
                                 <w:noProof w:val="0"/>
                                 <w:color w:val="000000"/>
                                 <w:kern w:val="0"/>
-                                <w:szCs w:val="21"/>
+                                <w:sz w:val="16"/>
+                                <w:szCs w:val="16"/>
                               </w:rPr>
                             </w:pPr>
                             <w:r>
@@ -5596,7 +5625,8 @@
                                 <w:noProof w:val="0"/>
                                 <w:color w:val="000000"/>
                                 <w:kern w:val="0"/>
-                                <w:szCs w:val="21"/>
+                                <w:sz w:val="16"/>
+                                <w:szCs w:val="16"/>
                               </w:rPr>
                               <w:t>hidden_dim = int(mnist_dim/</w:t>
                             </w:r>
@@ -5606,7 +5636,8 @@
                                 <w:noProof w:val="0"/>
                                 <w:color w:val="09885A"/>
                                 <w:kern w:val="0"/>
-                                <w:szCs w:val="21"/>
+                                <w:sz w:val="16"/>
+                                <w:szCs w:val="16"/>
                               </w:rPr>
                               <w:t>8</w:t>
                             </w:r>
@@ -5616,7 +5647,8 @@
                                 <w:noProof w:val="0"/>
                                 <w:color w:val="000000"/>
                                 <w:kern w:val="0"/>
-                                <w:szCs w:val="21"/>
+                                <w:sz w:val="16"/>
+                                <w:szCs w:val="16"/>
                               </w:rPr>
                               <w:t>)</w:t>
                             </w:r>
@@ -5625,14 +5657,14 @@
                             <w:pPr>
                               <w:widowControl/>
                               <w:shd w:val="clear" w:color="auto" w:fill="FFFFFE"/>
-                              <w:spacing w:line="285" w:lineRule="atLeast"/>
                               <w:jc w:val="left"/>
                               <w:rPr>
-                                <w:rFonts w:ascii="Courier New" w:eastAsia="宋体" w:hAnsi="Courier New" w:cs="Courier New" w:hint="eastAsia"/>
-                                <w:noProof w:val="0"/>
-                                <w:color w:val="000000"/>
-                                <w:kern w:val="0"/>
-                                <w:szCs w:val="21"/>
+                                <w:rFonts w:ascii="Courier New" w:eastAsia="宋体" w:hAnsi="Courier New" w:cs="Courier New"/>
+                                <w:noProof w:val="0"/>
+                                <w:color w:val="000000"/>
+                                <w:kern w:val="0"/>
+                                <w:sz w:val="16"/>
+                                <w:szCs w:val="16"/>
                               </w:rPr>
                             </w:pPr>
                             <w:r>
@@ -5641,7 +5673,8 @@
                                 <w:noProof w:val="0"/>
                                 <w:color w:val="000000"/>
                                 <w:kern w:val="0"/>
-                                <w:szCs w:val="21"/>
+                                <w:sz w:val="16"/>
+                                <w:szCs w:val="16"/>
                               </w:rPr>
                               <w:t>output_dim = </w:t>
                             </w:r>
@@ -5651,7 +5684,8 @@
                                 <w:noProof w:val="0"/>
                                 <w:color w:val="795E26"/>
                                 <w:kern w:val="0"/>
-                                <w:szCs w:val="21"/>
+                                <w:sz w:val="16"/>
+                                <w:szCs w:val="16"/>
                               </w:rPr>
                               <w:t>len</w:t>
                             </w:r>
@@ -5661,7 +5695,8 @@
                                 <w:noProof w:val="0"/>
                                 <w:color w:val="000000"/>
                                 <w:kern w:val="0"/>
-                                <w:szCs w:val="21"/>
+                                <w:sz w:val="16"/>
+                                <w:szCs w:val="16"/>
                               </w:rPr>
                               <w:t>(</w:t>
                             </w:r>
@@ -5672,7 +5707,8 @@
                                 <w:noProof w:val="0"/>
                                 <w:color w:val="000000"/>
                                 <w:kern w:val="0"/>
-                                <w:szCs w:val="21"/>
+                                <w:sz w:val="16"/>
+                                <w:szCs w:val="16"/>
                               </w:rPr>
                               <w:t>np.unique</w:t>
                             </w:r>
@@ -5683,7 +5719,8 @@
                                 <w:noProof w:val="0"/>
                                 <w:color w:val="000000"/>
                                 <w:kern w:val="0"/>
-                                <w:szCs w:val="21"/>
+                                <w:sz w:val="16"/>
+                                <w:szCs w:val="16"/>
                               </w:rPr>
                               <w:t>(mnist.target))</w:t>
                             </w:r>
@@ -5692,14 +5729,14 @@
                             <w:pPr>
                               <w:widowControl/>
                               <w:shd w:val="clear" w:color="auto" w:fill="FFFFFE"/>
-                              <w:spacing w:line="285" w:lineRule="atLeast"/>
                               <w:jc w:val="left"/>
                               <w:rPr>
-                                <w:rFonts w:ascii="Courier New" w:eastAsia="宋体" w:hAnsi="Courier New" w:cs="Courier New" w:hint="eastAsia"/>
-                                <w:noProof w:val="0"/>
-                                <w:color w:val="000000"/>
-                                <w:kern w:val="0"/>
-                                <w:szCs w:val="21"/>
+                                <w:rFonts w:ascii="Courier New" w:eastAsia="宋体" w:hAnsi="Courier New" w:cs="Courier New"/>
+                                <w:noProof w:val="0"/>
+                                <w:color w:val="000000"/>
+                                <w:kern w:val="0"/>
+                                <w:sz w:val="16"/>
+                                <w:szCs w:val="16"/>
                               </w:rPr>
                             </w:pPr>
                             <w:r>
@@ -5708,7 +5745,8 @@
                                 <w:noProof w:val="0"/>
                                 <w:color w:val="000000"/>
                                 <w:kern w:val="0"/>
-                                <w:szCs w:val="21"/>
+                                <w:sz w:val="16"/>
+                                <w:szCs w:val="16"/>
                               </w:rPr>
                               <w:t>mnist_dim, hidden_dim, output_dim</w:t>
                             </w:r>
@@ -5717,14 +5755,14 @@
                             <w:pPr>
                               <w:widowControl/>
                               <w:shd w:val="clear" w:color="auto" w:fill="FFFFFE"/>
-                              <w:spacing w:line="285" w:lineRule="atLeast"/>
                               <w:jc w:val="left"/>
                               <w:rPr>
-                                <w:rFonts w:ascii="Courier New" w:eastAsia="宋体" w:hAnsi="Courier New" w:cs="Courier New" w:hint="eastAsia"/>
-                                <w:noProof w:val="0"/>
-                                <w:color w:val="000000"/>
-                                <w:kern w:val="0"/>
-                                <w:szCs w:val="21"/>
+                                <w:rFonts w:ascii="Courier New" w:eastAsia="宋体" w:hAnsi="Courier New" w:cs="Courier New"/>
+                                <w:noProof w:val="0"/>
+                                <w:color w:val="000000"/>
+                                <w:kern w:val="0"/>
+                                <w:sz w:val="16"/>
+                                <w:szCs w:val="16"/>
                               </w:rPr>
                             </w:pPr>
                             <w:r>
@@ -5733,7 +5771,8 @@
                                 <w:noProof w:val="0"/>
                                 <w:color w:val="008000"/>
                                 <w:kern w:val="0"/>
-                                <w:szCs w:val="21"/>
+                                <w:sz w:val="16"/>
+                                <w:szCs w:val="16"/>
                               </w:rPr>
                               <w:t># A Neural network in PyTorch's framework.</w:t>
                             </w:r>
@@ -5742,14 +5781,14 @@
                             <w:pPr>
                               <w:widowControl/>
                               <w:shd w:val="clear" w:color="auto" w:fill="FFFFFE"/>
-                              <w:spacing w:line="285" w:lineRule="atLeast"/>
                               <w:jc w:val="left"/>
                               <w:rPr>
                                 <w:rFonts w:ascii="Courier New" w:eastAsia="宋体" w:hAnsi="Courier New" w:cs="Courier New"/>
                                 <w:noProof w:val="0"/>
                                 <w:color w:val="000000"/>
                                 <w:kern w:val="0"/>
-                                <w:szCs w:val="21"/>
+                                <w:sz w:val="16"/>
+                                <w:szCs w:val="16"/>
                               </w:rPr>
                             </w:pPr>
                             <w:r>
@@ -5758,7 +5797,8 @@
                                 <w:noProof w:val="0"/>
                                 <w:color w:val="0000FF"/>
                                 <w:kern w:val="0"/>
-                                <w:szCs w:val="21"/>
+                                <w:sz w:val="16"/>
+                                <w:szCs w:val="16"/>
                               </w:rPr>
                               <w:t>class</w:t>
                             </w:r>
@@ -5768,7 +5808,8 @@
                                 <w:noProof w:val="0"/>
                                 <w:color w:val="000000"/>
                                 <w:kern w:val="0"/>
-                                <w:szCs w:val="21"/>
+                                <w:sz w:val="16"/>
+                                <w:szCs w:val="16"/>
                               </w:rPr>
                               <w:t> </w:t>
                             </w:r>
@@ -5778,7 +5819,8 @@
                                 <w:noProof w:val="0"/>
                                 <w:color w:val="267F99"/>
                                 <w:kern w:val="0"/>
-                                <w:szCs w:val="21"/>
+                                <w:sz w:val="16"/>
+                                <w:szCs w:val="16"/>
                               </w:rPr>
                               <w:t>ClassifierModule</w:t>
                             </w:r>
@@ -5788,7 +5830,8 @@
                                 <w:noProof w:val="0"/>
                                 <w:color w:val="000000"/>
                                 <w:kern w:val="0"/>
-                                <w:szCs w:val="21"/>
+                                <w:sz w:val="16"/>
+                                <w:szCs w:val="16"/>
                               </w:rPr>
                               <w:t>(</w:t>
                             </w:r>
@@ -5799,7 +5842,8 @@
                                 <w:noProof w:val="0"/>
                                 <w:color w:val="267F99"/>
                                 <w:kern w:val="0"/>
-                                <w:szCs w:val="21"/>
+                                <w:sz w:val="16"/>
+                                <w:szCs w:val="16"/>
                               </w:rPr>
                               <w:t>nn</w:t>
                             </w:r>
@@ -5809,7 +5853,8 @@
                                 <w:noProof w:val="0"/>
                                 <w:color w:val="000000"/>
                                 <w:kern w:val="0"/>
-                                <w:szCs w:val="21"/>
+                                <w:sz w:val="16"/>
+                                <w:szCs w:val="16"/>
                               </w:rPr>
                               <w:t>.</w:t>
                             </w:r>
@@ -5819,7 +5864,8 @@
                                 <w:noProof w:val="0"/>
                                 <w:color w:val="267F99"/>
                                 <w:kern w:val="0"/>
-                                <w:szCs w:val="21"/>
+                                <w:sz w:val="16"/>
+                                <w:szCs w:val="16"/>
                               </w:rPr>
                               <w:t>Module</w:t>
                             </w:r>
@@ -5830,7 +5876,8 @@
                                 <w:noProof w:val="0"/>
                                 <w:color w:val="000000"/>
                                 <w:kern w:val="0"/>
-                                <w:szCs w:val="21"/>
+                                <w:sz w:val="16"/>
+                                <w:szCs w:val="16"/>
                               </w:rPr>
                               <w:t>):</w:t>
                             </w:r>
@@ -5839,14 +5886,14 @@
                             <w:pPr>
                               <w:widowControl/>
                               <w:shd w:val="clear" w:color="auto" w:fill="FFFFFE"/>
-                              <w:spacing w:line="285" w:lineRule="atLeast"/>
                               <w:jc w:val="left"/>
                               <w:rPr>
                                 <w:rFonts w:ascii="Courier New" w:eastAsia="宋体" w:hAnsi="Courier New" w:cs="Courier New"/>
                                 <w:noProof w:val="0"/>
                                 <w:color w:val="000000"/>
                                 <w:kern w:val="0"/>
-                                <w:szCs w:val="21"/>
+                                <w:sz w:val="16"/>
+                                <w:szCs w:val="16"/>
                               </w:rPr>
                             </w:pPr>
                             <w:r>
@@ -5855,7 +5902,8 @@
                                 <w:noProof w:val="0"/>
                                 <w:color w:val="000000"/>
                                 <w:kern w:val="0"/>
-                                <w:szCs w:val="21"/>
+                                <w:sz w:val="16"/>
+                                <w:szCs w:val="16"/>
                               </w:rPr>
                               <w:t>    </w:t>
                             </w:r>
@@ -5865,7 +5913,8 @@
                                 <w:noProof w:val="0"/>
                                 <w:color w:val="0000FF"/>
                                 <w:kern w:val="0"/>
-                                <w:szCs w:val="21"/>
+                                <w:sz w:val="16"/>
+                                <w:szCs w:val="16"/>
                               </w:rPr>
                               <w:t>def</w:t>
                             </w:r>
@@ -5875,7 +5924,8 @@
                                 <w:noProof w:val="0"/>
                                 <w:color w:val="000000"/>
                                 <w:kern w:val="0"/>
-                                <w:szCs w:val="21"/>
+                                <w:sz w:val="16"/>
+                                <w:szCs w:val="16"/>
                               </w:rPr>
                               <w:t> </w:t>
                             </w:r>
@@ -5885,7 +5935,8 @@
                                 <w:noProof w:val="0"/>
                                 <w:color w:val="795E26"/>
                                 <w:kern w:val="0"/>
-                                <w:szCs w:val="21"/>
+                                <w:sz w:val="16"/>
+                                <w:szCs w:val="16"/>
                               </w:rPr>
                               <w:t>__init_</w:t>
                             </w:r>
@@ -5896,7 +5947,8 @@
                                 <w:noProof w:val="0"/>
                                 <w:color w:val="795E26"/>
                                 <w:kern w:val="0"/>
-                                <w:szCs w:val="21"/>
+                                <w:sz w:val="16"/>
+                                <w:szCs w:val="16"/>
                               </w:rPr>
                               <w:t>_</w:t>
                             </w:r>
@@ -5906,7 +5958,8 @@
                                 <w:noProof w:val="0"/>
                                 <w:color w:val="000000"/>
                                 <w:kern w:val="0"/>
-                                <w:szCs w:val="21"/>
+                                <w:sz w:val="16"/>
+                                <w:szCs w:val="16"/>
                               </w:rPr>
                               <w:t>(</w:t>
                             </w:r>
@@ -5916,14 +5969,14 @@
                             <w:pPr>
                               <w:widowControl/>
                               <w:shd w:val="clear" w:color="auto" w:fill="FFFFFE"/>
-                              <w:spacing w:line="285" w:lineRule="atLeast"/>
                               <w:jc w:val="left"/>
                               <w:rPr>
                                 <w:rFonts w:ascii="Courier New" w:eastAsia="宋体" w:hAnsi="Courier New" w:cs="Courier New"/>
                                 <w:noProof w:val="0"/>
                                 <w:color w:val="000000"/>
                                 <w:kern w:val="0"/>
-                                <w:szCs w:val="21"/>
+                                <w:sz w:val="16"/>
+                                <w:szCs w:val="16"/>
                               </w:rPr>
                             </w:pPr>
                             <w:r>
@@ -5932,7 +5985,8 @@
                                 <w:noProof w:val="0"/>
                                 <w:color w:val="000000"/>
                                 <w:kern w:val="0"/>
-                                <w:szCs w:val="21"/>
+                                <w:sz w:val="16"/>
+                                <w:szCs w:val="16"/>
                               </w:rPr>
                               <w:t>            </w:t>
                             </w:r>
@@ -5942,7 +5996,8 @@
                                 <w:noProof w:val="0"/>
                                 <w:color w:val="001080"/>
                                 <w:kern w:val="0"/>
-                                <w:szCs w:val="21"/>
+                                <w:sz w:val="16"/>
+                                <w:szCs w:val="16"/>
                               </w:rPr>
                               <w:t>self</w:t>
                             </w:r>
@@ -5952,7 +6007,8 @@
                                 <w:noProof w:val="0"/>
                                 <w:color w:val="000000"/>
                                 <w:kern w:val="0"/>
-                                <w:szCs w:val="21"/>
+                                <w:sz w:val="16"/>
+                                <w:szCs w:val="16"/>
                               </w:rPr>
                               <w:t>,</w:t>
                             </w:r>
@@ -5961,14 +6017,14 @@
                             <w:pPr>
                               <w:widowControl/>
                               <w:shd w:val="clear" w:color="auto" w:fill="FFFFFE"/>
-                              <w:spacing w:line="285" w:lineRule="atLeast"/>
                               <w:jc w:val="left"/>
                               <w:rPr>
                                 <w:rFonts w:ascii="Courier New" w:eastAsia="宋体" w:hAnsi="Courier New" w:cs="Courier New"/>
                                 <w:noProof w:val="0"/>
                                 <w:color w:val="000000"/>
                                 <w:kern w:val="0"/>
-                                <w:szCs w:val="21"/>
+                                <w:sz w:val="16"/>
+                                <w:szCs w:val="16"/>
                               </w:rPr>
                             </w:pPr>
                             <w:r>
@@ -5977,7 +6033,8 @@
                                 <w:noProof w:val="0"/>
                                 <w:color w:val="000000"/>
                                 <w:kern w:val="0"/>
-                                <w:szCs w:val="21"/>
+                                <w:sz w:val="16"/>
+                                <w:szCs w:val="16"/>
                               </w:rPr>
                               <w:t>            </w:t>
                             </w:r>
@@ -5987,7 +6044,8 @@
                                 <w:noProof w:val="0"/>
                                 <w:color w:val="001080"/>
                                 <w:kern w:val="0"/>
-                                <w:szCs w:val="21"/>
+                                <w:sz w:val="16"/>
+                                <w:szCs w:val="16"/>
                               </w:rPr>
                               <w:t>input_dim</w:t>
                             </w:r>
@@ -5997,7 +6055,8 @@
                                 <w:noProof w:val="0"/>
                                 <w:color w:val="000000"/>
                                 <w:kern w:val="0"/>
-                                <w:szCs w:val="21"/>
+                                <w:sz w:val="16"/>
+                                <w:szCs w:val="16"/>
                               </w:rPr>
                               <w:t>=mnist_dim,</w:t>
                             </w:r>
@@ -6006,14 +6065,14 @@
                             <w:pPr>
                               <w:widowControl/>
                               <w:shd w:val="clear" w:color="auto" w:fill="FFFFFE"/>
-                              <w:spacing w:line="285" w:lineRule="atLeast"/>
                               <w:jc w:val="left"/>
                               <w:rPr>
                                 <w:rFonts w:ascii="Courier New" w:eastAsia="宋体" w:hAnsi="Courier New" w:cs="Courier New"/>
                                 <w:noProof w:val="0"/>
                                 <w:color w:val="000000"/>
                                 <w:kern w:val="0"/>
-                                <w:szCs w:val="21"/>
+                                <w:sz w:val="16"/>
+                                <w:szCs w:val="16"/>
                               </w:rPr>
                             </w:pPr>
                             <w:r>
@@ -6022,7 +6081,8 @@
                                 <w:noProof w:val="0"/>
                                 <w:color w:val="000000"/>
                                 <w:kern w:val="0"/>
-                                <w:szCs w:val="21"/>
+                                <w:sz w:val="16"/>
+                                <w:szCs w:val="16"/>
                               </w:rPr>
                               <w:t>            </w:t>
                             </w:r>
@@ -6032,7 +6092,8 @@
                                 <w:noProof w:val="0"/>
                                 <w:color w:val="001080"/>
                                 <w:kern w:val="0"/>
-                                <w:szCs w:val="21"/>
+                                <w:sz w:val="16"/>
+                                <w:szCs w:val="16"/>
                               </w:rPr>
                               <w:t>hidden_dim</w:t>
                             </w:r>
@@ -6042,7 +6103,8 @@
                                 <w:noProof w:val="0"/>
                                 <w:color w:val="000000"/>
                                 <w:kern w:val="0"/>
-                                <w:szCs w:val="21"/>
+                                <w:sz w:val="16"/>
+                                <w:szCs w:val="16"/>
                               </w:rPr>
                               <w:t>=hidden_dim,</w:t>
                             </w:r>
@@ -6051,14 +6113,14 @@
                             <w:pPr>
                               <w:widowControl/>
                               <w:shd w:val="clear" w:color="auto" w:fill="FFFFFE"/>
-                              <w:spacing w:line="285" w:lineRule="atLeast"/>
                               <w:jc w:val="left"/>
                               <w:rPr>
                                 <w:rFonts w:ascii="Courier New" w:eastAsia="宋体" w:hAnsi="Courier New" w:cs="Courier New"/>
                                 <w:noProof w:val="0"/>
                                 <w:color w:val="000000"/>
                                 <w:kern w:val="0"/>
-                                <w:szCs w:val="21"/>
+                                <w:sz w:val="16"/>
+                                <w:szCs w:val="16"/>
                               </w:rPr>
                             </w:pPr>
                             <w:r>
@@ -6067,7 +6129,8 @@
                                 <w:noProof w:val="0"/>
                                 <w:color w:val="000000"/>
                                 <w:kern w:val="0"/>
-                                <w:szCs w:val="21"/>
+                                <w:sz w:val="16"/>
+                                <w:szCs w:val="16"/>
                               </w:rPr>
                               <w:t>            </w:t>
                             </w:r>
@@ -6077,7 +6140,8 @@
                                 <w:noProof w:val="0"/>
                                 <w:color w:val="001080"/>
                                 <w:kern w:val="0"/>
-                                <w:szCs w:val="21"/>
+                                <w:sz w:val="16"/>
+                                <w:szCs w:val="16"/>
                               </w:rPr>
                               <w:t>output_dim</w:t>
                             </w:r>
@@ -6087,7 +6151,8 @@
                                 <w:noProof w:val="0"/>
                                 <w:color w:val="000000"/>
                                 <w:kern w:val="0"/>
-                                <w:szCs w:val="21"/>
+                                <w:sz w:val="16"/>
+                                <w:szCs w:val="16"/>
                               </w:rPr>
                               <w:t>=output_dim,</w:t>
                             </w:r>
@@ -6096,14 +6161,14 @@
                             <w:pPr>
                               <w:widowControl/>
                               <w:shd w:val="clear" w:color="auto" w:fill="FFFFFE"/>
-                              <w:spacing w:line="285" w:lineRule="atLeast"/>
                               <w:jc w:val="left"/>
                               <w:rPr>
                                 <w:rFonts w:ascii="Courier New" w:eastAsia="宋体" w:hAnsi="Courier New" w:cs="Courier New"/>
                                 <w:noProof w:val="0"/>
                                 <w:color w:val="000000"/>
                                 <w:kern w:val="0"/>
-                                <w:szCs w:val="21"/>
+                                <w:sz w:val="16"/>
+                                <w:szCs w:val="16"/>
                               </w:rPr>
                             </w:pPr>
                             <w:r>
@@ -6112,7 +6177,8 @@
                                 <w:noProof w:val="0"/>
                                 <w:color w:val="000000"/>
                                 <w:kern w:val="0"/>
-                                <w:szCs w:val="21"/>
+                                <w:sz w:val="16"/>
+                                <w:szCs w:val="16"/>
                               </w:rPr>
                               <w:t>            </w:t>
                             </w:r>
@@ -6122,7 +6188,8 @@
                                 <w:noProof w:val="0"/>
                                 <w:color w:val="001080"/>
                                 <w:kern w:val="0"/>
-                                <w:szCs w:val="21"/>
+                                <w:sz w:val="16"/>
+                                <w:szCs w:val="16"/>
                               </w:rPr>
                               <w:t>dropout</w:t>
                             </w:r>
@@ -6132,7 +6199,8 @@
                                 <w:noProof w:val="0"/>
                                 <w:color w:val="000000"/>
                                 <w:kern w:val="0"/>
-                                <w:szCs w:val="21"/>
+                                <w:sz w:val="16"/>
+                                <w:szCs w:val="16"/>
                               </w:rPr>
                               <w:t>=</w:t>
                             </w:r>
@@ -6142,7 +6210,8 @@
                                 <w:noProof w:val="0"/>
                                 <w:color w:val="09885A"/>
                                 <w:kern w:val="0"/>
-                                <w:szCs w:val="21"/>
+                                <w:sz w:val="16"/>
+                                <w:szCs w:val="16"/>
                               </w:rPr>
                               <w:t>0.5</w:t>
                             </w:r>
@@ -6152,7 +6221,8 @@
                                 <w:noProof w:val="0"/>
                                 <w:color w:val="000000"/>
                                 <w:kern w:val="0"/>
-                                <w:szCs w:val="21"/>
+                                <w:sz w:val="16"/>
+                                <w:szCs w:val="16"/>
                               </w:rPr>
                               <w:t>,</w:t>
                             </w:r>
@@ -6161,14 +6231,14 @@
                             <w:pPr>
                               <w:widowControl/>
                               <w:shd w:val="clear" w:color="auto" w:fill="FFFFFE"/>
-                              <w:spacing w:line="285" w:lineRule="atLeast"/>
                               <w:jc w:val="left"/>
                               <w:rPr>
                                 <w:rFonts w:ascii="Courier New" w:eastAsia="宋体" w:hAnsi="Courier New" w:cs="Courier New"/>
                                 <w:noProof w:val="0"/>
                                 <w:color w:val="000000"/>
                                 <w:kern w:val="0"/>
-                                <w:szCs w:val="21"/>
+                                <w:sz w:val="16"/>
+                                <w:szCs w:val="16"/>
                               </w:rPr>
                             </w:pPr>
                             <w:r>
@@ -6177,7 +6247,8 @@
                                 <w:noProof w:val="0"/>
                                 <w:color w:val="000000"/>
                                 <w:kern w:val="0"/>
-                                <w:szCs w:val="21"/>
+                                <w:sz w:val="16"/>
+                                <w:szCs w:val="16"/>
                               </w:rPr>
                               <w:t>    ):</w:t>
                             </w:r>
@@ -6186,14 +6257,14 @@
                             <w:pPr>
                               <w:widowControl/>
                               <w:shd w:val="clear" w:color="auto" w:fill="FFFFFE"/>
-                              <w:spacing w:line="285" w:lineRule="atLeast"/>
                               <w:jc w:val="left"/>
                               <w:rPr>
                                 <w:rFonts w:ascii="Courier New" w:eastAsia="宋体" w:hAnsi="Courier New" w:cs="Courier New"/>
                                 <w:noProof w:val="0"/>
                                 <w:color w:val="000000"/>
                                 <w:kern w:val="0"/>
-                                <w:szCs w:val="21"/>
+                                <w:sz w:val="16"/>
+                                <w:szCs w:val="16"/>
                               </w:rPr>
                             </w:pPr>
                             <w:r>
@@ -6202,7 +6273,8 @@
                                 <w:noProof w:val="0"/>
                                 <w:color w:val="000000"/>
                                 <w:kern w:val="0"/>
-                                <w:szCs w:val="21"/>
+                                <w:sz w:val="16"/>
+                                <w:szCs w:val="16"/>
                               </w:rPr>
                               <w:t>        </w:t>
                             </w:r>
@@ -6213,7 +6285,8 @@
                                 <w:noProof w:val="0"/>
                                 <w:color w:val="000000"/>
                                 <w:kern w:val="0"/>
-                                <w:szCs w:val="21"/>
+                                <w:sz w:val="16"/>
+                                <w:szCs w:val="16"/>
                               </w:rPr>
                               <w:t>super(</w:t>
                             </w:r>
@@ -6224,7 +6297,8 @@
                                 <w:noProof w:val="0"/>
                                 <w:color w:val="000000"/>
                                 <w:kern w:val="0"/>
-                                <w:szCs w:val="21"/>
+                                <w:sz w:val="16"/>
+                                <w:szCs w:val="16"/>
                               </w:rPr>
                               <w:t>ClassifierModule, </w:t>
                             </w:r>
@@ -6234,7 +6308,8 @@
                                 <w:noProof w:val="0"/>
                                 <w:color w:val="001080"/>
                                 <w:kern w:val="0"/>
-                                <w:szCs w:val="21"/>
+                                <w:sz w:val="16"/>
+                                <w:szCs w:val="16"/>
                               </w:rPr>
                               <w:t>self</w:t>
                             </w:r>
@@ -6244,7 +6319,8 @@
                                 <w:noProof w:val="0"/>
                                 <w:color w:val="000000"/>
                                 <w:kern w:val="0"/>
-                                <w:szCs w:val="21"/>
+                                <w:sz w:val="16"/>
+                                <w:szCs w:val="16"/>
                               </w:rPr>
                               <w:t>).</w:t>
                             </w:r>
@@ -6254,7 +6330,8 @@
                                 <w:noProof w:val="0"/>
                                 <w:color w:val="795E26"/>
                                 <w:kern w:val="0"/>
-                                <w:szCs w:val="21"/>
+                                <w:sz w:val="16"/>
+                                <w:szCs w:val="16"/>
                               </w:rPr>
                               <w:t>__init__</w:t>
                             </w:r>
@@ -6264,7 +6341,8 @@
                                 <w:noProof w:val="0"/>
                                 <w:color w:val="000000"/>
                                 <w:kern w:val="0"/>
-                                <w:szCs w:val="21"/>
+                                <w:sz w:val="16"/>
+                                <w:szCs w:val="16"/>
                               </w:rPr>
                               <w:t>()</w:t>
                             </w:r>
@@ -6273,14 +6351,14 @@
                             <w:pPr>
                               <w:widowControl/>
                               <w:shd w:val="clear" w:color="auto" w:fill="FFFFFE"/>
-                              <w:spacing w:line="285" w:lineRule="atLeast"/>
                               <w:jc w:val="left"/>
                               <w:rPr>
-                                <w:rFonts w:ascii="Courier New" w:eastAsia="宋体" w:hAnsi="Courier New" w:cs="Courier New" w:hint="eastAsia"/>
-                                <w:noProof w:val="0"/>
-                                <w:color w:val="000000"/>
-                                <w:kern w:val="0"/>
-                                <w:szCs w:val="21"/>
+                                <w:rFonts w:ascii="Courier New" w:eastAsia="宋体" w:hAnsi="Courier New" w:cs="Courier New"/>
+                                <w:noProof w:val="0"/>
+                                <w:color w:val="000000"/>
+                                <w:kern w:val="0"/>
+                                <w:sz w:val="16"/>
+                                <w:szCs w:val="16"/>
                               </w:rPr>
                             </w:pPr>
                             <w:r>
@@ -6289,7 +6367,8 @@
                                 <w:noProof w:val="0"/>
                                 <w:color w:val="000000"/>
                                 <w:kern w:val="0"/>
-                                <w:szCs w:val="21"/>
+                                <w:sz w:val="16"/>
+                                <w:szCs w:val="16"/>
                               </w:rPr>
                               <w:t>        </w:t>
                             </w:r>
@@ -6300,7 +6379,8 @@
                                 <w:noProof w:val="0"/>
                                 <w:color w:val="001080"/>
                                 <w:kern w:val="0"/>
-                                <w:szCs w:val="21"/>
+                                <w:sz w:val="16"/>
+                                <w:szCs w:val="16"/>
                               </w:rPr>
                               <w:t>self</w:t>
                             </w:r>
@@ -6310,7 +6390,8 @@
                                 <w:noProof w:val="0"/>
                                 <w:color w:val="000000"/>
                                 <w:kern w:val="0"/>
-                                <w:szCs w:val="21"/>
+                                <w:sz w:val="16"/>
+                                <w:szCs w:val="16"/>
                               </w:rPr>
                               <w:t>.dropout</w:t>
                             </w:r>
@@ -6321,7 +6402,8 @@
                                 <w:noProof w:val="0"/>
                                 <w:color w:val="000000"/>
                                 <w:kern w:val="0"/>
-                                <w:szCs w:val="21"/>
+                                <w:sz w:val="16"/>
+                                <w:szCs w:val="16"/>
                               </w:rPr>
                               <w:t> = nn.Dropout(dropout)</w:t>
                             </w:r>
@@ -6330,14 +6412,14 @@
                             <w:pPr>
                               <w:widowControl/>
                               <w:shd w:val="clear" w:color="auto" w:fill="FFFFFE"/>
-                              <w:spacing w:line="285" w:lineRule="atLeast"/>
                               <w:jc w:val="left"/>
                               <w:rPr>
                                 <w:rFonts w:ascii="Courier New" w:eastAsia="宋体" w:hAnsi="Courier New" w:cs="Courier New"/>
                                 <w:noProof w:val="0"/>
                                 <w:color w:val="000000"/>
                                 <w:kern w:val="0"/>
-                                <w:szCs w:val="21"/>
+                                <w:sz w:val="16"/>
+                                <w:szCs w:val="16"/>
                               </w:rPr>
                             </w:pPr>
                             <w:r>
@@ -6346,7 +6428,8 @@
                                 <w:noProof w:val="0"/>
                                 <w:color w:val="000000"/>
                                 <w:kern w:val="0"/>
-                                <w:szCs w:val="21"/>
+                                <w:sz w:val="16"/>
+                                <w:szCs w:val="16"/>
                               </w:rPr>
                               <w:t>        </w:t>
                             </w:r>
@@ -6357,7 +6440,8 @@
                                 <w:noProof w:val="0"/>
                                 <w:color w:val="001080"/>
                                 <w:kern w:val="0"/>
-                                <w:szCs w:val="21"/>
+                                <w:sz w:val="16"/>
+                                <w:szCs w:val="16"/>
                               </w:rPr>
                               <w:t>self</w:t>
                             </w:r>
@@ -6367,7 +6451,8 @@
                                 <w:noProof w:val="0"/>
                                 <w:color w:val="000000"/>
                                 <w:kern w:val="0"/>
-                                <w:szCs w:val="21"/>
+                                <w:sz w:val="16"/>
+                                <w:szCs w:val="16"/>
                               </w:rPr>
                               <w:t>.hidden</w:t>
                             </w:r>
@@ -6378,7 +6463,8 @@
                                 <w:noProof w:val="0"/>
                                 <w:color w:val="000000"/>
                                 <w:kern w:val="0"/>
-                                <w:szCs w:val="21"/>
+                                <w:sz w:val="16"/>
+                                <w:szCs w:val="16"/>
                               </w:rPr>
                               <w:t> = nn.Linear(input_dim, hidden_dim)</w:t>
                             </w:r>
@@ -6387,14 +6473,14 @@
                             <w:pPr>
                               <w:widowControl/>
                               <w:shd w:val="clear" w:color="auto" w:fill="FFFFFE"/>
-                              <w:spacing w:line="285" w:lineRule="atLeast"/>
                               <w:jc w:val="left"/>
                               <w:rPr>
                                 <w:rFonts w:ascii="Courier New" w:eastAsia="宋体" w:hAnsi="Courier New" w:cs="Courier New"/>
                                 <w:noProof w:val="0"/>
                                 <w:color w:val="000000"/>
                                 <w:kern w:val="0"/>
-                                <w:szCs w:val="21"/>
+                                <w:sz w:val="16"/>
+                                <w:szCs w:val="16"/>
                               </w:rPr>
                             </w:pPr>
                             <w:r>
@@ -6403,7 +6489,8 @@
                                 <w:noProof w:val="0"/>
                                 <w:color w:val="000000"/>
                                 <w:kern w:val="0"/>
-                                <w:szCs w:val="21"/>
+                                <w:sz w:val="16"/>
+                                <w:szCs w:val="16"/>
                               </w:rPr>
                               <w:t>        </w:t>
                             </w:r>
@@ -6414,7 +6501,8 @@
                                 <w:noProof w:val="0"/>
                                 <w:color w:val="001080"/>
                                 <w:kern w:val="0"/>
-                                <w:szCs w:val="21"/>
+                                <w:sz w:val="16"/>
+                                <w:szCs w:val="16"/>
                               </w:rPr>
                               <w:t>self</w:t>
                             </w:r>
@@ -6424,7 +6512,8 @@
                                 <w:noProof w:val="0"/>
                                 <w:color w:val="000000"/>
                                 <w:kern w:val="0"/>
-                                <w:szCs w:val="21"/>
+                                <w:sz w:val="16"/>
+                                <w:szCs w:val="16"/>
                               </w:rPr>
                               <w:t>.output</w:t>
                             </w:r>
@@ -6435,7 +6524,8 @@
                                 <w:noProof w:val="0"/>
                                 <w:color w:val="000000"/>
                                 <w:kern w:val="0"/>
-                                <w:szCs w:val="21"/>
+                                <w:sz w:val="16"/>
+                                <w:szCs w:val="16"/>
                               </w:rPr>
                               <w:t> = nn.Linear(hidden_dim, output_dim)</w:t>
                             </w:r>
@@ -6444,14 +6534,14 @@
                             <w:pPr>
                               <w:widowControl/>
                               <w:shd w:val="clear" w:color="auto" w:fill="FFFFFE"/>
-                              <w:spacing w:line="285" w:lineRule="atLeast"/>
                               <w:jc w:val="left"/>
                               <w:rPr>
                                 <w:rFonts w:ascii="Courier New" w:eastAsia="宋体" w:hAnsi="Courier New" w:cs="Courier New"/>
                                 <w:noProof w:val="0"/>
                                 <w:color w:val="000000"/>
                                 <w:kern w:val="0"/>
-                                <w:szCs w:val="21"/>
+                                <w:sz w:val="16"/>
+                                <w:szCs w:val="16"/>
                               </w:rPr>
                             </w:pPr>
                           </w:p>
@@ -6459,14 +6549,14 @@
                             <w:pPr>
                               <w:widowControl/>
                               <w:shd w:val="clear" w:color="auto" w:fill="FFFFFE"/>
-                              <w:spacing w:line="285" w:lineRule="atLeast"/>
                               <w:jc w:val="left"/>
                               <w:rPr>
                                 <w:rFonts w:ascii="Courier New" w:eastAsia="宋体" w:hAnsi="Courier New" w:cs="Courier New"/>
                                 <w:noProof w:val="0"/>
                                 <w:color w:val="000000"/>
                                 <w:kern w:val="0"/>
-                                <w:szCs w:val="21"/>
+                                <w:sz w:val="16"/>
+                                <w:szCs w:val="16"/>
                               </w:rPr>
                             </w:pPr>
                             <w:r>
@@ -6475,7 +6565,8 @@
                                 <w:noProof w:val="0"/>
                                 <w:color w:val="000000"/>
                                 <w:kern w:val="0"/>
-                                <w:szCs w:val="21"/>
+                                <w:sz w:val="16"/>
+                                <w:szCs w:val="16"/>
                               </w:rPr>
                               <w:t>    </w:t>
                             </w:r>
@@ -6485,7 +6576,8 @@
                                 <w:noProof w:val="0"/>
                                 <w:color w:val="0000FF"/>
                                 <w:kern w:val="0"/>
-                                <w:szCs w:val="21"/>
+                                <w:sz w:val="16"/>
+                                <w:szCs w:val="16"/>
                               </w:rPr>
                               <w:t>def</w:t>
                             </w:r>
@@ -6495,7 +6587,8 @@
                                 <w:noProof w:val="0"/>
                                 <w:color w:val="000000"/>
                                 <w:kern w:val="0"/>
-                                <w:szCs w:val="21"/>
+                                <w:sz w:val="16"/>
+                                <w:szCs w:val="16"/>
                               </w:rPr>
                               <w:t> </w:t>
                             </w:r>
@@ -6506,7 +6599,8 @@
                                 <w:noProof w:val="0"/>
                                 <w:color w:val="795E26"/>
                                 <w:kern w:val="0"/>
-                                <w:szCs w:val="21"/>
+                                <w:sz w:val="16"/>
+                                <w:szCs w:val="16"/>
                               </w:rPr>
                               <w:t>forward</w:t>
                             </w:r>
@@ -6516,7 +6610,8 @@
                                 <w:noProof w:val="0"/>
                                 <w:color w:val="000000"/>
                                 <w:kern w:val="0"/>
-                                <w:szCs w:val="21"/>
+                                <w:sz w:val="16"/>
+                                <w:szCs w:val="16"/>
                               </w:rPr>
                               <w:t>(</w:t>
                             </w:r>
@@ -6527,7 +6622,8 @@
                                 <w:noProof w:val="0"/>
                                 <w:color w:val="001080"/>
                                 <w:kern w:val="0"/>
-                                <w:szCs w:val="21"/>
+                                <w:sz w:val="16"/>
+                                <w:szCs w:val="16"/>
                               </w:rPr>
                               <w:t>self</w:t>
                             </w:r>
@@ -6537,7 +6633,8 @@
                                 <w:noProof w:val="0"/>
                                 <w:color w:val="000000"/>
                                 <w:kern w:val="0"/>
-                                <w:szCs w:val="21"/>
+                                <w:sz w:val="16"/>
+                                <w:szCs w:val="16"/>
                               </w:rPr>
                               <w:t>, </w:t>
                             </w:r>
@@ -6547,7 +6644,8 @@
                                 <w:noProof w:val="0"/>
                                 <w:color w:val="001080"/>
                                 <w:kern w:val="0"/>
-                                <w:szCs w:val="21"/>
+                                <w:sz w:val="16"/>
+                                <w:szCs w:val="16"/>
                               </w:rPr>
                               <w:t>X</w:t>
                             </w:r>
@@ -6557,7 +6655,8 @@
                                 <w:noProof w:val="0"/>
                                 <w:color w:val="000000"/>
                                 <w:kern w:val="0"/>
-                                <w:szCs w:val="21"/>
+                                <w:sz w:val="16"/>
+                                <w:szCs w:val="16"/>
                               </w:rPr>
                               <w:t>, **</w:t>
                             </w:r>
@@ -6567,7 +6666,8 @@
                                 <w:noProof w:val="0"/>
                                 <w:color w:val="001080"/>
                                 <w:kern w:val="0"/>
-                                <w:szCs w:val="21"/>
+                                <w:sz w:val="16"/>
+                                <w:szCs w:val="16"/>
                               </w:rPr>
                               <w:t>kwargs</w:t>
                             </w:r>
@@ -6577,7 +6677,8 @@
                                 <w:noProof w:val="0"/>
                                 <w:color w:val="000000"/>
                                 <w:kern w:val="0"/>
-                                <w:szCs w:val="21"/>
+                                <w:sz w:val="16"/>
+                                <w:szCs w:val="16"/>
                               </w:rPr>
                               <w:t>):</w:t>
                             </w:r>
@@ -6586,14 +6687,14 @@
                             <w:pPr>
                               <w:widowControl/>
                               <w:shd w:val="clear" w:color="auto" w:fill="FFFFFE"/>
-                              <w:spacing w:line="285" w:lineRule="atLeast"/>
                               <w:jc w:val="left"/>
                               <w:rPr>
                                 <w:rFonts w:ascii="Courier New" w:eastAsia="宋体" w:hAnsi="Courier New" w:cs="Courier New"/>
                                 <w:noProof w:val="0"/>
                                 <w:color w:val="000000"/>
                                 <w:kern w:val="0"/>
-                                <w:szCs w:val="21"/>
+                                <w:sz w:val="16"/>
+                                <w:szCs w:val="16"/>
                               </w:rPr>
                             </w:pPr>
                             <w:r>
@@ -6602,7 +6703,8 @@
                                 <w:noProof w:val="0"/>
                                 <w:color w:val="000000"/>
                                 <w:kern w:val="0"/>
-                                <w:szCs w:val="21"/>
+                                <w:sz w:val="16"/>
+                                <w:szCs w:val="16"/>
                               </w:rPr>
                               <w:t>        X = </w:t>
                             </w:r>
@@ -6613,7 +6715,8 @@
                                 <w:noProof w:val="0"/>
                                 <w:color w:val="000000"/>
                                 <w:kern w:val="0"/>
-                                <w:szCs w:val="21"/>
+                                <w:sz w:val="16"/>
+                                <w:szCs w:val="16"/>
                               </w:rPr>
                               <w:t>F.relu</w:t>
                             </w:r>
@@ -6624,7 +6727,8 @@
                                 <w:noProof w:val="0"/>
                                 <w:color w:val="000000"/>
                                 <w:kern w:val="0"/>
-                                <w:szCs w:val="21"/>
+                                <w:sz w:val="16"/>
+                                <w:szCs w:val="16"/>
                               </w:rPr>
                               <w:t>(</w:t>
                             </w:r>
@@ -6634,7 +6738,8 @@
                                 <w:noProof w:val="0"/>
                                 <w:color w:val="001080"/>
                                 <w:kern w:val="0"/>
-                                <w:szCs w:val="21"/>
+                                <w:sz w:val="16"/>
+                                <w:szCs w:val="16"/>
                               </w:rPr>
                               <w:t>self</w:t>
                             </w:r>
@@ -6644,7 +6749,8 @@
                                 <w:noProof w:val="0"/>
                                 <w:color w:val="000000"/>
                                 <w:kern w:val="0"/>
-                                <w:szCs w:val="21"/>
+                                <w:sz w:val="16"/>
+                                <w:szCs w:val="16"/>
                               </w:rPr>
                               <w:t>.hidden(X))</w:t>
                             </w:r>
@@ -6653,14 +6759,14 @@
                             <w:pPr>
                               <w:widowControl/>
                               <w:shd w:val="clear" w:color="auto" w:fill="FFFFFE"/>
-                              <w:spacing w:line="285" w:lineRule="atLeast"/>
                               <w:jc w:val="left"/>
                               <w:rPr>
                                 <w:rFonts w:ascii="Courier New" w:eastAsia="宋体" w:hAnsi="Courier New" w:cs="Courier New"/>
                                 <w:noProof w:val="0"/>
                                 <w:color w:val="000000"/>
                                 <w:kern w:val="0"/>
-                                <w:szCs w:val="21"/>
+                                <w:sz w:val="16"/>
+                                <w:szCs w:val="16"/>
                               </w:rPr>
                             </w:pPr>
                             <w:r>
@@ -6669,7 +6775,8 @@
                                 <w:noProof w:val="0"/>
                                 <w:color w:val="000000"/>
                                 <w:kern w:val="0"/>
-                                <w:szCs w:val="21"/>
+                                <w:sz w:val="16"/>
+                                <w:szCs w:val="16"/>
                               </w:rPr>
                               <w:t>        X = </w:t>
                             </w:r>
@@ -6680,7 +6787,8 @@
                                 <w:noProof w:val="0"/>
                                 <w:color w:val="001080"/>
                                 <w:kern w:val="0"/>
-                                <w:szCs w:val="21"/>
+                                <w:sz w:val="16"/>
+                                <w:szCs w:val="16"/>
                               </w:rPr>
                               <w:t>self</w:t>
                             </w:r>
@@ -6690,7 +6798,8 @@
                                 <w:noProof w:val="0"/>
                                 <w:color w:val="000000"/>
                                 <w:kern w:val="0"/>
-                                <w:szCs w:val="21"/>
+                                <w:sz w:val="16"/>
+                                <w:szCs w:val="16"/>
                               </w:rPr>
                               <w:t>.dropout</w:t>
                             </w:r>
@@ -6701,7 +6810,8 @@
                                 <w:noProof w:val="0"/>
                                 <w:color w:val="000000"/>
                                 <w:kern w:val="0"/>
-                                <w:szCs w:val="21"/>
+                                <w:sz w:val="16"/>
+                                <w:szCs w:val="16"/>
                               </w:rPr>
                               <w:t>(X)</w:t>
                             </w:r>
@@ -6710,14 +6820,14 @@
                             <w:pPr>
                               <w:widowControl/>
                               <w:shd w:val="clear" w:color="auto" w:fill="FFFFFE"/>
-                              <w:spacing w:line="285" w:lineRule="atLeast"/>
                               <w:jc w:val="left"/>
                               <w:rPr>
                                 <w:rFonts w:ascii="Courier New" w:eastAsia="宋体" w:hAnsi="Courier New" w:cs="Courier New"/>
                                 <w:noProof w:val="0"/>
                                 <w:color w:val="000000"/>
                                 <w:kern w:val="0"/>
-                                <w:szCs w:val="21"/>
+                                <w:sz w:val="16"/>
+                                <w:szCs w:val="16"/>
                               </w:rPr>
                             </w:pPr>
                             <w:r>
@@ -6726,7 +6836,8 @@
                                 <w:noProof w:val="0"/>
                                 <w:color w:val="000000"/>
                                 <w:kern w:val="0"/>
-                                <w:szCs w:val="21"/>
+                                <w:sz w:val="16"/>
+                                <w:szCs w:val="16"/>
                               </w:rPr>
                               <w:t>        X = </w:t>
                             </w:r>
@@ -6737,7 +6848,8 @@
                                 <w:noProof w:val="0"/>
                                 <w:color w:val="000000"/>
                                 <w:kern w:val="0"/>
-                                <w:szCs w:val="21"/>
+                                <w:sz w:val="16"/>
+                                <w:szCs w:val="16"/>
                               </w:rPr>
                               <w:t>F.softmax</w:t>
                             </w:r>
@@ -6748,7 +6860,8 @@
                                 <w:noProof w:val="0"/>
                                 <w:color w:val="000000"/>
                                 <w:kern w:val="0"/>
-                                <w:szCs w:val="21"/>
+                                <w:sz w:val="16"/>
+                                <w:szCs w:val="16"/>
                               </w:rPr>
                               <w:t>(</w:t>
                             </w:r>
@@ -6758,7 +6871,8 @@
                                 <w:noProof w:val="0"/>
                                 <w:color w:val="001080"/>
                                 <w:kern w:val="0"/>
-                                <w:szCs w:val="21"/>
+                                <w:sz w:val="16"/>
+                                <w:szCs w:val="16"/>
                               </w:rPr>
                               <w:t>self</w:t>
                             </w:r>
@@ -6768,7 +6882,8 @@
                                 <w:noProof w:val="0"/>
                                 <w:color w:val="000000"/>
                                 <w:kern w:val="0"/>
-                                <w:szCs w:val="21"/>
+                                <w:sz w:val="16"/>
+                                <w:szCs w:val="16"/>
                               </w:rPr>
                               <w:t>.output(X), dim=</w:t>
                             </w:r>
@@ -6778,7 +6893,8 @@
                                 <w:noProof w:val="0"/>
                                 <w:color w:val="09885A"/>
                                 <w:kern w:val="0"/>
-                                <w:szCs w:val="21"/>
+                                <w:sz w:val="16"/>
+                                <w:szCs w:val="16"/>
                               </w:rPr>
                               <w:t>-1</w:t>
                             </w:r>
@@ -6788,7 +6904,8 @@
                                 <w:noProof w:val="0"/>
                                 <w:color w:val="000000"/>
                                 <w:kern w:val="0"/>
-                                <w:szCs w:val="21"/>
+                                <w:sz w:val="16"/>
+                                <w:szCs w:val="16"/>
                               </w:rPr>
                               <w:t>)</w:t>
                             </w:r>
@@ -6797,14 +6914,14 @@
                             <w:pPr>
                               <w:widowControl/>
                               <w:shd w:val="clear" w:color="auto" w:fill="FFFFFE"/>
-                              <w:spacing w:line="285" w:lineRule="atLeast"/>
                               <w:jc w:val="left"/>
                               <w:rPr>
-                                <w:rFonts w:ascii="Courier New" w:eastAsia="宋体" w:hAnsi="Courier New" w:cs="Courier New" w:hint="eastAsia"/>
-                                <w:noProof w:val="0"/>
-                                <w:color w:val="000000"/>
-                                <w:kern w:val="0"/>
-                                <w:szCs w:val="21"/>
+                                <w:rFonts w:ascii="Courier New" w:eastAsia="宋体" w:hAnsi="Courier New" w:cs="Courier New"/>
+                                <w:noProof w:val="0"/>
+                                <w:color w:val="000000"/>
+                                <w:kern w:val="0"/>
+                                <w:sz w:val="16"/>
+                                <w:szCs w:val="16"/>
                               </w:rPr>
                             </w:pPr>
                             <w:r>
@@ -6813,7 +6930,8 @@
                                 <w:noProof w:val="0"/>
                                 <w:color w:val="000000"/>
                                 <w:kern w:val="0"/>
-                                <w:szCs w:val="21"/>
+                                <w:sz w:val="16"/>
+                                <w:szCs w:val="16"/>
                               </w:rPr>
                               <w:t>        </w:t>
                             </w:r>
@@ -6823,7 +6941,8 @@
                                 <w:noProof w:val="0"/>
                                 <w:color w:val="AF00DB"/>
                                 <w:kern w:val="0"/>
-                                <w:szCs w:val="21"/>
+                                <w:sz w:val="16"/>
+                                <w:szCs w:val="16"/>
                               </w:rPr>
                               <w:t>return</w:t>
                             </w:r>
@@ -6833,7 +6952,8 @@
                                 <w:noProof w:val="0"/>
                                 <w:color w:val="000000"/>
                                 <w:kern w:val="0"/>
-                                <w:szCs w:val="21"/>
+                                <w:sz w:val="16"/>
+                                <w:szCs w:val="16"/>
                               </w:rPr>
                               <w:t> X</w:t>
                             </w:r>
@@ -6842,14 +6962,14 @@
                             <w:pPr>
                               <w:widowControl/>
                               <w:shd w:val="clear" w:color="auto" w:fill="FFFFFE"/>
-                              <w:spacing w:line="285" w:lineRule="atLeast"/>
                               <w:jc w:val="left"/>
                               <w:rPr>
                                 <w:rFonts w:ascii="Courier New" w:eastAsia="宋体" w:hAnsi="Courier New" w:cs="Courier New"/>
                                 <w:noProof w:val="0"/>
                                 <w:color w:val="000000"/>
                                 <w:kern w:val="0"/>
-                                <w:szCs w:val="21"/>
+                                <w:sz w:val="16"/>
+                                <w:szCs w:val="16"/>
                               </w:rPr>
                             </w:pPr>
                             <w:r>
@@ -6858,7 +6978,8 @@
                                 <w:noProof w:val="0"/>
                                 <w:color w:val="008000"/>
                                 <w:kern w:val="0"/>
-                                <w:szCs w:val="21"/>
+                                <w:sz w:val="16"/>
+                                <w:szCs w:val="16"/>
                               </w:rPr>
                               <w:t>## skorch allows to use PyTorch's networks in the SciKit-Learn setting:</w:t>
                             </w:r>
@@ -6867,14 +6988,14 @@
                             <w:pPr>
                               <w:widowControl/>
                               <w:shd w:val="clear" w:color="auto" w:fill="FFFFFE"/>
-                              <w:spacing w:line="285" w:lineRule="atLeast"/>
                               <w:jc w:val="left"/>
                               <w:rPr>
-                                <w:rFonts w:ascii="Courier New" w:eastAsia="宋体" w:hAnsi="Courier New" w:cs="Courier New" w:hint="eastAsia"/>
-                                <w:noProof w:val="0"/>
-                                <w:color w:val="000000"/>
-                                <w:kern w:val="0"/>
-                                <w:szCs w:val="21"/>
+                                <w:rFonts w:ascii="Courier New" w:eastAsia="宋体" w:hAnsi="Courier New" w:cs="Courier New"/>
+                                <w:noProof w:val="0"/>
+                                <w:color w:val="000000"/>
+                                <w:kern w:val="0"/>
+                                <w:sz w:val="16"/>
+                                <w:szCs w:val="16"/>
                               </w:rPr>
                             </w:pPr>
                             <w:r>
@@ -6883,7 +7004,8 @@
                                 <w:noProof w:val="0"/>
                                 <w:color w:val="AF00DB"/>
                                 <w:kern w:val="0"/>
-                                <w:szCs w:val="21"/>
+                                <w:sz w:val="16"/>
+                                <w:szCs w:val="16"/>
                               </w:rPr>
                               <w:t>from</w:t>
                             </w:r>
@@ -6893,7 +7015,8 @@
                                 <w:noProof w:val="0"/>
                                 <w:color w:val="000000"/>
                                 <w:kern w:val="0"/>
-                                <w:szCs w:val="21"/>
+                                <w:sz w:val="16"/>
+                                <w:szCs w:val="16"/>
                               </w:rPr>
                               <w:t> skorch </w:t>
                             </w:r>
@@ -6903,7 +7026,8 @@
                                 <w:noProof w:val="0"/>
                                 <w:color w:val="AF00DB"/>
                                 <w:kern w:val="0"/>
-                                <w:szCs w:val="21"/>
+                                <w:sz w:val="16"/>
+                                <w:szCs w:val="16"/>
                               </w:rPr>
                               <w:t>import</w:t>
                             </w:r>
@@ -6913,7 +7037,8 @@
                                 <w:noProof w:val="0"/>
                                 <w:color w:val="000000"/>
                                 <w:kern w:val="0"/>
-                                <w:szCs w:val="21"/>
+                                <w:sz w:val="16"/>
+                                <w:szCs w:val="16"/>
                               </w:rPr>
                               <w:t> NeuralNetClassifier</w:t>
                             </w:r>
@@ -6922,14 +7047,14 @@
                             <w:pPr>
                               <w:widowControl/>
                               <w:shd w:val="clear" w:color="auto" w:fill="FFFFFE"/>
-                              <w:spacing w:line="285" w:lineRule="atLeast"/>
                               <w:jc w:val="left"/>
                               <w:rPr>
-                                <w:rFonts w:ascii="Courier New" w:eastAsia="宋体" w:hAnsi="Courier New" w:cs="Courier New" w:hint="eastAsia"/>
-                                <w:noProof w:val="0"/>
-                                <w:color w:val="000000"/>
-                                <w:kern w:val="0"/>
-                                <w:szCs w:val="21"/>
+                                <w:rFonts w:ascii="Courier New" w:eastAsia="宋体" w:hAnsi="Courier New" w:cs="Courier New"/>
+                                <w:noProof w:val="0"/>
+                                <w:color w:val="000000"/>
+                                <w:kern w:val="0"/>
+                                <w:sz w:val="16"/>
+                                <w:szCs w:val="16"/>
                               </w:rPr>
                             </w:pPr>
                             <w:proofErr w:type="gramStart"/>
@@ -6939,7 +7064,8 @@
                                 <w:noProof w:val="0"/>
                                 <w:color w:val="000000"/>
                                 <w:kern w:val="0"/>
-                                <w:szCs w:val="21"/>
+                                <w:sz w:val="16"/>
+                                <w:szCs w:val="16"/>
                               </w:rPr>
                               <w:t>torch.manual</w:t>
                             </w:r>
@@ -6950,7 +7076,8 @@
                                 <w:noProof w:val="0"/>
                                 <w:color w:val="000000"/>
                                 <w:kern w:val="0"/>
-                                <w:szCs w:val="21"/>
+                                <w:sz w:val="16"/>
+                                <w:szCs w:val="16"/>
                               </w:rPr>
                               <w:t>_seed(</w:t>
                             </w:r>
@@ -6960,7 +7087,8 @@
                                 <w:noProof w:val="0"/>
                                 <w:color w:val="09885A"/>
                                 <w:kern w:val="0"/>
-                                <w:szCs w:val="21"/>
+                                <w:sz w:val="16"/>
+                                <w:szCs w:val="16"/>
                               </w:rPr>
                               <w:t>0</w:t>
                             </w:r>
@@ -6970,7 +7098,8 @@
                                 <w:noProof w:val="0"/>
                                 <w:color w:val="000000"/>
                                 <w:kern w:val="0"/>
-                                <w:szCs w:val="21"/>
+                                <w:sz w:val="16"/>
+                                <w:szCs w:val="16"/>
                               </w:rPr>
                               <w:t>)</w:t>
                             </w:r>
@@ -6979,14 +7108,14 @@
                             <w:pPr>
                               <w:widowControl/>
                               <w:shd w:val="clear" w:color="auto" w:fill="FFFFFE"/>
-                              <w:spacing w:line="285" w:lineRule="atLeast"/>
                               <w:jc w:val="left"/>
                               <w:rPr>
                                 <w:rFonts w:ascii="Courier New" w:eastAsia="宋体" w:hAnsi="Courier New" w:cs="Courier New"/>
                                 <w:noProof w:val="0"/>
                                 <w:color w:val="000000"/>
                                 <w:kern w:val="0"/>
-                                <w:szCs w:val="21"/>
+                                <w:sz w:val="16"/>
+                                <w:szCs w:val="16"/>
                               </w:rPr>
                             </w:pPr>
                             <w:r>
@@ -6995,7 +7124,8 @@
                                 <w:noProof w:val="0"/>
                                 <w:color w:val="000000"/>
                                 <w:kern w:val="0"/>
-                                <w:szCs w:val="21"/>
+                                <w:sz w:val="16"/>
+                                <w:szCs w:val="16"/>
                               </w:rPr>
                               <w:t>net = </w:t>
                             </w:r>
@@ -7006,7 +7136,8 @@
                                 <w:noProof w:val="0"/>
                                 <w:color w:val="000000"/>
                                 <w:kern w:val="0"/>
-                                <w:szCs w:val="21"/>
+                                <w:sz w:val="16"/>
+                                <w:szCs w:val="16"/>
                               </w:rPr>
                               <w:t>NeuralNetClassifier(</w:t>
                             </w:r>
@@ -7016,14 +7147,14 @@
                             <w:pPr>
                               <w:widowControl/>
                               <w:shd w:val="clear" w:color="auto" w:fill="FFFFFE"/>
-                              <w:spacing w:line="285" w:lineRule="atLeast"/>
                               <w:jc w:val="left"/>
                               <w:rPr>
                                 <w:rFonts w:ascii="Courier New" w:eastAsia="宋体" w:hAnsi="Courier New" w:cs="Courier New"/>
                                 <w:noProof w:val="0"/>
                                 <w:color w:val="000000"/>
                                 <w:kern w:val="0"/>
-                                <w:szCs w:val="21"/>
+                                <w:sz w:val="16"/>
+                                <w:szCs w:val="16"/>
                               </w:rPr>
                             </w:pPr>
                             <w:r>
@@ -7032,7 +7163,8 @@
                                 <w:noProof w:val="0"/>
                                 <w:color w:val="000000"/>
                                 <w:kern w:val="0"/>
-                                <w:szCs w:val="21"/>
+                                <w:sz w:val="16"/>
+                                <w:szCs w:val="16"/>
                               </w:rPr>
                               <w:t>    ClassifierModule,</w:t>
                             </w:r>
@@ -7041,14 +7173,14 @@
                             <w:pPr>
                               <w:widowControl/>
                               <w:shd w:val="clear" w:color="auto" w:fill="FFFFFE"/>
-                              <w:spacing w:line="285" w:lineRule="atLeast"/>
                               <w:jc w:val="left"/>
                               <w:rPr>
                                 <w:rFonts w:ascii="Courier New" w:eastAsia="宋体" w:hAnsi="Courier New" w:cs="Courier New"/>
                                 <w:noProof w:val="0"/>
                                 <w:color w:val="000000"/>
                                 <w:kern w:val="0"/>
-                                <w:szCs w:val="21"/>
+                                <w:sz w:val="16"/>
+                                <w:szCs w:val="16"/>
                               </w:rPr>
                             </w:pPr>
                             <w:r>
@@ -7057,7 +7189,8 @@
                                 <w:noProof w:val="0"/>
                                 <w:color w:val="000000"/>
                                 <w:kern w:val="0"/>
-                                <w:szCs w:val="21"/>
+                                <w:sz w:val="16"/>
+                                <w:szCs w:val="16"/>
                               </w:rPr>
                               <w:t>    max_epochs=</w:t>
                             </w:r>
@@ -7067,7 +7200,8 @@
                                 <w:noProof w:val="0"/>
                                 <w:color w:val="09885A"/>
                                 <w:kern w:val="0"/>
-                                <w:szCs w:val="21"/>
+                                <w:sz w:val="16"/>
+                                <w:szCs w:val="16"/>
                               </w:rPr>
                               <w:t>20</w:t>
                             </w:r>
@@ -7077,7 +7211,8 @@
                                 <w:noProof w:val="0"/>
                                 <w:color w:val="000000"/>
                                 <w:kern w:val="0"/>
-                                <w:szCs w:val="21"/>
+                                <w:sz w:val="16"/>
+                                <w:szCs w:val="16"/>
                               </w:rPr>
                               <w:t>,</w:t>
                             </w:r>
@@ -7086,14 +7221,14 @@
                             <w:pPr>
                               <w:widowControl/>
                               <w:shd w:val="clear" w:color="auto" w:fill="FFFFFE"/>
-                              <w:spacing w:line="285" w:lineRule="atLeast"/>
                               <w:jc w:val="left"/>
                               <w:rPr>
                                 <w:rFonts w:ascii="Courier New" w:eastAsia="宋体" w:hAnsi="Courier New" w:cs="Courier New"/>
                                 <w:noProof w:val="0"/>
                                 <w:color w:val="000000"/>
                                 <w:kern w:val="0"/>
-                                <w:szCs w:val="21"/>
+                                <w:sz w:val="16"/>
+                                <w:szCs w:val="16"/>
                               </w:rPr>
                             </w:pPr>
                             <w:r>
@@ -7102,7 +7237,8 @@
                                 <w:noProof w:val="0"/>
                                 <w:color w:val="000000"/>
                                 <w:kern w:val="0"/>
-                                <w:szCs w:val="21"/>
+                                <w:sz w:val="16"/>
+                                <w:szCs w:val="16"/>
                               </w:rPr>
                               <w:t>    lr=</w:t>
                             </w:r>
@@ -7112,7 +7248,8 @@
                                 <w:noProof w:val="0"/>
                                 <w:color w:val="09885A"/>
                                 <w:kern w:val="0"/>
-                                <w:szCs w:val="21"/>
+                                <w:sz w:val="16"/>
+                                <w:szCs w:val="16"/>
                               </w:rPr>
                               <w:t>0.1</w:t>
                             </w:r>
@@ -7122,7 +7259,8 @@
                                 <w:noProof w:val="0"/>
                                 <w:color w:val="000000"/>
                                 <w:kern w:val="0"/>
-                                <w:szCs w:val="21"/>
+                                <w:sz w:val="16"/>
+                                <w:szCs w:val="16"/>
                               </w:rPr>
                               <w:t>,</w:t>
                             </w:r>
@@ -7131,14 +7269,14 @@
                             <w:pPr>
                               <w:widowControl/>
                               <w:shd w:val="clear" w:color="auto" w:fill="FFFFFE"/>
-                              <w:spacing w:line="285" w:lineRule="atLeast"/>
                               <w:jc w:val="left"/>
                               <w:rPr>
                                 <w:rFonts w:ascii="Courier New" w:eastAsia="宋体" w:hAnsi="Courier New" w:cs="Courier New"/>
                                 <w:noProof w:val="0"/>
                                 <w:color w:val="000000"/>
                                 <w:kern w:val="0"/>
-                                <w:szCs w:val="21"/>
+                                <w:sz w:val="16"/>
+                                <w:szCs w:val="16"/>
                               </w:rPr>
                             </w:pPr>
                             <w:r>
@@ -7147,7 +7285,8 @@
                                 <w:noProof w:val="0"/>
                                 <w:color w:val="000000"/>
                                 <w:kern w:val="0"/>
-                                <w:szCs w:val="21"/>
+                                <w:sz w:val="16"/>
+                                <w:szCs w:val="16"/>
                               </w:rPr>
                               <w:t>    device=device,</w:t>
                             </w:r>
@@ -7156,14 +7295,14 @@
                             <w:pPr>
                               <w:widowControl/>
                               <w:shd w:val="clear" w:color="auto" w:fill="FFFFFE"/>
-                              <w:spacing w:line="285" w:lineRule="atLeast"/>
                               <w:jc w:val="left"/>
                               <w:rPr>
                                 <w:rFonts w:ascii="Courier New" w:eastAsia="宋体" w:hAnsi="Courier New" w:cs="Courier New"/>
                                 <w:noProof w:val="0"/>
                                 <w:color w:val="000000"/>
                                 <w:kern w:val="0"/>
-                                <w:szCs w:val="21"/>
+                                <w:sz w:val="16"/>
+                                <w:szCs w:val="16"/>
                               </w:rPr>
                             </w:pPr>
                             <w:r>
@@ -7172,7 +7311,8 @@
                                 <w:noProof w:val="0"/>
                                 <w:color w:val="000000"/>
                                 <w:kern w:val="0"/>
-                                <w:szCs w:val="21"/>
+                                <w:sz w:val="16"/>
+                                <w:szCs w:val="16"/>
                               </w:rPr>
                               <w:t>)</w:t>
                             </w:r>
@@ -7181,14 +7321,14 @@
                             <w:pPr>
                               <w:widowControl/>
                               <w:shd w:val="clear" w:color="auto" w:fill="FFFFFE"/>
-                              <w:spacing w:line="285" w:lineRule="atLeast"/>
                               <w:jc w:val="left"/>
                               <w:rPr>
                                 <w:rFonts w:ascii="Courier New" w:eastAsia="宋体" w:hAnsi="Courier New" w:cs="Courier New"/>
                                 <w:noProof w:val="0"/>
                                 <w:color w:val="000000"/>
                                 <w:kern w:val="0"/>
-                                <w:szCs w:val="21"/>
+                                <w:sz w:val="16"/>
+                                <w:szCs w:val="16"/>
                               </w:rPr>
                             </w:pPr>
                             <w:proofErr w:type="gramStart"/>
@@ -7198,7 +7338,8 @@
                                 <w:noProof w:val="0"/>
                                 <w:color w:val="000000"/>
                                 <w:kern w:val="0"/>
-                                <w:szCs w:val="21"/>
+                                <w:sz w:val="16"/>
+                                <w:szCs w:val="16"/>
                               </w:rPr>
                               <w:t>net.fit(</w:t>
                             </w:r>
@@ -7209,22 +7350,18 @@
                                 <w:noProof w:val="0"/>
                                 <w:color w:val="000000"/>
                                 <w:kern w:val="0"/>
-                                <w:szCs w:val="21"/>
+                                <w:sz w:val="16"/>
+                                <w:szCs w:val="16"/>
                               </w:rPr>
                               <w:t>X_train, y_train);</w:t>
                             </w:r>
                           </w:p>
-                          <w:p>
-                            <w:pPr>
-                              <w:rPr>
-                                <w:rFonts w:hint="eastAsia"/>
-                              </w:rPr>
-                            </w:pPr>
-                          </w:p>
+                          <w:p/>
+                          <w:p/>
                         </w:txbxContent>
                       </wps:txbx>
                       <wps:bodyPr rot="0" vert="horz" wrap="square" lIns="91440" tIns="45720" rIns="91440" bIns="45720" anchor="t" anchorCtr="0">
-                        <a:spAutoFit/>
+                        <a:noAutofit/>
                       </wps:bodyPr>
                     </wps:wsp>
                   </a:graphicData>
@@ -7233,28 +7370,28 @@
                   <wp14:pctWidth>0</wp14:pctWidth>
                 </wp14:sizeRelH>
                 <wp14:sizeRelV relativeFrom="margin">
-                  <wp14:pctHeight>20000</wp14:pctHeight>
+                  <wp14:pctHeight>0</wp14:pctHeight>
                 </wp14:sizeRelV>
               </wp:anchor>
             </w:drawing>
           </mc:Choice>
           <mc:Fallback>
             <w:pict>
-              <v:shape w14:anchorId="787756B1" id="_x0000_s1028" type="#_x0000_t202" style="position:absolute;left:0;text-align:left;margin-left:-90pt;margin-top:49.05pt;width:593.5pt;height:110.6pt;z-index:251667456;visibility:visible;mso-wrap-style:square;mso-width-percent:0;mso-height-percent:200;mso-wrap-distance-left:9pt;mso-wrap-distance-top:3.6pt;mso-wrap-distance-right:9pt;mso-wrap-distance-bottom:3.6pt;mso-position-horizontal:absolute;mso-position-horizontal-relative:text;mso-position-vertical:absolute;mso-position-vertical-relative:text;mso-width-percent:0;mso-height-percent:200;mso-width-relative:margin;mso-height-relative:margin;v-text-anchor:top" o:gfxdata="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">
-                <v:textbox style="mso-fit-shape-to-text:t">
+              <v:shape w14:anchorId="787756B1" id="_x0000_s1028" type="#_x0000_t202" style="position:absolute;margin-left:-90pt;margin-top:48.9pt;width:593.5pt;height:631pt;z-index:251667456;visibility:visible;mso-wrap-style:square;mso-width-percent:0;mso-height-percent:0;mso-wrap-distance-left:9pt;mso-wrap-distance-top:3.6pt;mso-wrap-distance-right:9pt;mso-wrap-distance-bottom:3.6pt;mso-position-horizontal:absolute;mso-position-horizontal-relative:text;mso-position-vertical:absolute;mso-position-vertical-relative:text;mso-width-percent:0;mso-height-percent:0;mso-width-relative:margin;mso-height-relative:margin;v-text-anchor:top" o:gfxdata="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">
+                <v:textbox>
                   <w:txbxContent>
                     <w:p>
                       <w:pPr>
                         <w:widowControl/>
                         <w:shd w:val="clear" w:color="auto" w:fill="FFFFFE"/>
-                        <w:spacing w:line="285" w:lineRule="atLeast"/>
                         <w:jc w:val="left"/>
                         <w:rPr>
                           <w:rFonts w:ascii="Courier New" w:eastAsia="宋体" w:hAnsi="Courier New" w:cs="Courier New"/>
                           <w:noProof w:val="0"/>
                           <w:color w:val="000000"/>
                           <w:kern w:val="0"/>
-                          <w:szCs w:val="21"/>
+                          <w:sz w:val="16"/>
+                          <w:szCs w:val="16"/>
                         </w:rPr>
                       </w:pPr>
                       <w:r>
@@ -7263,7 +7400,8 @@
                           <w:noProof w:val="0"/>
                           <w:color w:val="008000"/>
                           <w:kern w:val="0"/>
-                          <w:szCs w:val="21"/>
+                          <w:sz w:val="16"/>
+                          <w:szCs w:val="16"/>
                         </w:rPr>
                         <w:t># Build Neural Network with PyTorch</w:t>
                       </w:r>
@@ -7272,14 +7410,14 @@
                       <w:pPr>
                         <w:widowControl/>
                         <w:shd w:val="clear" w:color="auto" w:fill="FFFFFE"/>
-                        <w:spacing w:line="285" w:lineRule="atLeast"/>
                         <w:jc w:val="left"/>
                         <w:rPr>
-                          <w:rFonts w:ascii="Courier New" w:eastAsia="宋体" w:hAnsi="Courier New" w:cs="Courier New" w:hint="eastAsia"/>
-                          <w:noProof w:val="0"/>
-                          <w:color w:val="000000"/>
-                          <w:kern w:val="0"/>
-                          <w:szCs w:val="21"/>
+                          <w:rFonts w:ascii="Courier New" w:eastAsia="宋体" w:hAnsi="Courier New" w:cs="Courier New"/>
+                          <w:noProof w:val="0"/>
+                          <w:color w:val="000000"/>
+                          <w:kern w:val="0"/>
+                          <w:sz w:val="16"/>
+                          <w:szCs w:val="16"/>
                         </w:rPr>
                       </w:pPr>
                       <w:r>
@@ -7288,7 +7426,8 @@
                           <w:noProof w:val="0"/>
                           <w:color w:val="008000"/>
                           <w:kern w:val="0"/>
-                          <w:szCs w:val="21"/>
+                          <w:sz w:val="16"/>
+                          <w:szCs w:val="16"/>
                         </w:rPr>
                         <w:t>## Simple, fully connected neural network with one hidden layer. Input layer has 784 dimensions (28x28), hidden layer has 98 (= 784 / 8) and output layer 10 neurons, representing digits 0 - 9.</w:t>
                       </w:r>
@@ -7297,14 +7436,14 @@
                       <w:pPr>
                         <w:widowControl/>
                         <w:shd w:val="clear" w:color="auto" w:fill="FFFFFE"/>
-                        <w:spacing w:line="285" w:lineRule="atLeast"/>
                         <w:jc w:val="left"/>
                         <w:rPr>
                           <w:rFonts w:ascii="Courier New" w:eastAsia="宋体" w:hAnsi="Courier New" w:cs="Courier New"/>
                           <w:noProof w:val="0"/>
                           <w:color w:val="000000"/>
                           <w:kern w:val="0"/>
-                          <w:szCs w:val="21"/>
+                          <w:sz w:val="16"/>
+                          <w:szCs w:val="16"/>
                         </w:rPr>
                       </w:pPr>
                       <w:r>
@@ -7313,7 +7452,8 @@
                           <w:noProof w:val="0"/>
                           <w:color w:val="AF00DB"/>
                           <w:kern w:val="0"/>
-                          <w:szCs w:val="21"/>
+                          <w:sz w:val="16"/>
+                          <w:szCs w:val="16"/>
                         </w:rPr>
                         <w:t>import</w:t>
                       </w:r>
@@ -7323,7 +7463,8 @@
                           <w:noProof w:val="0"/>
                           <w:color w:val="000000"/>
                           <w:kern w:val="0"/>
-                          <w:szCs w:val="21"/>
+                          <w:sz w:val="16"/>
+                          <w:szCs w:val="16"/>
                         </w:rPr>
                         <w:t> torch</w:t>
                       </w:r>
@@ -7332,14 +7473,14 @@
                       <w:pPr>
                         <w:widowControl/>
                         <w:shd w:val="clear" w:color="auto" w:fill="FFFFFE"/>
-                        <w:spacing w:line="285" w:lineRule="atLeast"/>
                         <w:jc w:val="left"/>
                         <w:rPr>
                           <w:rFonts w:ascii="Courier New" w:eastAsia="宋体" w:hAnsi="Courier New" w:cs="Courier New"/>
                           <w:noProof w:val="0"/>
                           <w:color w:val="000000"/>
                           <w:kern w:val="0"/>
-                          <w:szCs w:val="21"/>
+                          <w:sz w:val="16"/>
+                          <w:szCs w:val="16"/>
                         </w:rPr>
                       </w:pPr>
                       <w:r>
@@ -7348,7 +7489,8 @@
                           <w:noProof w:val="0"/>
                           <w:color w:val="AF00DB"/>
                           <w:kern w:val="0"/>
-                          <w:szCs w:val="21"/>
+                          <w:sz w:val="16"/>
+                          <w:szCs w:val="16"/>
                         </w:rPr>
                         <w:t>from</w:t>
                       </w:r>
@@ -7358,7 +7500,8 @@
                           <w:noProof w:val="0"/>
                           <w:color w:val="000000"/>
                           <w:kern w:val="0"/>
-                          <w:szCs w:val="21"/>
+                          <w:sz w:val="16"/>
+                          <w:szCs w:val="16"/>
                         </w:rPr>
                         <w:t> torch </w:t>
                       </w:r>
@@ -7368,7 +7511,8 @@
                           <w:noProof w:val="0"/>
                           <w:color w:val="AF00DB"/>
                           <w:kern w:val="0"/>
-                          <w:szCs w:val="21"/>
+                          <w:sz w:val="16"/>
+                          <w:szCs w:val="16"/>
                         </w:rPr>
                         <w:t>import</w:t>
                       </w:r>
@@ -7378,7 +7522,8 @@
                           <w:noProof w:val="0"/>
                           <w:color w:val="000000"/>
                           <w:kern w:val="0"/>
-                          <w:szCs w:val="21"/>
+                          <w:sz w:val="16"/>
+                          <w:szCs w:val="16"/>
                         </w:rPr>
                         <w:t> nn</w:t>
                       </w:r>
@@ -7387,14 +7532,14 @@
                       <w:pPr>
                         <w:widowControl/>
                         <w:shd w:val="clear" w:color="auto" w:fill="FFFFFE"/>
-                        <w:spacing w:line="285" w:lineRule="atLeast"/>
                         <w:jc w:val="left"/>
                         <w:rPr>
-                          <w:rFonts w:ascii="Courier New" w:eastAsia="宋体" w:hAnsi="Courier New" w:cs="Courier New" w:hint="eastAsia"/>
-                          <w:noProof w:val="0"/>
-                          <w:color w:val="000000"/>
-                          <w:kern w:val="0"/>
-                          <w:szCs w:val="21"/>
+                          <w:rFonts w:ascii="Courier New" w:eastAsia="宋体" w:hAnsi="Courier New" w:cs="Courier New"/>
+                          <w:noProof w:val="0"/>
+                          <w:color w:val="000000"/>
+                          <w:kern w:val="0"/>
+                          <w:sz w:val="16"/>
+                          <w:szCs w:val="16"/>
                         </w:rPr>
                       </w:pPr>
                       <w:r>
@@ -7403,7 +7548,8 @@
                           <w:noProof w:val="0"/>
                           <w:color w:val="AF00DB"/>
                           <w:kern w:val="0"/>
-                          <w:szCs w:val="21"/>
+                          <w:sz w:val="16"/>
+                          <w:szCs w:val="16"/>
                         </w:rPr>
                         <w:t>import</w:t>
                       </w:r>
@@ -7413,7 +7559,8 @@
                           <w:noProof w:val="0"/>
                           <w:color w:val="000000"/>
                           <w:kern w:val="0"/>
-                          <w:szCs w:val="21"/>
+                          <w:sz w:val="16"/>
+                          <w:szCs w:val="16"/>
                         </w:rPr>
                         <w:t> torch.</w:t>
                       </w:r>
@@ -7424,7 +7571,8 @@
                           <w:noProof w:val="0"/>
                           <w:color w:val="000000"/>
                           <w:kern w:val="0"/>
-                          <w:szCs w:val="21"/>
+                          <w:sz w:val="16"/>
+                          <w:szCs w:val="16"/>
                         </w:rPr>
                         <w:t>nn.functional</w:t>
                       </w:r>
@@ -7435,7 +7583,8 @@
                           <w:noProof w:val="0"/>
                           <w:color w:val="000000"/>
                           <w:kern w:val="0"/>
-                          <w:szCs w:val="21"/>
+                          <w:sz w:val="16"/>
+                          <w:szCs w:val="16"/>
                         </w:rPr>
                         <w:t> </w:t>
                       </w:r>
@@ -7445,7 +7594,8 @@
                           <w:noProof w:val="0"/>
                           <w:color w:val="AF00DB"/>
                           <w:kern w:val="0"/>
-                          <w:szCs w:val="21"/>
+                          <w:sz w:val="16"/>
+                          <w:szCs w:val="16"/>
                         </w:rPr>
                         <w:t>as</w:t>
                       </w:r>
@@ -7455,7 +7605,8 @@
                           <w:noProof w:val="0"/>
                           <w:color w:val="000000"/>
                           <w:kern w:val="0"/>
-                          <w:szCs w:val="21"/>
+                          <w:sz w:val="16"/>
+                          <w:szCs w:val="16"/>
                         </w:rPr>
                         <w:t> F</w:t>
                       </w:r>
@@ -7464,14 +7615,14 @@
                       <w:pPr>
                         <w:widowControl/>
                         <w:shd w:val="clear" w:color="auto" w:fill="FFFFFE"/>
-                        <w:spacing w:line="285" w:lineRule="atLeast"/>
                         <w:jc w:val="left"/>
                         <w:rPr>
-                          <w:rFonts w:ascii="Courier New" w:eastAsia="宋体" w:hAnsi="Courier New" w:cs="Courier New" w:hint="eastAsia"/>
-                          <w:noProof w:val="0"/>
-                          <w:color w:val="000000"/>
-                          <w:kern w:val="0"/>
-                          <w:szCs w:val="21"/>
+                          <w:rFonts w:ascii="Courier New" w:eastAsia="宋体" w:hAnsi="Courier New" w:cs="Courier New"/>
+                          <w:noProof w:val="0"/>
+                          <w:color w:val="000000"/>
+                          <w:kern w:val="0"/>
+                          <w:sz w:val="16"/>
+                          <w:szCs w:val="16"/>
                         </w:rPr>
                       </w:pPr>
                       <w:r>
@@ -7480,7 +7631,8 @@
                           <w:noProof w:val="0"/>
                           <w:color w:val="000000"/>
                           <w:kern w:val="0"/>
-                          <w:szCs w:val="21"/>
+                          <w:sz w:val="16"/>
+                          <w:szCs w:val="16"/>
                         </w:rPr>
                         <w:t>device = </w:t>
                       </w:r>
@@ -7490,7 +7642,8 @@
                           <w:noProof w:val="0"/>
                           <w:color w:val="A31515"/>
                           <w:kern w:val="0"/>
-                          <w:szCs w:val="21"/>
+                          <w:sz w:val="16"/>
+                          <w:szCs w:val="16"/>
                         </w:rPr>
                         <w:t>'cuda'</w:t>
                       </w:r>
@@ -7500,7 +7653,8 @@
                           <w:noProof w:val="0"/>
                           <w:color w:val="000000"/>
                           <w:kern w:val="0"/>
-                          <w:szCs w:val="21"/>
+                          <w:sz w:val="16"/>
+                          <w:szCs w:val="16"/>
                         </w:rPr>
                         <w:t> </w:t>
                       </w:r>
@@ -7510,7 +7664,8 @@
                           <w:noProof w:val="0"/>
                           <w:color w:val="AF00DB"/>
                           <w:kern w:val="0"/>
-                          <w:szCs w:val="21"/>
+                          <w:sz w:val="16"/>
+                          <w:szCs w:val="16"/>
                         </w:rPr>
                         <w:t>if</w:t>
                       </w:r>
@@ -7520,7 +7675,8 @@
                           <w:noProof w:val="0"/>
                           <w:color w:val="000000"/>
                           <w:kern w:val="0"/>
-                          <w:szCs w:val="21"/>
+                          <w:sz w:val="16"/>
+                          <w:szCs w:val="16"/>
                         </w:rPr>
                         <w:t> torch.cuda.is_</w:t>
                       </w:r>
@@ -7531,7 +7687,8 @@
                           <w:noProof w:val="0"/>
                           <w:color w:val="000000"/>
                           <w:kern w:val="0"/>
-                          <w:szCs w:val="21"/>
+                          <w:sz w:val="16"/>
+                          <w:szCs w:val="16"/>
                         </w:rPr>
                         <w:t>available(</w:t>
                       </w:r>
@@ -7542,7 +7699,8 @@
                           <w:noProof w:val="0"/>
                           <w:color w:val="000000"/>
                           <w:kern w:val="0"/>
-                          <w:szCs w:val="21"/>
+                          <w:sz w:val="16"/>
+                          <w:szCs w:val="16"/>
                         </w:rPr>
                         <w:t>) </w:t>
                       </w:r>
@@ -7552,7 +7710,8 @@
                           <w:noProof w:val="0"/>
                           <w:color w:val="AF00DB"/>
                           <w:kern w:val="0"/>
-                          <w:szCs w:val="21"/>
+                          <w:sz w:val="16"/>
+                          <w:szCs w:val="16"/>
                         </w:rPr>
                         <w:t>else</w:t>
                       </w:r>
@@ -7562,7 +7721,8 @@
                           <w:noProof w:val="0"/>
                           <w:color w:val="000000"/>
                           <w:kern w:val="0"/>
-                          <w:szCs w:val="21"/>
+                          <w:sz w:val="16"/>
+                          <w:szCs w:val="16"/>
                         </w:rPr>
                         <w:t> </w:t>
                       </w:r>
@@ -7572,7 +7732,8 @@
                           <w:noProof w:val="0"/>
                           <w:color w:val="A31515"/>
                           <w:kern w:val="0"/>
-                          <w:szCs w:val="21"/>
+                          <w:sz w:val="16"/>
+                          <w:szCs w:val="16"/>
                         </w:rPr>
                         <w:t>'cpu'</w:t>
                       </w:r>
@@ -7581,14 +7742,14 @@
                       <w:pPr>
                         <w:widowControl/>
                         <w:shd w:val="clear" w:color="auto" w:fill="FFFFFE"/>
-                        <w:spacing w:line="285" w:lineRule="atLeast"/>
                         <w:jc w:val="left"/>
                         <w:rPr>
                           <w:rFonts w:ascii="Courier New" w:eastAsia="宋体" w:hAnsi="Courier New" w:cs="Courier New"/>
                           <w:noProof w:val="0"/>
                           <w:color w:val="000000"/>
                           <w:kern w:val="0"/>
-                          <w:szCs w:val="21"/>
+                          <w:sz w:val="16"/>
+                          <w:szCs w:val="16"/>
                         </w:rPr>
                       </w:pPr>
                       <w:r>
@@ -7597,7 +7758,8 @@
                           <w:noProof w:val="0"/>
                           <w:color w:val="000000"/>
                           <w:kern w:val="0"/>
-                          <w:szCs w:val="21"/>
+                          <w:sz w:val="16"/>
+                          <w:szCs w:val="16"/>
                         </w:rPr>
                         <w:t>mnist_dim = </w:t>
                       </w:r>
@@ -7608,7 +7770,8 @@
                           <w:noProof w:val="0"/>
                           <w:color w:val="000000"/>
                           <w:kern w:val="0"/>
-                          <w:szCs w:val="21"/>
+                          <w:sz w:val="16"/>
+                          <w:szCs w:val="16"/>
                         </w:rPr>
                         <w:t>X.shape</w:t>
                       </w:r>
@@ -7619,7 +7782,8 @@
                           <w:noProof w:val="0"/>
                           <w:color w:val="000000"/>
                           <w:kern w:val="0"/>
-                          <w:szCs w:val="21"/>
+                          <w:sz w:val="16"/>
+                          <w:szCs w:val="16"/>
                         </w:rPr>
                         <w:t>[</w:t>
                       </w:r>
@@ -7629,7 +7793,8 @@
                           <w:noProof w:val="0"/>
                           <w:color w:val="09885A"/>
                           <w:kern w:val="0"/>
-                          <w:szCs w:val="21"/>
+                          <w:sz w:val="16"/>
+                          <w:szCs w:val="16"/>
                         </w:rPr>
                         <w:t>1</w:t>
                       </w:r>
@@ -7639,7 +7804,8 @@
                           <w:noProof w:val="0"/>
                           <w:color w:val="000000"/>
                           <w:kern w:val="0"/>
-                          <w:szCs w:val="21"/>
+                          <w:sz w:val="16"/>
+                          <w:szCs w:val="16"/>
                         </w:rPr>
                         <w:t>]</w:t>
                       </w:r>
@@ -7648,14 +7814,14 @@
                       <w:pPr>
                         <w:widowControl/>
                         <w:shd w:val="clear" w:color="auto" w:fill="FFFFFE"/>
-                        <w:spacing w:line="285" w:lineRule="atLeast"/>
                         <w:jc w:val="left"/>
                         <w:rPr>
                           <w:rFonts w:ascii="Courier New" w:eastAsia="宋体" w:hAnsi="Courier New" w:cs="Courier New"/>
                           <w:noProof w:val="0"/>
                           <w:color w:val="000000"/>
                           <w:kern w:val="0"/>
-                          <w:szCs w:val="21"/>
+                          <w:sz w:val="16"/>
+                          <w:szCs w:val="16"/>
                         </w:rPr>
                       </w:pPr>
                       <w:r>
@@ -7664,7 +7830,8 @@
                           <w:noProof w:val="0"/>
                           <w:color w:val="000000"/>
                           <w:kern w:val="0"/>
-                          <w:szCs w:val="21"/>
+                          <w:sz w:val="16"/>
+                          <w:szCs w:val="16"/>
                         </w:rPr>
                         <w:t>hidden_dim = int(mnist_dim/</w:t>
                       </w:r>
@@ -7674,7 +7841,8 @@
                           <w:noProof w:val="0"/>
                           <w:color w:val="09885A"/>
                           <w:kern w:val="0"/>
-                          <w:szCs w:val="21"/>
+                          <w:sz w:val="16"/>
+                          <w:szCs w:val="16"/>
                         </w:rPr>
                         <w:t>8</w:t>
                       </w:r>
@@ -7684,7 +7852,8 @@
                           <w:noProof w:val="0"/>
                           <w:color w:val="000000"/>
                           <w:kern w:val="0"/>
-                          <w:szCs w:val="21"/>
+                          <w:sz w:val="16"/>
+                          <w:szCs w:val="16"/>
                         </w:rPr>
                         <w:t>)</w:t>
                       </w:r>
@@ -7693,14 +7862,14 @@
                       <w:pPr>
                         <w:widowControl/>
                         <w:shd w:val="clear" w:color="auto" w:fill="FFFFFE"/>
-                        <w:spacing w:line="285" w:lineRule="atLeast"/>
                         <w:jc w:val="left"/>
                         <w:rPr>
-                          <w:rFonts w:ascii="Courier New" w:eastAsia="宋体" w:hAnsi="Courier New" w:cs="Courier New" w:hint="eastAsia"/>
-                          <w:noProof w:val="0"/>
-                          <w:color w:val="000000"/>
-                          <w:kern w:val="0"/>
-                          <w:szCs w:val="21"/>
+                          <w:rFonts w:ascii="Courier New" w:eastAsia="宋体" w:hAnsi="Courier New" w:cs="Courier New"/>
+                          <w:noProof w:val="0"/>
+                          <w:color w:val="000000"/>
+                          <w:kern w:val="0"/>
+                          <w:sz w:val="16"/>
+                          <w:szCs w:val="16"/>
                         </w:rPr>
                       </w:pPr>
                       <w:r>
@@ -7709,7 +7878,8 @@
                           <w:noProof w:val="0"/>
                           <w:color w:val="000000"/>
                           <w:kern w:val="0"/>
-                          <w:szCs w:val="21"/>
+                          <w:sz w:val="16"/>
+                          <w:szCs w:val="16"/>
                         </w:rPr>
                         <w:t>output_dim = </w:t>
                       </w:r>
@@ -7719,7 +7889,8 @@
                           <w:noProof w:val="0"/>
                           <w:color w:val="795E26"/>
                           <w:kern w:val="0"/>
-                          <w:szCs w:val="21"/>
+                          <w:sz w:val="16"/>
+                          <w:szCs w:val="16"/>
                         </w:rPr>
                         <w:t>len</w:t>
                       </w:r>
@@ -7729,7 +7900,8 @@
                           <w:noProof w:val="0"/>
                           <w:color w:val="000000"/>
                           <w:kern w:val="0"/>
-                          <w:szCs w:val="21"/>
+                          <w:sz w:val="16"/>
+                          <w:szCs w:val="16"/>
                         </w:rPr>
                         <w:t>(</w:t>
                       </w:r>
@@ -7740,7 +7912,8 @@
                           <w:noProof w:val="0"/>
                           <w:color w:val="000000"/>
                           <w:kern w:val="0"/>
-                          <w:szCs w:val="21"/>
+                          <w:sz w:val="16"/>
+                          <w:szCs w:val="16"/>
                         </w:rPr>
                         <w:t>np.unique</w:t>
                       </w:r>
@@ -7751,7 +7924,8 @@
                           <w:noProof w:val="0"/>
                           <w:color w:val="000000"/>
                           <w:kern w:val="0"/>
-                          <w:szCs w:val="21"/>
+                          <w:sz w:val="16"/>
+                          <w:szCs w:val="16"/>
                         </w:rPr>
                         <w:t>(mnist.target))</w:t>
                       </w:r>
@@ -7760,14 +7934,14 @@
                       <w:pPr>
                         <w:widowControl/>
                         <w:shd w:val="clear" w:color="auto" w:fill="FFFFFE"/>
-                        <w:spacing w:line="285" w:lineRule="atLeast"/>
                         <w:jc w:val="left"/>
                         <w:rPr>
-                          <w:rFonts w:ascii="Courier New" w:eastAsia="宋体" w:hAnsi="Courier New" w:cs="Courier New" w:hint="eastAsia"/>
-                          <w:noProof w:val="0"/>
-                          <w:color w:val="000000"/>
-                          <w:kern w:val="0"/>
-                          <w:szCs w:val="21"/>
+                          <w:rFonts w:ascii="Courier New" w:eastAsia="宋体" w:hAnsi="Courier New" w:cs="Courier New"/>
+                          <w:noProof w:val="0"/>
+                          <w:color w:val="000000"/>
+                          <w:kern w:val="0"/>
+                          <w:sz w:val="16"/>
+                          <w:szCs w:val="16"/>
                         </w:rPr>
                       </w:pPr>
                       <w:r>
@@ -7776,7 +7950,8 @@
                           <w:noProof w:val="0"/>
                           <w:color w:val="000000"/>
                           <w:kern w:val="0"/>
-                          <w:szCs w:val="21"/>
+                          <w:sz w:val="16"/>
+                          <w:szCs w:val="16"/>
                         </w:rPr>
                         <w:t>mnist_dim, hidden_dim, output_dim</w:t>
                       </w:r>
@@ -7785,14 +7960,14 @@
                       <w:pPr>
                         <w:widowControl/>
                         <w:shd w:val="clear" w:color="auto" w:fill="FFFFFE"/>
-                        <w:spacing w:line="285" w:lineRule="atLeast"/>
                         <w:jc w:val="left"/>
                         <w:rPr>
-                          <w:rFonts w:ascii="Courier New" w:eastAsia="宋体" w:hAnsi="Courier New" w:cs="Courier New" w:hint="eastAsia"/>
-                          <w:noProof w:val="0"/>
-                          <w:color w:val="000000"/>
-                          <w:kern w:val="0"/>
-                          <w:szCs w:val="21"/>
+                          <w:rFonts w:ascii="Courier New" w:eastAsia="宋体" w:hAnsi="Courier New" w:cs="Courier New"/>
+                          <w:noProof w:val="0"/>
+                          <w:color w:val="000000"/>
+                          <w:kern w:val="0"/>
+                          <w:sz w:val="16"/>
+                          <w:szCs w:val="16"/>
                         </w:rPr>
                       </w:pPr>
                       <w:r>
@@ -7801,7 +7976,8 @@
                           <w:noProof w:val="0"/>
                           <w:color w:val="008000"/>
                           <w:kern w:val="0"/>
-                          <w:szCs w:val="21"/>
+                          <w:sz w:val="16"/>
+                          <w:szCs w:val="16"/>
                         </w:rPr>
                         <w:t># A Neural network in PyTorch's framework.</w:t>
                       </w:r>
@@ -7810,14 +7986,14 @@
                       <w:pPr>
                         <w:widowControl/>
                         <w:shd w:val="clear" w:color="auto" w:fill="FFFFFE"/>
-                        <w:spacing w:line="285" w:lineRule="atLeast"/>
                         <w:jc w:val="left"/>
                         <w:rPr>
                           <w:rFonts w:ascii="Courier New" w:eastAsia="宋体" w:hAnsi="Courier New" w:cs="Courier New"/>
                           <w:noProof w:val="0"/>
                           <w:color w:val="000000"/>
                           <w:kern w:val="0"/>
-                          <w:szCs w:val="21"/>
+                          <w:sz w:val="16"/>
+                          <w:szCs w:val="16"/>
                         </w:rPr>
                       </w:pPr>
                       <w:r>
@@ -7826,7 +8002,8 @@
                           <w:noProof w:val="0"/>
                           <w:color w:val="0000FF"/>
                           <w:kern w:val="0"/>
-                          <w:szCs w:val="21"/>
+                          <w:sz w:val="16"/>
+                          <w:szCs w:val="16"/>
                         </w:rPr>
                         <w:t>class</w:t>
                       </w:r>
@@ -7836,7 +8013,8 @@
                           <w:noProof w:val="0"/>
                           <w:color w:val="000000"/>
                           <w:kern w:val="0"/>
-                          <w:szCs w:val="21"/>
+                          <w:sz w:val="16"/>
+                          <w:szCs w:val="16"/>
                         </w:rPr>
                         <w:t> </w:t>
                       </w:r>
@@ -7846,7 +8024,8 @@
                           <w:noProof w:val="0"/>
                           <w:color w:val="267F99"/>
                           <w:kern w:val="0"/>
-                          <w:szCs w:val="21"/>
+                          <w:sz w:val="16"/>
+                          <w:szCs w:val="16"/>
                         </w:rPr>
                         <w:t>ClassifierModule</w:t>
                       </w:r>
@@ -7856,7 +8035,8 @@
                           <w:noProof w:val="0"/>
                           <w:color w:val="000000"/>
                           <w:kern w:val="0"/>
-                          <w:szCs w:val="21"/>
+                          <w:sz w:val="16"/>
+                          <w:szCs w:val="16"/>
                         </w:rPr>
                         <w:t>(</w:t>
                       </w:r>
@@ -7867,7 +8047,8 @@
                           <w:noProof w:val="0"/>
                           <w:color w:val="267F99"/>
                           <w:kern w:val="0"/>
-                          <w:szCs w:val="21"/>
+                          <w:sz w:val="16"/>
+                          <w:szCs w:val="16"/>
                         </w:rPr>
                         <w:t>nn</w:t>
                       </w:r>
@@ -7877,7 +8058,8 @@
                           <w:noProof w:val="0"/>
                           <w:color w:val="000000"/>
                           <w:kern w:val="0"/>
-                          <w:szCs w:val="21"/>
+                          <w:sz w:val="16"/>
+                          <w:szCs w:val="16"/>
                         </w:rPr>
                         <w:t>.</w:t>
                       </w:r>
@@ -7887,7 +8069,8 @@
                           <w:noProof w:val="0"/>
                           <w:color w:val="267F99"/>
                           <w:kern w:val="0"/>
-                          <w:szCs w:val="21"/>
+                          <w:sz w:val="16"/>
+                          <w:szCs w:val="16"/>
                         </w:rPr>
                         <w:t>Module</w:t>
                       </w:r>
@@ -7898,7 +8081,8 @@
                           <w:noProof w:val="0"/>
                           <w:color w:val="000000"/>
                           <w:kern w:val="0"/>
-                          <w:szCs w:val="21"/>
+                          <w:sz w:val="16"/>
+                          <w:szCs w:val="16"/>
                         </w:rPr>
                         <w:t>):</w:t>
                       </w:r>
@@ -7907,14 +8091,14 @@
                       <w:pPr>
                         <w:widowControl/>
                         <w:shd w:val="clear" w:color="auto" w:fill="FFFFFE"/>
-                        <w:spacing w:line="285" w:lineRule="atLeast"/>
                         <w:jc w:val="left"/>
                         <w:rPr>
                           <w:rFonts w:ascii="Courier New" w:eastAsia="宋体" w:hAnsi="Courier New" w:cs="Courier New"/>
                           <w:noProof w:val="0"/>
                           <w:color w:val="000000"/>
                           <w:kern w:val="0"/>
-                          <w:szCs w:val="21"/>
+                          <w:sz w:val="16"/>
+                          <w:szCs w:val="16"/>
                         </w:rPr>
                       </w:pPr>
                       <w:r>
@@ -7923,7 +8107,8 @@
                           <w:noProof w:val="0"/>
                           <w:color w:val="000000"/>
                           <w:kern w:val="0"/>
-                          <w:szCs w:val="21"/>
+                          <w:sz w:val="16"/>
+                          <w:szCs w:val="16"/>
                         </w:rPr>
                         <w:t>    </w:t>
                       </w:r>
@@ -7933,7 +8118,8 @@
                           <w:noProof w:val="0"/>
                           <w:color w:val="0000FF"/>
                           <w:kern w:val="0"/>
-                          <w:szCs w:val="21"/>
+                          <w:sz w:val="16"/>
+                          <w:szCs w:val="16"/>
                         </w:rPr>
                         <w:t>def</w:t>
                       </w:r>
@@ -7943,7 +8129,8 @@
                           <w:noProof w:val="0"/>
                           <w:color w:val="000000"/>
                           <w:kern w:val="0"/>
-                          <w:szCs w:val="21"/>
+                          <w:sz w:val="16"/>
+                          <w:szCs w:val="16"/>
                         </w:rPr>
                         <w:t> </w:t>
                       </w:r>
@@ -7953,7 +8140,8 @@
                           <w:noProof w:val="0"/>
                           <w:color w:val="795E26"/>
                           <w:kern w:val="0"/>
-                          <w:szCs w:val="21"/>
+                          <w:sz w:val="16"/>
+                          <w:szCs w:val="16"/>
                         </w:rPr>
                         <w:t>__init_</w:t>
                       </w:r>
@@ -7964,7 +8152,8 @@
                           <w:noProof w:val="0"/>
                           <w:color w:val="795E26"/>
                           <w:kern w:val="0"/>
-                          <w:szCs w:val="21"/>
+                          <w:sz w:val="16"/>
+                          <w:szCs w:val="16"/>
                         </w:rPr>
                         <w:t>_</w:t>
                       </w:r>
@@ -7974,7 +8163,8 @@
                           <w:noProof w:val="0"/>
                           <w:color w:val="000000"/>
                           <w:kern w:val="0"/>
-                          <w:szCs w:val="21"/>
+                          <w:sz w:val="16"/>
+                          <w:szCs w:val="16"/>
                         </w:rPr>
                         <w:t>(</w:t>
                       </w:r>
@@ -7984,14 +8174,14 @@
                       <w:pPr>
                         <w:widowControl/>
                         <w:shd w:val="clear" w:color="auto" w:fill="FFFFFE"/>
-                        <w:spacing w:line="285" w:lineRule="atLeast"/>
                         <w:jc w:val="left"/>
                         <w:rPr>
                           <w:rFonts w:ascii="Courier New" w:eastAsia="宋体" w:hAnsi="Courier New" w:cs="Courier New"/>
                           <w:noProof w:val="0"/>
                           <w:color w:val="000000"/>
                           <w:kern w:val="0"/>
-                          <w:szCs w:val="21"/>
+                          <w:sz w:val="16"/>
+                          <w:szCs w:val="16"/>
                         </w:rPr>
                       </w:pPr>
                       <w:r>
@@ -8000,7 +8190,8 @@
                           <w:noProof w:val="0"/>
                           <w:color w:val="000000"/>
                           <w:kern w:val="0"/>
-                          <w:szCs w:val="21"/>
+                          <w:sz w:val="16"/>
+                          <w:szCs w:val="16"/>
                         </w:rPr>
                         <w:t>            </w:t>
                       </w:r>
@@ -8010,7 +8201,8 @@
                           <w:noProof w:val="0"/>
                           <w:color w:val="001080"/>
                           <w:kern w:val="0"/>
-                          <w:szCs w:val="21"/>
+                          <w:sz w:val="16"/>
+                          <w:szCs w:val="16"/>
                         </w:rPr>
                         <w:t>self</w:t>
                       </w:r>
@@ -8020,7 +8212,8 @@
                           <w:noProof w:val="0"/>
                           <w:color w:val="000000"/>
                           <w:kern w:val="0"/>
-                          <w:szCs w:val="21"/>
+                          <w:sz w:val="16"/>
+                          <w:szCs w:val="16"/>
                         </w:rPr>
                         <w:t>,</w:t>
                       </w:r>
@@ -8029,14 +8222,14 @@
                       <w:pPr>
                         <w:widowControl/>
                         <w:shd w:val="clear" w:color="auto" w:fill="FFFFFE"/>
-                        <w:spacing w:line="285" w:lineRule="atLeast"/>
                         <w:jc w:val="left"/>
                         <w:rPr>
                           <w:rFonts w:ascii="Courier New" w:eastAsia="宋体" w:hAnsi="Courier New" w:cs="Courier New"/>
                           <w:noProof w:val="0"/>
                           <w:color w:val="000000"/>
                           <w:kern w:val="0"/>
-                          <w:szCs w:val="21"/>
+                          <w:sz w:val="16"/>
+                          <w:szCs w:val="16"/>
                         </w:rPr>
                       </w:pPr>
                       <w:r>
@@ -8045,7 +8238,8 @@
                           <w:noProof w:val="0"/>
                           <w:color w:val="000000"/>
                           <w:kern w:val="0"/>
-                          <w:szCs w:val="21"/>
+                          <w:sz w:val="16"/>
+                          <w:szCs w:val="16"/>
                         </w:rPr>
                         <w:t>            </w:t>
                       </w:r>
@@ -8055,7 +8249,8 @@
                           <w:noProof w:val="0"/>
                           <w:color w:val="001080"/>
                           <w:kern w:val="0"/>
-                          <w:szCs w:val="21"/>
+                          <w:sz w:val="16"/>
+                          <w:szCs w:val="16"/>
                         </w:rPr>
                         <w:t>input_dim</w:t>
                       </w:r>
@@ -8065,7 +8260,8 @@
                           <w:noProof w:val="0"/>
                           <w:color w:val="000000"/>
                           <w:kern w:val="0"/>
-                          <w:szCs w:val="21"/>
+                          <w:sz w:val="16"/>
+                          <w:szCs w:val="16"/>
                         </w:rPr>
                         <w:t>=mnist_dim,</w:t>
                       </w:r>
@@ -8074,14 +8270,14 @@
                       <w:pPr>
                         <w:widowControl/>
                         <w:shd w:val="clear" w:color="auto" w:fill="FFFFFE"/>
-                        <w:spacing w:line="285" w:lineRule="atLeast"/>
                         <w:jc w:val="left"/>
                         <w:rPr>
                           <w:rFonts w:ascii="Courier New" w:eastAsia="宋体" w:hAnsi="Courier New" w:cs="Courier New"/>
                           <w:noProof w:val="0"/>
                           <w:color w:val="000000"/>
                           <w:kern w:val="0"/>
-                          <w:szCs w:val="21"/>
+                          <w:sz w:val="16"/>
+                          <w:szCs w:val="16"/>
                         </w:rPr>
                       </w:pPr>
                       <w:r>
@@ -8090,7 +8286,8 @@
                           <w:noProof w:val="0"/>
                           <w:color w:val="000000"/>
                           <w:kern w:val="0"/>
-                          <w:szCs w:val="21"/>
+                          <w:sz w:val="16"/>
+                          <w:szCs w:val="16"/>
                         </w:rPr>
                         <w:t>            </w:t>
                       </w:r>
@@ -8100,7 +8297,8 @@
                           <w:noProof w:val="0"/>
                           <w:color w:val="001080"/>
                           <w:kern w:val="0"/>
-                          <w:szCs w:val="21"/>
+                          <w:sz w:val="16"/>
+                          <w:szCs w:val="16"/>
                         </w:rPr>
                         <w:t>hidden_dim</w:t>
                       </w:r>
@@ -8110,7 +8308,8 @@
                           <w:noProof w:val="0"/>
                           <w:color w:val="000000"/>
                           <w:kern w:val="0"/>
-                          <w:szCs w:val="21"/>
+                          <w:sz w:val="16"/>
+                          <w:szCs w:val="16"/>
                         </w:rPr>
                         <w:t>=hidden_dim,</w:t>
                       </w:r>
@@ -8119,14 +8318,14 @@
                       <w:pPr>
                         <w:widowControl/>
                         <w:shd w:val="clear" w:color="auto" w:fill="FFFFFE"/>
-                        <w:spacing w:line="285" w:lineRule="atLeast"/>
                         <w:jc w:val="left"/>
                         <w:rPr>
                           <w:rFonts w:ascii="Courier New" w:eastAsia="宋体" w:hAnsi="Courier New" w:cs="Courier New"/>
                           <w:noProof w:val="0"/>
                           <w:color w:val="000000"/>
                           <w:kern w:val="0"/>
-                          <w:szCs w:val="21"/>
+                          <w:sz w:val="16"/>
+                          <w:szCs w:val="16"/>
                         </w:rPr>
                       </w:pPr>
                       <w:r>
@@ -8135,7 +8334,8 @@
                           <w:noProof w:val="0"/>
                           <w:color w:val="000000"/>
                           <w:kern w:val="0"/>
-                          <w:szCs w:val="21"/>
+                          <w:sz w:val="16"/>
+                          <w:szCs w:val="16"/>
                         </w:rPr>
                         <w:t>            </w:t>
                       </w:r>
@@ -8145,7 +8345,8 @@
                           <w:noProof w:val="0"/>
                           <w:color w:val="001080"/>
                           <w:kern w:val="0"/>
-                          <w:szCs w:val="21"/>
+                          <w:sz w:val="16"/>
+                          <w:szCs w:val="16"/>
                         </w:rPr>
                         <w:t>output_dim</w:t>
                       </w:r>
@@ -8155,7 +8356,8 @@
                           <w:noProof w:val="0"/>
                           <w:color w:val="000000"/>
                           <w:kern w:val="0"/>
-                          <w:szCs w:val="21"/>
+                          <w:sz w:val="16"/>
+                          <w:szCs w:val="16"/>
                         </w:rPr>
                         <w:t>=output_dim,</w:t>
                       </w:r>
@@ -8164,14 +8366,14 @@
                       <w:pPr>
                         <w:widowControl/>
                         <w:shd w:val="clear" w:color="auto" w:fill="FFFFFE"/>
-                        <w:spacing w:line="285" w:lineRule="atLeast"/>
                         <w:jc w:val="left"/>
                         <w:rPr>
                           <w:rFonts w:ascii="Courier New" w:eastAsia="宋体" w:hAnsi="Courier New" w:cs="Courier New"/>
                           <w:noProof w:val="0"/>
                           <w:color w:val="000000"/>
                           <w:kern w:val="0"/>
-                          <w:szCs w:val="21"/>
+                          <w:sz w:val="16"/>
+                          <w:szCs w:val="16"/>
                         </w:rPr>
                       </w:pPr>
                       <w:r>
@@ -8180,7 +8382,8 @@
                           <w:noProof w:val="0"/>
                           <w:color w:val="000000"/>
                           <w:kern w:val="0"/>
-                          <w:szCs w:val="21"/>
+                          <w:sz w:val="16"/>
+                          <w:szCs w:val="16"/>
                         </w:rPr>
                         <w:t>            </w:t>
                       </w:r>
@@ -8190,7 +8393,8 @@
                           <w:noProof w:val="0"/>
                           <w:color w:val="001080"/>
                           <w:kern w:val="0"/>
-                          <w:szCs w:val="21"/>
+                          <w:sz w:val="16"/>
+                          <w:szCs w:val="16"/>
                         </w:rPr>
                         <w:t>dropout</w:t>
                       </w:r>
@@ -8200,7 +8404,8 @@
                           <w:noProof w:val="0"/>
                           <w:color w:val="000000"/>
                           <w:kern w:val="0"/>
-                          <w:szCs w:val="21"/>
+                          <w:sz w:val="16"/>
+                          <w:szCs w:val="16"/>
                         </w:rPr>
                         <w:t>=</w:t>
                       </w:r>
@@ -8210,7 +8415,8 @@
                           <w:noProof w:val="0"/>
                           <w:color w:val="09885A"/>
                           <w:kern w:val="0"/>
-                          <w:szCs w:val="21"/>
+                          <w:sz w:val="16"/>
+                          <w:szCs w:val="16"/>
                         </w:rPr>
                         <w:t>0.5</w:t>
                       </w:r>
@@ -8220,7 +8426,8 @@
                           <w:noProof w:val="0"/>
                           <w:color w:val="000000"/>
                           <w:kern w:val="0"/>
-                          <w:szCs w:val="21"/>
+                          <w:sz w:val="16"/>
+                          <w:szCs w:val="16"/>
                         </w:rPr>
                         <w:t>,</w:t>
                       </w:r>
@@ -8229,14 +8436,14 @@
                       <w:pPr>
                         <w:widowControl/>
                         <w:shd w:val="clear" w:color="auto" w:fill="FFFFFE"/>
-                        <w:spacing w:line="285" w:lineRule="atLeast"/>
                         <w:jc w:val="left"/>
                         <w:rPr>
                           <w:rFonts w:ascii="Courier New" w:eastAsia="宋体" w:hAnsi="Courier New" w:cs="Courier New"/>
                           <w:noProof w:val="0"/>
                           <w:color w:val="000000"/>
                           <w:kern w:val="0"/>
-                          <w:szCs w:val="21"/>
+                          <w:sz w:val="16"/>
+                          <w:szCs w:val="16"/>
                         </w:rPr>
                       </w:pPr>
                       <w:r>
@@ -8245,7 +8452,8 @@
                           <w:noProof w:val="0"/>
                           <w:color w:val="000000"/>
                           <w:kern w:val="0"/>
-                          <w:szCs w:val="21"/>
+                          <w:sz w:val="16"/>
+                          <w:szCs w:val="16"/>
                         </w:rPr>
                         <w:t>    ):</w:t>
                       </w:r>
@@ -8254,14 +8462,14 @@
                       <w:pPr>
                         <w:widowControl/>
                         <w:shd w:val="clear" w:color="auto" w:fill="FFFFFE"/>
-                        <w:spacing w:line="285" w:lineRule="atLeast"/>
                         <w:jc w:val="left"/>
                         <w:rPr>
                           <w:rFonts w:ascii="Courier New" w:eastAsia="宋体" w:hAnsi="Courier New" w:cs="Courier New"/>
                           <w:noProof w:val="0"/>
                           <w:color w:val="000000"/>
                           <w:kern w:val="0"/>
-                          <w:szCs w:val="21"/>
+                          <w:sz w:val="16"/>
+                          <w:szCs w:val="16"/>
                         </w:rPr>
                       </w:pPr>
                       <w:r>
@@ -8270,7 +8478,8 @@
                           <w:noProof w:val="0"/>
                           <w:color w:val="000000"/>
                           <w:kern w:val="0"/>
-                          <w:szCs w:val="21"/>
+                          <w:sz w:val="16"/>
+                          <w:szCs w:val="16"/>
                         </w:rPr>
                         <w:t>        </w:t>
                       </w:r>
@@ -8281,7 +8490,8 @@
                           <w:noProof w:val="0"/>
                           <w:color w:val="000000"/>
                           <w:kern w:val="0"/>
-                          <w:szCs w:val="21"/>
+                          <w:sz w:val="16"/>
+                          <w:szCs w:val="16"/>
                         </w:rPr>
                         <w:t>super(</w:t>
                       </w:r>
@@ -8292,7 +8502,8 @@
                           <w:noProof w:val="0"/>
                           <w:color w:val="000000"/>
                           <w:kern w:val="0"/>
-                          <w:szCs w:val="21"/>
+                          <w:sz w:val="16"/>
+                          <w:szCs w:val="16"/>
                         </w:rPr>
                         <w:t>ClassifierModule, </w:t>
                       </w:r>
@@ -8302,7 +8513,8 @@
                           <w:noProof w:val="0"/>
                           <w:color w:val="001080"/>
                           <w:kern w:val="0"/>
-                          <w:szCs w:val="21"/>
+                          <w:sz w:val="16"/>
+                          <w:szCs w:val="16"/>
                         </w:rPr>
                         <w:t>self</w:t>
                       </w:r>
@@ -8312,7 +8524,8 @@
                           <w:noProof w:val="0"/>
                           <w:color w:val="000000"/>
                           <w:kern w:val="0"/>
-                          <w:szCs w:val="21"/>
+                          <w:sz w:val="16"/>
+                          <w:szCs w:val="16"/>
                         </w:rPr>
                         <w:t>).</w:t>
                       </w:r>
@@ -8322,7 +8535,8 @@
                           <w:noProof w:val="0"/>
                           <w:color w:val="795E26"/>
                           <w:kern w:val="0"/>
-                          <w:szCs w:val="21"/>
+                          <w:sz w:val="16"/>
+                          <w:szCs w:val="16"/>
                         </w:rPr>
                         <w:t>__init__</w:t>
                       </w:r>
@@ -8332,7 +8546,8 @@
                           <w:noProof w:val="0"/>
                           <w:color w:val="000000"/>
                           <w:kern w:val="0"/>
-                          <w:szCs w:val="21"/>
+                          <w:sz w:val="16"/>
+                          <w:szCs w:val="16"/>
                         </w:rPr>
                         <w:t>()</w:t>
                       </w:r>
@@ -8341,14 +8556,14 @@
                       <w:pPr>
                         <w:widowControl/>
                         <w:shd w:val="clear" w:color="auto" w:fill="FFFFFE"/>
-                        <w:spacing w:line="285" w:lineRule="atLeast"/>
                         <w:jc w:val="left"/>
                         <w:rPr>
-                          <w:rFonts w:ascii="Courier New" w:eastAsia="宋体" w:hAnsi="Courier New" w:cs="Courier New" w:hint="eastAsia"/>
-                          <w:noProof w:val="0"/>
-                          <w:color w:val="000000"/>
-                          <w:kern w:val="0"/>
-                          <w:szCs w:val="21"/>
+                          <w:rFonts w:ascii="Courier New" w:eastAsia="宋体" w:hAnsi="Courier New" w:cs="Courier New"/>
+                          <w:noProof w:val="0"/>
+                          <w:color w:val="000000"/>
+                          <w:kern w:val="0"/>
+                          <w:sz w:val="16"/>
+                          <w:szCs w:val="16"/>
                         </w:rPr>
                       </w:pPr>
                       <w:r>
@@ -8357,7 +8572,8 @@
                           <w:noProof w:val="0"/>
                           <w:color w:val="000000"/>
                           <w:kern w:val="0"/>
-                          <w:szCs w:val="21"/>
+                          <w:sz w:val="16"/>
+                          <w:szCs w:val="16"/>
                         </w:rPr>
                         <w:t>        </w:t>
                       </w:r>
@@ -8368,7 +8584,8 @@
                           <w:noProof w:val="0"/>
                           <w:color w:val="001080"/>
                           <w:kern w:val="0"/>
-                          <w:szCs w:val="21"/>
+                          <w:sz w:val="16"/>
+                          <w:szCs w:val="16"/>
                         </w:rPr>
                         <w:t>self</w:t>
                       </w:r>
@@ -8378,7 +8595,8 @@
                           <w:noProof w:val="0"/>
                           <w:color w:val="000000"/>
                           <w:kern w:val="0"/>
-                          <w:szCs w:val="21"/>
+                          <w:sz w:val="16"/>
+                          <w:szCs w:val="16"/>
                         </w:rPr>
                         <w:t>.dropout</w:t>
                       </w:r>
@@ -8389,7 +8607,8 @@
                           <w:noProof w:val="0"/>
                           <w:color w:val="000000"/>
                           <w:kern w:val="0"/>
-                          <w:szCs w:val="21"/>
+                          <w:sz w:val="16"/>
+                          <w:szCs w:val="16"/>
                         </w:rPr>
                         <w:t> = nn.Dropout(dropout)</w:t>
                       </w:r>
@@ -8398,14 +8617,14 @@
                       <w:pPr>
                         <w:widowControl/>
                         <w:shd w:val="clear" w:color="auto" w:fill="FFFFFE"/>
-                        <w:spacing w:line="285" w:lineRule="atLeast"/>
                         <w:jc w:val="left"/>
                         <w:rPr>
                           <w:rFonts w:ascii="Courier New" w:eastAsia="宋体" w:hAnsi="Courier New" w:cs="Courier New"/>
                           <w:noProof w:val="0"/>
                           <w:color w:val="000000"/>
                           <w:kern w:val="0"/>
-                          <w:szCs w:val="21"/>
+                          <w:sz w:val="16"/>
+                          <w:szCs w:val="16"/>
                         </w:rPr>
                       </w:pPr>
                       <w:r>
@@ -8414,7 +8633,8 @@
                           <w:noProof w:val="0"/>
                           <w:color w:val="000000"/>
                           <w:kern w:val="0"/>
-                          <w:szCs w:val="21"/>
+                          <w:sz w:val="16"/>
+                          <w:szCs w:val="16"/>
                         </w:rPr>
                         <w:t>        </w:t>
                       </w:r>
@@ -8425,7 +8645,8 @@
                           <w:noProof w:val="0"/>
                           <w:color w:val="001080"/>
                           <w:kern w:val="0"/>
-                          <w:szCs w:val="21"/>
+                          <w:sz w:val="16"/>
+                          <w:szCs w:val="16"/>
                         </w:rPr>
                         <w:t>self</w:t>
                       </w:r>
@@ -8435,7 +8656,8 @@
                           <w:noProof w:val="0"/>
                           <w:color w:val="000000"/>
                           <w:kern w:val="0"/>
-                          <w:szCs w:val="21"/>
+                          <w:sz w:val="16"/>
+                          <w:szCs w:val="16"/>
                         </w:rPr>
                         <w:t>.hidden</w:t>
                       </w:r>
@@ -8446,7 +8668,8 @@
                           <w:noProof w:val="0"/>
                           <w:color w:val="000000"/>
                           <w:kern w:val="0"/>
-                          <w:szCs w:val="21"/>
+                          <w:sz w:val="16"/>
+                          <w:szCs w:val="16"/>
                         </w:rPr>
                         <w:t> = nn.Linear(input_dim, hidden_dim)</w:t>
                       </w:r>
@@ -8455,14 +8678,14 @@
                       <w:pPr>
                         <w:widowControl/>
                         <w:shd w:val="clear" w:color="auto" w:fill="FFFFFE"/>
-                        <w:spacing w:line="285" w:lineRule="atLeast"/>
                         <w:jc w:val="left"/>
                         <w:rPr>
                           <w:rFonts w:ascii="Courier New" w:eastAsia="宋体" w:hAnsi="Courier New" w:cs="Courier New"/>
                           <w:noProof w:val="0"/>
                           <w:color w:val="000000"/>
                           <w:kern w:val="0"/>
-                          <w:szCs w:val="21"/>
+                          <w:sz w:val="16"/>
+                          <w:szCs w:val="16"/>
                         </w:rPr>
                       </w:pPr>
                       <w:r>
@@ -8471,7 +8694,8 @@
                           <w:noProof w:val="0"/>
                           <w:color w:val="000000"/>
                           <w:kern w:val="0"/>
-                          <w:szCs w:val="21"/>
+                          <w:sz w:val="16"/>
+                          <w:szCs w:val="16"/>
                         </w:rPr>
                         <w:t>        </w:t>
                       </w:r>
@@ -8482,7 +8706,8 @@
                           <w:noProof w:val="0"/>
                           <w:color w:val="001080"/>
                           <w:kern w:val="0"/>
-                          <w:szCs w:val="21"/>
+                          <w:sz w:val="16"/>
+                          <w:szCs w:val="16"/>
                         </w:rPr>
                         <w:t>self</w:t>
                       </w:r>
@@ -8492,7 +8717,8 @@
                           <w:noProof w:val="0"/>
                           <w:color w:val="000000"/>
                           <w:kern w:val="0"/>
-                          <w:szCs w:val="21"/>
+                          <w:sz w:val="16"/>
+                          <w:szCs w:val="16"/>
                         </w:rPr>
                         <w:t>.output</w:t>
                       </w:r>
@@ -8503,7 +8729,8 @@
                           <w:noProof w:val="0"/>
                           <w:color w:val="000000"/>
                           <w:kern w:val="0"/>
-                          <w:szCs w:val="21"/>
+                          <w:sz w:val="16"/>
+                          <w:szCs w:val="16"/>
                         </w:rPr>
                         <w:t> = nn.Linear(hidden_dim, output_dim)</w:t>
                       </w:r>
@@ -8512,14 +8739,14 @@
                       <w:pPr>
                         <w:widowControl/>
                         <w:shd w:val="clear" w:color="auto" w:fill="FFFFFE"/>
-                        <w:spacing w:line="285" w:lineRule="atLeast"/>
                         <w:jc w:val="left"/>
                         <w:rPr>
                           <w:rFonts w:ascii="Courier New" w:eastAsia="宋体" w:hAnsi="Courier New" w:cs="Courier New"/>
                           <w:noProof w:val="0"/>
                           <w:color w:val="000000"/>
                           <w:kern w:val="0"/>
-                          <w:szCs w:val="21"/>
+                          <w:sz w:val="16"/>
+                          <w:szCs w:val="16"/>
                         </w:rPr>
                       </w:pPr>
                     </w:p>
@@ -8527,14 +8754,14 @@
                       <w:pPr>
                         <w:widowControl/>
                         <w:shd w:val="clear" w:color="auto" w:fill="FFFFFE"/>
-                        <w:spacing w:line="285" w:lineRule="atLeast"/>
                         <w:jc w:val="left"/>
                         <w:rPr>
                           <w:rFonts w:ascii="Courier New" w:eastAsia="宋体" w:hAnsi="Courier New" w:cs="Courier New"/>
                           <w:noProof w:val="0"/>
                           <w:color w:val="000000"/>
                           <w:kern w:val="0"/>
-                          <w:szCs w:val="21"/>
+                          <w:sz w:val="16"/>
+                          <w:szCs w:val="16"/>
                         </w:rPr>
                       </w:pPr>
                       <w:r>
@@ -8543,7 +8770,8 @@
                           <w:noProof w:val="0"/>
                           <w:color w:val="000000"/>
                           <w:kern w:val="0"/>
-                          <w:szCs w:val="21"/>
+                          <w:sz w:val="16"/>
+                          <w:szCs w:val="16"/>
                         </w:rPr>
                         <w:t>    </w:t>
                       </w:r>
@@ -8553,7 +8781,8 @@
                           <w:noProof w:val="0"/>
                           <w:color w:val="0000FF"/>
                           <w:kern w:val="0"/>
-                          <w:szCs w:val="21"/>
+                          <w:sz w:val="16"/>
+                          <w:szCs w:val="16"/>
                         </w:rPr>
                         <w:t>def</w:t>
                       </w:r>
@@ -8563,7 +8792,8 @@
                           <w:noProof w:val="0"/>
                           <w:color w:val="000000"/>
                           <w:kern w:val="0"/>
-                          <w:szCs w:val="21"/>
+                          <w:sz w:val="16"/>
+                          <w:szCs w:val="16"/>
                         </w:rPr>
                         <w:t> </w:t>
                       </w:r>
@@ -8574,7 +8804,8 @@
                           <w:noProof w:val="0"/>
                           <w:color w:val="795E26"/>
                           <w:kern w:val="0"/>
-                          <w:szCs w:val="21"/>
+                          <w:sz w:val="16"/>
+                          <w:szCs w:val="16"/>
                         </w:rPr>
                         <w:t>forward</w:t>
                       </w:r>
@@ -8584,7 +8815,8 @@
                           <w:noProof w:val="0"/>
                           <w:color w:val="000000"/>
                           <w:kern w:val="0"/>
-                          <w:szCs w:val="21"/>
+                          <w:sz w:val="16"/>
+                          <w:szCs w:val="16"/>
                         </w:rPr>
                         <w:t>(</w:t>
                       </w:r>
@@ -8595,7 +8827,8 @@
                           <w:noProof w:val="0"/>
                           <w:color w:val="001080"/>
                           <w:kern w:val="0"/>
-                          <w:szCs w:val="21"/>
+                          <w:sz w:val="16"/>
+                          <w:szCs w:val="16"/>
                         </w:rPr>
                         <w:t>self</w:t>
                       </w:r>
@@ -8605,7 +8838,8 @@
                           <w:noProof w:val="0"/>
                           <w:color w:val="000000"/>
                           <w:kern w:val="0"/>
-                          <w:szCs w:val="21"/>
+                          <w:sz w:val="16"/>
+                          <w:szCs w:val="16"/>
                         </w:rPr>
                         <w:t>, </w:t>
                       </w:r>
@@ -8615,7 +8849,8 @@
                           <w:noProof w:val="0"/>
                           <w:color w:val="001080"/>
                           <w:kern w:val="0"/>
-                          <w:szCs w:val="21"/>
+                          <w:sz w:val="16"/>
+                          <w:szCs w:val="16"/>
                         </w:rPr>
                         <w:t>X</w:t>
                       </w:r>
@@ -8625,7 +8860,8 @@
                           <w:noProof w:val="0"/>
                           <w:color w:val="000000"/>
                           <w:kern w:val="0"/>
-                          <w:szCs w:val="21"/>
+                          <w:sz w:val="16"/>
+                          <w:szCs w:val="16"/>
                         </w:rPr>
                         <w:t>, **</w:t>
                       </w:r>
@@ -8635,7 +8871,8 @@
                           <w:noProof w:val="0"/>
                           <w:color w:val="001080"/>
                           <w:kern w:val="0"/>
-                          <w:szCs w:val="21"/>
+                          <w:sz w:val="16"/>
+                          <w:szCs w:val="16"/>
                         </w:rPr>
                         <w:t>kwargs</w:t>
                       </w:r>
@@ -8645,7 +8882,8 @@
                           <w:noProof w:val="0"/>
                           <w:color w:val="000000"/>
                           <w:kern w:val="0"/>
-                          <w:szCs w:val="21"/>
+                          <w:sz w:val="16"/>
+                          <w:szCs w:val="16"/>
                         </w:rPr>
                         <w:t>):</w:t>
                       </w:r>
@@ -8654,14 +8892,14 @@
                       <w:pPr>
                         <w:widowControl/>
                         <w:shd w:val="clear" w:color="auto" w:fill="FFFFFE"/>
-                        <w:spacing w:line="285" w:lineRule="atLeast"/>
                         <w:jc w:val="left"/>
                         <w:rPr>
                           <w:rFonts w:ascii="Courier New" w:eastAsia="宋体" w:hAnsi="Courier New" w:cs="Courier New"/>
                           <w:noProof w:val="0"/>
                           <w:color w:val="000000"/>
                           <w:kern w:val="0"/>
-                          <w:szCs w:val="21"/>
+                          <w:sz w:val="16"/>
+                          <w:szCs w:val="16"/>
                         </w:rPr>
                       </w:pPr>
                       <w:r>
@@ -8670,7 +8908,8 @@
                           <w:noProof w:val="0"/>
                           <w:color w:val="000000"/>
                           <w:kern w:val="0"/>
-                          <w:szCs w:val="21"/>
+                          <w:sz w:val="16"/>
+                          <w:szCs w:val="16"/>
                         </w:rPr>
                         <w:t>        X = </w:t>
                       </w:r>
@@ -8681,7 +8920,8 @@
                           <w:noProof w:val="0"/>
                           <w:color w:val="000000"/>
                           <w:kern w:val="0"/>
-                          <w:szCs w:val="21"/>
+                          <w:sz w:val="16"/>
+                          <w:szCs w:val="16"/>
                         </w:rPr>
                         <w:t>F.relu</w:t>
                       </w:r>
@@ -8692,7 +8932,8 @@
                           <w:noProof w:val="0"/>
                           <w:color w:val="000000"/>
                           <w:kern w:val="0"/>
-                          <w:szCs w:val="21"/>
+                          <w:sz w:val="16"/>
+                          <w:szCs w:val="16"/>
                         </w:rPr>
                         <w:t>(</w:t>
                       </w:r>
@@ -8702,7 +8943,8 @@
                           <w:noProof w:val="0"/>
                           <w:color w:val="001080"/>
                           <w:kern w:val="0"/>
-                          <w:szCs w:val="21"/>
+                          <w:sz w:val="16"/>
+                          <w:szCs w:val="16"/>
                         </w:rPr>
                         <w:t>self</w:t>
                       </w:r>
@@ -8712,7 +8954,8 @@
                           <w:noProof w:val="0"/>
                           <w:color w:val="000000"/>
                           <w:kern w:val="0"/>
-                          <w:szCs w:val="21"/>
+                          <w:sz w:val="16"/>
+                          <w:szCs w:val="16"/>
                         </w:rPr>
                         <w:t>.hidden(X))</w:t>
                       </w:r>
@@ -8721,14 +8964,14 @@
                       <w:pPr>
                         <w:widowControl/>
                         <w:shd w:val="clear" w:color="auto" w:fill="FFFFFE"/>
-                        <w:spacing w:line="285" w:lineRule="atLeast"/>
                         <w:jc w:val="left"/>
                         <w:rPr>
                           <w:rFonts w:ascii="Courier New" w:eastAsia="宋体" w:hAnsi="Courier New" w:cs="Courier New"/>
                           <w:noProof w:val="0"/>
                           <w:color w:val="000000"/>
                           <w:kern w:val="0"/>
-                          <w:szCs w:val="21"/>
+                          <w:sz w:val="16"/>
+                          <w:szCs w:val="16"/>
                         </w:rPr>
                       </w:pPr>
                       <w:r>
@@ -8737,7 +8980,8 @@
                           <w:noProof w:val="0"/>
                           <w:color w:val="000000"/>
                           <w:kern w:val="0"/>
-                          <w:szCs w:val="21"/>
+                          <w:sz w:val="16"/>
+                          <w:szCs w:val="16"/>
                         </w:rPr>
                         <w:t>        X = </w:t>
                       </w:r>
@@ -8748,7 +8992,8 @@
                           <w:noProof w:val="0"/>
                           <w:color w:val="001080"/>
                           <w:kern w:val="0"/>
-                          <w:szCs w:val="21"/>
+                          <w:sz w:val="16"/>
+                          <w:szCs w:val="16"/>
                         </w:rPr>
                         <w:t>self</w:t>
                       </w:r>
@@ -8758,7 +9003,8 @@
                           <w:noProof w:val="0"/>
                           <w:color w:val="000000"/>
                           <w:kern w:val="0"/>
-                          <w:szCs w:val="21"/>
+                          <w:sz w:val="16"/>
+                          <w:szCs w:val="16"/>
                         </w:rPr>
                         <w:t>.dropout</w:t>
                       </w:r>
@@ -8769,7 +9015,8 @@
                           <w:noProof w:val="0"/>
                           <w:color w:val="000000"/>
                           <w:kern w:val="0"/>
-                          <w:szCs w:val="21"/>
+                          <w:sz w:val="16"/>
+                          <w:szCs w:val="16"/>
                         </w:rPr>
                         <w:t>(X)</w:t>
                       </w:r>
@@ -8778,14 +9025,14 @@
                       <w:pPr>
                         <w:widowControl/>
                         <w:shd w:val="clear" w:color="auto" w:fill="FFFFFE"/>
-                        <w:spacing w:line="285" w:lineRule="atLeast"/>
                         <w:jc w:val="left"/>
                         <w:rPr>
                           <w:rFonts w:ascii="Courier New" w:eastAsia="宋体" w:hAnsi="Courier New" w:cs="Courier New"/>
                           <w:noProof w:val="0"/>
                           <w:color w:val="000000"/>
                           <w:kern w:val="0"/>
-                          <w:szCs w:val="21"/>
+                          <w:sz w:val="16"/>
+                          <w:szCs w:val="16"/>
                         </w:rPr>
                       </w:pPr>
                       <w:r>
@@ -8794,7 +9041,8 @@
                           <w:noProof w:val="0"/>
                           <w:color w:val="000000"/>
                           <w:kern w:val="0"/>
-                          <w:szCs w:val="21"/>
+                          <w:sz w:val="16"/>
+                          <w:szCs w:val="16"/>
                         </w:rPr>
                         <w:t>        X = </w:t>
                       </w:r>
@@ -8805,7 +9053,8 @@
                           <w:noProof w:val="0"/>
                           <w:color w:val="000000"/>
                           <w:kern w:val="0"/>
-                          <w:szCs w:val="21"/>
+                          <w:sz w:val="16"/>
+                          <w:szCs w:val="16"/>
                         </w:rPr>
                         <w:t>F.softmax</w:t>
                       </w:r>
@@ -8816,7 +9065,8 @@
                           <w:noProof w:val="0"/>
                           <w:color w:val="000000"/>
                           <w:kern w:val="0"/>
-                          <w:szCs w:val="21"/>
+                          <w:sz w:val="16"/>
+                          <w:szCs w:val="16"/>
                         </w:rPr>
                         <w:t>(</w:t>
                       </w:r>
@@ -8826,7 +9076,8 @@
                           <w:noProof w:val="0"/>
                           <w:color w:val="001080"/>
                           <w:kern w:val="0"/>
-                          <w:szCs w:val="21"/>
+                          <w:sz w:val="16"/>
+                          <w:szCs w:val="16"/>
                         </w:rPr>
                         <w:t>self</w:t>
                       </w:r>
@@ -8836,7 +9087,8 @@
                           <w:noProof w:val="0"/>
                           <w:color w:val="000000"/>
                           <w:kern w:val="0"/>
-                          <w:szCs w:val="21"/>
+                          <w:sz w:val="16"/>
+                          <w:szCs w:val="16"/>
                         </w:rPr>
                         <w:t>.output(X), dim=</w:t>
                       </w:r>
@@ -8846,7 +9098,8 @@
                           <w:noProof w:val="0"/>
                           <w:color w:val="09885A"/>
                           <w:kern w:val="0"/>
-                          <w:szCs w:val="21"/>
+                          <w:sz w:val="16"/>
+                          <w:szCs w:val="16"/>
                         </w:rPr>
                         <w:t>-1</w:t>
                       </w:r>
@@ -8856,7 +9109,8 @@
                           <w:noProof w:val="0"/>
                           <w:color w:val="000000"/>
                           <w:kern w:val="0"/>
-                          <w:szCs w:val="21"/>
+                          <w:sz w:val="16"/>
+                          <w:szCs w:val="16"/>
                         </w:rPr>
                         <w:t>)</w:t>
                       </w:r>
@@ -8865,14 +9119,14 @@
                       <w:pPr>
                         <w:widowControl/>
                         <w:shd w:val="clear" w:color="auto" w:fill="FFFFFE"/>
-                        <w:spacing w:line="285" w:lineRule="atLeast"/>
                         <w:jc w:val="left"/>
                         <w:rPr>
-                          <w:rFonts w:ascii="Courier New" w:eastAsia="宋体" w:hAnsi="Courier New" w:cs="Courier New" w:hint="eastAsia"/>
-                          <w:noProof w:val="0"/>
-                          <w:color w:val="000000"/>
-                          <w:kern w:val="0"/>
-                          <w:szCs w:val="21"/>
+                          <w:rFonts w:ascii="Courier New" w:eastAsia="宋体" w:hAnsi="Courier New" w:cs="Courier New"/>
+                          <w:noProof w:val="0"/>
+                          <w:color w:val="000000"/>
+                          <w:kern w:val="0"/>
+                          <w:sz w:val="16"/>
+                          <w:szCs w:val="16"/>
                         </w:rPr>
                       </w:pPr>
                       <w:r>
@@ -8881,7 +9135,8 @@
                           <w:noProof w:val="0"/>
                           <w:color w:val="000000"/>
                           <w:kern w:val="0"/>
-                          <w:szCs w:val="21"/>
+                          <w:sz w:val="16"/>
+                          <w:szCs w:val="16"/>
                         </w:rPr>
                         <w:t>        </w:t>
                       </w:r>
@@ -8891,7 +9146,8 @@
                           <w:noProof w:val="0"/>
                           <w:color w:val="AF00DB"/>
                           <w:kern w:val="0"/>
-                          <w:szCs w:val="21"/>
+                          <w:sz w:val="16"/>
+                          <w:szCs w:val="16"/>
                         </w:rPr>
                         <w:t>return</w:t>
                       </w:r>
@@ -8901,7 +9157,8 @@
                           <w:noProof w:val="0"/>
                           <w:color w:val="000000"/>
                           <w:kern w:val="0"/>
-                          <w:szCs w:val="21"/>
+                          <w:sz w:val="16"/>
+                          <w:szCs w:val="16"/>
                         </w:rPr>
                         <w:t> X</w:t>
                       </w:r>
@@ -8910,14 +9167,14 @@
                       <w:pPr>
                         <w:widowControl/>
                         <w:shd w:val="clear" w:color="auto" w:fill="FFFFFE"/>
-                        <w:spacing w:line="285" w:lineRule="atLeast"/>
                         <w:jc w:val="left"/>
                         <w:rPr>
                           <w:rFonts w:ascii="Courier New" w:eastAsia="宋体" w:hAnsi="Courier New" w:cs="Courier New"/>
                           <w:noProof w:val="0"/>
                           <w:color w:val="000000"/>
                           <w:kern w:val="0"/>
-                          <w:szCs w:val="21"/>
+                          <w:sz w:val="16"/>
+                          <w:szCs w:val="16"/>
                         </w:rPr>
                       </w:pPr>
                       <w:r>
@@ -8926,7 +9183,8 @@
                           <w:noProof w:val="0"/>
                           <w:color w:val="008000"/>
                           <w:kern w:val="0"/>
-                          <w:szCs w:val="21"/>
+                          <w:sz w:val="16"/>
+                          <w:szCs w:val="16"/>
                         </w:rPr>
                         <w:t>## skorch allows to use PyTorch's networks in the SciKit-Learn setting:</w:t>
                       </w:r>
@@ -8935,14 +9193,14 @@
                       <w:pPr>
                         <w:widowControl/>
                         <w:shd w:val="clear" w:color="auto" w:fill="FFFFFE"/>
-                        <w:spacing w:line="285" w:lineRule="atLeast"/>
                         <w:jc w:val="left"/>
                         <w:rPr>
-                          <w:rFonts w:ascii="Courier New" w:eastAsia="宋体" w:hAnsi="Courier New" w:cs="Courier New" w:hint="eastAsia"/>
-                          <w:noProof w:val="0"/>
-                          <w:color w:val="000000"/>
-                          <w:kern w:val="0"/>
-                          <w:szCs w:val="21"/>
+                          <w:rFonts w:ascii="Courier New" w:eastAsia="宋体" w:hAnsi="Courier New" w:cs="Courier New"/>
+                          <w:noProof w:val="0"/>
+                          <w:color w:val="000000"/>
+                          <w:kern w:val="0"/>
+                          <w:sz w:val="16"/>
+                          <w:szCs w:val="16"/>
                         </w:rPr>
                       </w:pPr>
                       <w:r>
@@ -8951,7 +9209,8 @@
                           <w:noProof w:val="0"/>
                           <w:color w:val="AF00DB"/>
                           <w:kern w:val="0"/>
-                          <w:szCs w:val="21"/>
+                          <w:sz w:val="16"/>
+                          <w:szCs w:val="16"/>
                         </w:rPr>
                         <w:t>from</w:t>
                       </w:r>
@@ -8961,7 +9220,8 @@
                           <w:noProof w:val="0"/>
                           <w:color w:val="000000"/>
                           <w:kern w:val="0"/>
-                          <w:szCs w:val="21"/>
+                          <w:sz w:val="16"/>
+                          <w:szCs w:val="16"/>
                         </w:rPr>
                         <w:t> skorch </w:t>
                       </w:r>
@@ -8971,7 +9231,8 @@
                           <w:noProof w:val="0"/>
                           <w:color w:val="AF00DB"/>
                           <w:kern w:val="0"/>
-                          <w:szCs w:val="21"/>
+                          <w:sz w:val="16"/>
+                          <w:szCs w:val="16"/>
                         </w:rPr>
                         <w:t>import</w:t>
                       </w:r>
@@ -8981,7 +9242,8 @@
                           <w:noProof w:val="0"/>
                           <w:color w:val="000000"/>
                           <w:kern w:val="0"/>
-                          <w:szCs w:val="21"/>
+                          <w:sz w:val="16"/>
+                          <w:szCs w:val="16"/>
                         </w:rPr>
                         <w:t> NeuralNetClassifier</w:t>
                       </w:r>
@@ -8990,14 +9252,14 @@
                       <w:pPr>
                         <w:widowControl/>
                         <w:shd w:val="clear" w:color="auto" w:fill="FFFFFE"/>
-                        <w:spacing w:line="285" w:lineRule="atLeast"/>
                         <w:jc w:val="left"/>
                         <w:rPr>
-                          <w:rFonts w:ascii="Courier New" w:eastAsia="宋体" w:hAnsi="Courier New" w:cs="Courier New" w:hint="eastAsia"/>
-                          <w:noProof w:val="0"/>
-                          <w:color w:val="000000"/>
-                          <w:kern w:val="0"/>
-                          <w:szCs w:val="21"/>
+                          <w:rFonts w:ascii="Courier New" w:eastAsia="宋体" w:hAnsi="Courier New" w:cs="Courier New"/>
+                          <w:noProof w:val="0"/>
+                          <w:color w:val="000000"/>
+                          <w:kern w:val="0"/>
+                          <w:sz w:val="16"/>
+                          <w:szCs w:val="16"/>
                         </w:rPr>
                       </w:pPr>
                       <w:proofErr w:type="gramStart"/>
@@ -9007,7 +9269,8 @@
                           <w:noProof w:val="0"/>
                           <w:color w:val="000000"/>
                           <w:kern w:val="0"/>
-                          <w:szCs w:val="21"/>
+                          <w:sz w:val="16"/>
+                          <w:szCs w:val="16"/>
                         </w:rPr>
                         <w:t>torch.manual</w:t>
                       </w:r>
@@ -9018,7 +9281,8 @@
                           <w:noProof w:val="0"/>
                           <w:color w:val="000000"/>
                           <w:kern w:val="0"/>
-                          <w:szCs w:val="21"/>
+                          <w:sz w:val="16"/>
+                          <w:szCs w:val="16"/>
                         </w:rPr>
                         <w:t>_seed(</w:t>
                       </w:r>
@@ -9028,7 +9292,8 @@
                           <w:noProof w:val="0"/>
                           <w:color w:val="09885A"/>
                           <w:kern w:val="0"/>
-                          <w:szCs w:val="21"/>
+                          <w:sz w:val="16"/>
+                          <w:szCs w:val="16"/>
                         </w:rPr>
                         <w:t>0</w:t>
                       </w:r>
@@ -9038,7 +9303,8 @@
                           <w:noProof w:val="0"/>
                           <w:color w:val="000000"/>
                           <w:kern w:val="0"/>
-                          <w:szCs w:val="21"/>
+                          <w:sz w:val="16"/>
+                          <w:szCs w:val="16"/>
                         </w:rPr>
                         <w:t>)</w:t>
                       </w:r>
@@ -9047,14 +9313,14 @@
                       <w:pPr>
                         <w:widowControl/>
                         <w:shd w:val="clear" w:color="auto" w:fill="FFFFFE"/>
-                        <w:spacing w:line="285" w:lineRule="atLeast"/>
                         <w:jc w:val="left"/>
                         <w:rPr>
                           <w:rFonts w:ascii="Courier New" w:eastAsia="宋体" w:hAnsi="Courier New" w:cs="Courier New"/>
                           <w:noProof w:val="0"/>
                           <w:color w:val="000000"/>
                           <w:kern w:val="0"/>
-                          <w:szCs w:val="21"/>
+                          <w:sz w:val="16"/>
+                          <w:szCs w:val="16"/>
                         </w:rPr>
                       </w:pPr>
                       <w:r>
@@ -9063,7 +9329,8 @@
                           <w:noProof w:val="0"/>
                           <w:color w:val="000000"/>
                           <w:kern w:val="0"/>
-                          <w:szCs w:val="21"/>
+                          <w:sz w:val="16"/>
+                          <w:szCs w:val="16"/>
                         </w:rPr>
                         <w:t>net = </w:t>
                       </w:r>
@@ -9074,7 +9341,8 @@
                           <w:noProof w:val="0"/>
                           <w:color w:val="000000"/>
                           <w:kern w:val="0"/>
-                          <w:szCs w:val="21"/>
+                          <w:sz w:val="16"/>
+                          <w:szCs w:val="16"/>
                         </w:rPr>
                         <w:t>NeuralNetClassifier(</w:t>
                       </w:r>
@@ -9084,14 +9352,14 @@
                       <w:pPr>
                         <w:widowControl/>
                         <w:shd w:val="clear" w:color="auto" w:fill="FFFFFE"/>
-                        <w:spacing w:line="285" w:lineRule="atLeast"/>
                         <w:jc w:val="left"/>
                         <w:rPr>
                           <w:rFonts w:ascii="Courier New" w:eastAsia="宋体" w:hAnsi="Courier New" w:cs="Courier New"/>
                           <w:noProof w:val="0"/>
                           <w:color w:val="000000"/>
                           <w:kern w:val="0"/>
-                          <w:szCs w:val="21"/>
+                          <w:sz w:val="16"/>
+                          <w:szCs w:val="16"/>
                         </w:rPr>
                       </w:pPr>
                       <w:r>
@@ -9100,7 +9368,8 @@
                           <w:noProof w:val="0"/>
                           <w:color w:val="000000"/>
                           <w:kern w:val="0"/>
-                          <w:szCs w:val="21"/>
+                          <w:sz w:val="16"/>
+                          <w:szCs w:val="16"/>
                         </w:rPr>
                         <w:t>    ClassifierModule,</w:t>
                       </w:r>
@@ -9109,14 +9378,14 @@
                       <w:pPr>
                         <w:widowControl/>
                         <w:shd w:val="clear" w:color="auto" w:fill="FFFFFE"/>
-                        <w:spacing w:line="285" w:lineRule="atLeast"/>
                         <w:jc w:val="left"/>
                         <w:rPr>
                           <w:rFonts w:ascii="Courier New" w:eastAsia="宋体" w:hAnsi="Courier New" w:cs="Courier New"/>
                           <w:noProof w:val="0"/>
                           <w:color w:val="000000"/>
                           <w:kern w:val="0"/>
-                          <w:szCs w:val="21"/>
+                          <w:sz w:val="16"/>
+                          <w:szCs w:val="16"/>
                         </w:rPr>
                       </w:pPr>
                       <w:r>
@@ -9125,7 +9394,8 @@
                           <w:noProof w:val="0"/>
                           <w:color w:val="000000"/>
                           <w:kern w:val="0"/>
-                          <w:szCs w:val="21"/>
+                          <w:sz w:val="16"/>
+                          <w:szCs w:val="16"/>
                         </w:rPr>
                         <w:t>    max_epochs=</w:t>
                       </w:r>
@@ -9135,7 +9405,8 @@
                           <w:noProof w:val="0"/>
                           <w:color w:val="09885A"/>
                           <w:kern w:val="0"/>
-                          <w:szCs w:val="21"/>
+                          <w:sz w:val="16"/>
+                          <w:szCs w:val="16"/>
                         </w:rPr>
                         <w:t>20</w:t>
                       </w:r>
@@ -9145,7 +9416,8 @@
                           <w:noProof w:val="0"/>
                           <w:color w:val="000000"/>
                           <w:kern w:val="0"/>
-                          <w:szCs w:val="21"/>
+                          <w:sz w:val="16"/>
+                          <w:szCs w:val="16"/>
                         </w:rPr>
                         <w:t>,</w:t>
                       </w:r>
@@ -9154,14 +9426,14 @@
                       <w:pPr>
                         <w:widowControl/>
                         <w:shd w:val="clear" w:color="auto" w:fill="FFFFFE"/>
-                        <w:spacing w:line="285" w:lineRule="atLeast"/>
                         <w:jc w:val="left"/>
                         <w:rPr>
                           <w:rFonts w:ascii="Courier New" w:eastAsia="宋体" w:hAnsi="Courier New" w:cs="Courier New"/>
                           <w:noProof w:val="0"/>
                           <w:color w:val="000000"/>
                           <w:kern w:val="0"/>
-                          <w:szCs w:val="21"/>
+                          <w:sz w:val="16"/>
+                          <w:szCs w:val="16"/>
                         </w:rPr>
                       </w:pPr>
                       <w:r>
@@ -9170,7 +9442,8 @@
                           <w:noProof w:val="0"/>
                           <w:color w:val="000000"/>
                           <w:kern w:val="0"/>
-                          <w:szCs w:val="21"/>
+                          <w:sz w:val="16"/>
+                          <w:szCs w:val="16"/>
                         </w:rPr>
                         <w:t>    lr=</w:t>
                       </w:r>
@@ -9180,7 +9453,8 @@
                           <w:noProof w:val="0"/>
                           <w:color w:val="09885A"/>
                           <w:kern w:val="0"/>
-                          <w:szCs w:val="21"/>
+                          <w:sz w:val="16"/>
+                          <w:szCs w:val="16"/>
                         </w:rPr>
                         <w:t>0.1</w:t>
                       </w:r>
@@ -9190,7 +9464,8 @@
                           <w:noProof w:val="0"/>
                           <w:color w:val="000000"/>
                           <w:kern w:val="0"/>
-                          <w:szCs w:val="21"/>
+                          <w:sz w:val="16"/>
+                          <w:szCs w:val="16"/>
                         </w:rPr>
                         <w:t>,</w:t>
                       </w:r>
@@ -9199,14 +9474,14 @@
                       <w:pPr>
                         <w:widowControl/>
                         <w:shd w:val="clear" w:color="auto" w:fill="FFFFFE"/>
-                        <w:spacing w:line="285" w:lineRule="atLeast"/>
                         <w:jc w:val="left"/>
                         <w:rPr>
                           <w:rFonts w:ascii="Courier New" w:eastAsia="宋体" w:hAnsi="Courier New" w:cs="Courier New"/>
                           <w:noProof w:val="0"/>
                           <w:color w:val="000000"/>
                           <w:kern w:val="0"/>
-                          <w:szCs w:val="21"/>
+                          <w:sz w:val="16"/>
+                          <w:szCs w:val="16"/>
                         </w:rPr>
                       </w:pPr>
                       <w:r>
@@ -9215,7 +9490,8 @@
                           <w:noProof w:val="0"/>
                           <w:color w:val="000000"/>
                           <w:kern w:val="0"/>
-                          <w:szCs w:val="21"/>
+                          <w:sz w:val="16"/>
+                          <w:szCs w:val="16"/>
                         </w:rPr>
                         <w:t>    device=device,</w:t>
                       </w:r>
@@ -9224,14 +9500,14 @@
                       <w:pPr>
                         <w:widowControl/>
                         <w:shd w:val="clear" w:color="auto" w:fill="FFFFFE"/>
-                        <w:spacing w:line="285" w:lineRule="atLeast"/>
                         <w:jc w:val="left"/>
                         <w:rPr>
                           <w:rFonts w:ascii="Courier New" w:eastAsia="宋体" w:hAnsi="Courier New" w:cs="Courier New"/>
                           <w:noProof w:val="0"/>
                           <w:color w:val="000000"/>
                           <w:kern w:val="0"/>
-                          <w:szCs w:val="21"/>
+                          <w:sz w:val="16"/>
+                          <w:szCs w:val="16"/>
                         </w:rPr>
                       </w:pPr>
                       <w:r>
@@ -9240,7 +9516,8 @@
                           <w:noProof w:val="0"/>
                           <w:color w:val="000000"/>
                           <w:kern w:val="0"/>
-                          <w:szCs w:val="21"/>
+                          <w:sz w:val="16"/>
+                          <w:szCs w:val="16"/>
                         </w:rPr>
                         <w:t>)</w:t>
                       </w:r>
@@ -9249,14 +9526,14 @@
                       <w:pPr>
                         <w:widowControl/>
                         <w:shd w:val="clear" w:color="auto" w:fill="FFFFFE"/>
-                        <w:spacing w:line="285" w:lineRule="atLeast"/>
                         <w:jc w:val="left"/>
                         <w:rPr>
                           <w:rFonts w:ascii="Courier New" w:eastAsia="宋体" w:hAnsi="Courier New" w:cs="Courier New"/>
                           <w:noProof w:val="0"/>
                           <w:color w:val="000000"/>
                           <w:kern w:val="0"/>
-                          <w:szCs w:val="21"/>
+                          <w:sz w:val="16"/>
+                          <w:szCs w:val="16"/>
                         </w:rPr>
                       </w:pPr>
                       <w:proofErr w:type="gramStart"/>
@@ -9266,7 +9543,8 @@
                           <w:noProof w:val="0"/>
                           <w:color w:val="000000"/>
                           <w:kern w:val="0"/>
-                          <w:szCs w:val="21"/>
+                          <w:sz w:val="16"/>
+                          <w:szCs w:val="16"/>
                         </w:rPr>
                         <w:t>net.fit(</w:t>
                       </w:r>
@@ -9277,18 +9555,14 @@
                           <w:noProof w:val="0"/>
                           <w:color w:val="000000"/>
                           <w:kern w:val="0"/>
-                          <w:szCs w:val="21"/>
+                          <w:sz w:val="16"/>
+                          <w:szCs w:val="16"/>
                         </w:rPr>
                         <w:t>X_train, y_train);</w:t>
                       </w:r>
                     </w:p>
-                    <w:p>
-                      <w:pPr>
-                        <w:rPr>
-                          <w:rFonts w:hint="eastAsia"/>
-                        </w:rPr>
-                      </w:pPr>
-                    </w:p>
+                    <w:p/>
+                    <w:p/>
                   </w:txbxContent>
                 </v:textbox>
                 <w10:wrap type="square"/>
@@ -9312,7 +9586,122 @@
     </w:p>
     <w:p>
       <w:pPr>
+        <w:widowControl/>
+        <w:jc w:val="left"/>
+        <w:rPr>
+          <w:rFonts w:ascii="Helvetica" w:eastAsia="宋体" w:hAnsi="Helvetica" w:cs="Helvetica"/>
+          <w:noProof w:val="0"/>
+          <w:color w:val="555555"/>
+          <w:kern w:val="0"/>
+          <w:sz w:val="23"/>
+          <w:szCs w:val="23"/>
+        </w:rPr>
+      </w:pPr>
+      <w:r>
+        <w:rPr>
+          <w:rFonts w:ascii="Helvetica" w:eastAsia="宋体" w:hAnsi="Helvetica" w:cs="Helvetica" w:hint="eastAsia"/>
+          <w:noProof w:val="0"/>
+          <w:color w:val="555555"/>
+          <w:kern w:val="0"/>
+          <w:sz w:val="23"/>
+          <w:szCs w:val="23"/>
+        </w:rPr>
+        <w:lastRenderedPageBreak/>
+        <w:t>T</w:t>
+      </w:r>
+      <w:r>
+        <w:rPr>
+          <w:rFonts w:ascii="Helvetica" w:eastAsia="宋体" w:hAnsi="Helvetica" w:cs="Helvetica"/>
+          <w:noProof w:val="0"/>
+          <w:color w:val="555555"/>
+          <w:kern w:val="0"/>
+          <w:sz w:val="23"/>
+          <w:szCs w:val="23"/>
+        </w:rPr>
+        <w:t>he result should show something similar to the picture below.</w:t>
+      </w:r>
+    </w:p>
+    <w:p>
+      <w:pPr>
+        <w:widowControl/>
+        <w:jc w:val="left"/>
+        <w:rPr>
+          <w:rFonts w:ascii="Helvetica" w:eastAsia="宋体" w:hAnsi="Helvetica" w:cs="Helvetica"/>
+          <w:noProof w:val="0"/>
+          <w:color w:val="555555"/>
+          <w:kern w:val="0"/>
+          <w:sz w:val="23"/>
+          <w:szCs w:val="23"/>
+        </w:rPr>
+      </w:pPr>
+    </w:p>
+    <w:p>
+      <w:pPr>
+        <w:widowControl/>
+        <w:jc w:val="left"/>
+        <w:rPr>
+          <w:rFonts w:ascii="Helvetica" w:eastAsia="宋体" w:hAnsi="Helvetica" w:cs="Helvetica"/>
+          <w:noProof w:val="0"/>
+          <w:color w:val="555555"/>
+          <w:kern w:val="0"/>
+          <w:sz w:val="23"/>
+          <w:szCs w:val="23"/>
+        </w:rPr>
+      </w:pPr>
+      <w:r>
+        <w:drawing>
+          <wp:inline distT="0" distB="0" distL="0" distR="0" wp14:anchorId="4C597CA4" wp14:editId="200F8CE7">
+            <wp:extent cx="5274310" cy="3790315"/>
+            <wp:effectExtent l="0" t="0" r="2540" b="635"/>
+            <wp:docPr id="19" name="Picture 19"/>
+            <wp:cNvGraphicFramePr>
+              <a:graphicFrameLocks xmlns:a="http://schemas.openxmlformats.org/drawingml/2006/main" noChangeAspect="1"/>
+            </wp:cNvGraphicFramePr>
+            <a:graphic xmlns:a="http://schemas.openxmlformats.org/drawingml/2006/main">
+              <a:graphicData uri="http://schemas.openxmlformats.org/drawingml/2006/picture">
+                <pic:pic xmlns:pic="http://schemas.openxmlformats.org/drawingml/2006/picture">
+                  <pic:nvPicPr>
+                    <pic:cNvPr id="1" name=""/>
+                    <pic:cNvPicPr/>
+                  </pic:nvPicPr>
+                  <pic:blipFill>
+                    <a:blip r:embed="rId9"/>
+                    <a:stretch>
+                      <a:fillRect/>
+                    </a:stretch>
+                  </pic:blipFill>
+                  <pic:spPr>
+                    <a:xfrm>
+                      <a:off x="0" y="0"/>
+                      <a:ext cx="5274310" cy="3790315"/>
+                    </a:xfrm>
+                    <a:prstGeom prst="rect">
+                      <a:avLst/>
+                    </a:prstGeom>
+                  </pic:spPr>
+                </pic:pic>
+              </a:graphicData>
+            </a:graphic>
+          </wp:inline>
+        </w:drawing>
+      </w:r>
+    </w:p>
+    <w:p>
+      <w:pPr>
+        <w:rPr>
+          <w:kern w:val="44"/>
+          <w:sz w:val="44"/>
+          <w:szCs w:val="44"/>
+        </w:rPr>
+      </w:pPr>
+      <w:r>
+        <w:br w:type="page"/>
+      </w:r>
+    </w:p>
+    <w:p>
+      <w:pPr>
         <w:pStyle w:val="Heading1"/>
+        <w:jc w:val="left"/>
       </w:pPr>
       <w:r>
         <w:lastRenderedPageBreak/>
@@ -10044,13 +10433,7 @@
                               <w:t>plot_example(X_test[error_mask], y_pred[error_mask])</w:t>
                             </w:r>
                           </w:p>
-                          <w:p>
-                            <w:pPr>
-                              <w:rPr>
-                                <w:rFonts w:hint="eastAsia"/>
-                              </w:rPr>
-                            </w:pPr>
-                          </w:p>
+                          <w:p/>
                         </w:txbxContent>
                       </wps:txbx>
                       <wps:bodyPr rot="0" vert="horz" wrap="square" lIns="91440" tIns="45720" rIns="91440" bIns="45720" anchor="t" anchorCtr="0">
@@ -10736,13 +11119,7 @@
                         <w:t>plot_example(X_test[error_mask], y_pred[error_mask])</w:t>
                       </w:r>
                     </w:p>
-                    <w:p>
-                      <w:pPr>
-                        <w:rPr>
-                          <w:rFonts w:hint="eastAsia"/>
-                        </w:rPr>
-                      </w:pPr>
-                    </w:p>
+                    <w:p/>
                   </w:txbxContent>
                 </v:textbox>
                 <w10:wrap type="square"/>
@@ -10751,12 +11128,58 @@
           </mc:Fallback>
         </mc:AlternateContent>
       </w:r>
+      <w:r>
+        <w:drawing>
+          <wp:inline distT="0" distB="0" distL="0" distR="0" wp14:anchorId="34802826" wp14:editId="33911691">
+            <wp:extent cx="5273845" cy="823739"/>
+            <wp:effectExtent l="0" t="0" r="3175" b="0"/>
+            <wp:docPr id="21" name="Picture 21"/>
+            <wp:cNvGraphicFramePr>
+              <a:graphicFrameLocks xmlns:a="http://schemas.openxmlformats.org/drawingml/2006/main" noChangeAspect="1"/>
+            </wp:cNvGraphicFramePr>
+            <a:graphic xmlns:a="http://schemas.openxmlformats.org/drawingml/2006/main">
+              <a:graphicData uri="http://schemas.openxmlformats.org/drawingml/2006/picture">
+                <pic:pic xmlns:pic="http://schemas.openxmlformats.org/drawingml/2006/picture">
+                  <pic:nvPicPr>
+                    <pic:cNvPr id="1" name=""/>
+                    <pic:cNvPicPr/>
+                  </pic:nvPicPr>
+                  <pic:blipFill rotWithShape="1">
+                    <a:blip r:embed="rId10"/>
+                    <a:srcRect t="11559" b="14853"/>
+                    <a:stretch/>
+                  </pic:blipFill>
+                  <pic:spPr bwMode="auto">
+                    <a:xfrm>
+                      <a:off x="0" y="0"/>
+                      <a:ext cx="5274310" cy="823812"/>
+                    </a:xfrm>
+                    <a:prstGeom prst="rect">
+                      <a:avLst/>
+                    </a:prstGeom>
+                    <a:ln>
+                      <a:noFill/>
+                    </a:ln>
+                    <a:extLst>
+                      <a:ext uri="{53640926-AAD7-44D8-BBD7-CCE9431645EC}">
+                        <a14:shadowObscured xmlns:a14="http://schemas.microsoft.com/office/drawing/2010/main"/>
+                      </a:ext>
+                    </a:extLst>
+                  </pic:spPr>
+                </pic:pic>
+              </a:graphicData>
+            </a:graphic>
+          </wp:inline>
+        </w:drawing>
+      </w:r>
     </w:p>
     <w:p>
       <w:pPr>
         <w:pStyle w:val="Heading1"/>
+        <w:jc w:val="left"/>
       </w:pPr>
       <w:r>
+        <w:lastRenderedPageBreak/>
         <w:t>Convolutional Network</w:t>
       </w:r>
     </w:p>
@@ -10850,6 +11273,7 @@
       <w:pPr>
         <w:shd w:val="clear" w:color="auto" w:fill="FFFFFE"/>
         <w:spacing w:line="285" w:lineRule="atLeast"/>
+        <w:jc w:val="left"/>
         <w:rPr>
           <w:rFonts w:ascii="Courier New" w:hAnsi="Courier New" w:cs="Courier New"/>
           <w:color w:val="000000"/>
@@ -10869,6 +11293,7 @@
       <w:pPr>
         <w:shd w:val="clear" w:color="auto" w:fill="FFFFFE"/>
         <w:spacing w:line="285" w:lineRule="atLeast"/>
+        <w:jc w:val="left"/>
         <w:rPr>
           <w:rFonts w:ascii="Courier New" w:hAnsi="Courier New" w:cs="Courier New"/>
           <w:color w:val="000000"/>
@@ -10888,6 +11313,7 @@
       <w:pPr>
         <w:shd w:val="clear" w:color="auto" w:fill="FFFFFE"/>
         <w:spacing w:line="285" w:lineRule="atLeast"/>
+        <w:jc w:val="left"/>
         <w:rPr>
           <w:rFonts w:ascii="Courier New" w:hAnsi="Courier New" w:cs="Courier New"/>
           <w:color w:val="000000"/>
@@ -10907,6 +11333,7 @@
       <w:pPr>
         <w:shd w:val="clear" w:color="auto" w:fill="FFFFFE"/>
         <w:spacing w:line="285" w:lineRule="atLeast"/>
+        <w:jc w:val="left"/>
         <w:rPr>
           <w:rFonts w:ascii="Courier New" w:hAnsi="Courier New" w:cs="Courier New"/>
           <w:color w:val="000000"/>
@@ -10922,23 +11349,36 @@
         <w:t>* Width</w:t>
       </w:r>
     </w:p>
-    <w:p/>
     <w:p>
       <w:pPr>
-        <w:widowControl/>
-        <w:jc w:val="left"/>
+        <w:rPr>
+          <w:kern w:val="44"/>
+          <w:sz w:val="44"/>
+          <w:szCs w:val="44"/>
+        </w:rPr>
       </w:pPr>
+    </w:p>
+    <w:p>
+      <w:r>
+        <w:br w:type="page"/>
+      </w:r>
+    </w:p>
+    <w:p>
+      <w:r>
+        <w:lastRenderedPageBreak/>
+        <w:br w:type="page"/>
+      </w:r>
       <w:r>
         <mc:AlternateContent>
           <mc:Choice Requires="wps">
             <w:drawing>
-              <wp:anchor distT="45720" distB="45720" distL="114300" distR="114300" simplePos="0" relativeHeight="251669504" behindDoc="0" locked="0" layoutInCell="1" allowOverlap="1" wp14:anchorId="16994CBE" wp14:editId="1221DF0E">
+              <wp:anchor distT="45720" distB="45720" distL="114300" distR="114300" simplePos="0" relativeHeight="251669504" behindDoc="0" locked="0" layoutInCell="1" allowOverlap="1" wp14:anchorId="3E543D89" wp14:editId="40C98058">
                 <wp:simplePos x="0" y="0"/>
                 <wp:positionH relativeFrom="column">
                   <wp:posOffset>-1143000</wp:posOffset>
                 </wp:positionH>
                 <wp:positionV relativeFrom="paragraph">
-                  <wp:posOffset>0</wp:posOffset>
+                  <wp:posOffset>243840</wp:posOffset>
                 </wp:positionV>
                 <wp:extent cx="7537450" cy="1404620"/>
                 <wp:effectExtent l="0" t="0" r="25400" b="13970"/>
@@ -12883,7 +13323,7 @@
           </mc:Choice>
           <mc:Fallback>
             <w:pict>
-              <v:shape w14:anchorId="16994CBE" id="_x0000_s1030" type="#_x0000_t202" style="position:absolute;margin-left:-90pt;margin-top:0;width:593.5pt;height:110.6pt;z-index:251669504;visibility:visible;mso-wrap-style:square;mso-width-percent:0;mso-height-percent:200;mso-wrap-distance-left:9pt;mso-wrap-distance-top:3.6pt;mso-wrap-distance-right:9pt;mso-wrap-distance-bottom:3.6pt;mso-position-horizontal:absolute;mso-position-horizontal-relative:text;mso-position-vertical:absolute;mso-position-vertical-relative:text;mso-width-percent:0;mso-height-percent:200;mso-width-relative:margin;mso-height-relative:margin;v-text-anchor:top" o:gfxdata="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">
+              <v:shape w14:anchorId="3E543D89" id="_x0000_s1030" type="#_x0000_t202" style="position:absolute;left:0;text-align:left;margin-left:-90pt;margin-top:19.2pt;width:593.5pt;height:110.6pt;z-index:251669504;visibility:visible;mso-wrap-style:square;mso-width-percent:0;mso-height-percent:200;mso-wrap-distance-left:9pt;mso-wrap-distance-top:3.6pt;mso-wrap-distance-right:9pt;mso-wrap-distance-bottom:3.6pt;mso-position-horizontal:absolute;mso-position-horizontal-relative:text;mso-position-vertical:absolute;mso-position-vertical-relative:text;mso-width-percent:0;mso-height-percent:200;mso-width-relative:margin;mso-height-relative:margin;v-text-anchor:top" o:gfxdata="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">
                 <v:textbox style="mso-fit-shape-to-text:t">
                   <w:txbxContent>
                     <w:p>
@@ -12908,7 +13348,7 @@
                         </w:rPr>
                         <w:t># </w:t>
                       </w:r>
-                      <w:bookmarkStart w:id="2" w:name="_Hlk48656001"/>
+                      <w:bookmarkStart w:id="1" w:name="_Hlk48656001"/>
                       <w:r>
                         <w:rPr>
                           <w:rFonts w:ascii="Courier New" w:eastAsia="宋体" w:hAnsi="Courier New" w:cs="Courier New"/>
@@ -12918,7 +13358,7 @@
                         </w:rPr>
                         <w:t>Convolutional Network</w:t>
                       </w:r>
-                      <w:bookmarkEnd w:id="2"/>
+                      <w:bookmarkEnd w:id="1"/>
                     </w:p>
                     <w:p>
                       <w:pPr>
@@ -14783,15 +15223,480 @@
           </mc:Fallback>
         </mc:AlternateContent>
       </w:r>
+    </w:p>
+    <w:p>
+      <w:pPr>
+        <w:widowControl/>
+        <w:jc w:val="left"/>
+        <w:rPr>
+          <w:rFonts w:ascii="Helvetica" w:eastAsia="宋体" w:hAnsi="Helvetica" w:cs="Helvetica"/>
+          <w:noProof w:val="0"/>
+          <w:color w:val="555555"/>
+          <w:kern w:val="0"/>
+          <w:sz w:val="23"/>
+          <w:szCs w:val="23"/>
+        </w:rPr>
+      </w:pPr>
       <w:r>
-        <w:br w:type="page"/>
+        <w:rPr>
+          <w:rFonts w:ascii="Helvetica" w:eastAsia="宋体" w:hAnsi="Helvetica" w:cs="Helvetica" w:hint="eastAsia"/>
+          <w:noProof w:val="0"/>
+          <w:color w:val="555555"/>
+          <w:kern w:val="0"/>
+          <w:sz w:val="23"/>
+          <w:szCs w:val="23"/>
+        </w:rPr>
+        <w:lastRenderedPageBreak/>
+        <w:t>T</w:t>
       </w:r>
       <w:r>
+        <w:rPr>
+          <w:rFonts w:ascii="Helvetica" w:eastAsia="宋体" w:hAnsi="Helvetica" w:cs="Helvetica"/>
+          <w:noProof w:val="0"/>
+          <w:color w:val="555555"/>
+          <w:kern w:val="0"/>
+          <w:sz w:val="23"/>
+          <w:szCs w:val="23"/>
+        </w:rPr>
+        <w:t>he result should show something similar to the picture below.</w:t>
+      </w:r>
+    </w:p>
+    <w:p/>
+    <w:p>
+      <w:r>
+        <w:drawing>
+          <wp:inline distT="0" distB="0" distL="0" distR="0" wp14:anchorId="2846C20F" wp14:editId="3D8F7159">
+            <wp:extent cx="5274310" cy="2999105"/>
+            <wp:effectExtent l="0" t="0" r="2540" b="0"/>
+            <wp:docPr id="22" name="Picture 22"/>
+            <wp:cNvGraphicFramePr>
+              <a:graphicFrameLocks xmlns:a="http://schemas.openxmlformats.org/drawingml/2006/main" noChangeAspect="1"/>
+            </wp:cNvGraphicFramePr>
+            <a:graphic xmlns:a="http://schemas.openxmlformats.org/drawingml/2006/main">
+              <a:graphicData uri="http://schemas.openxmlformats.org/drawingml/2006/picture">
+                <pic:pic xmlns:pic="http://schemas.openxmlformats.org/drawingml/2006/picture">
+                  <pic:nvPicPr>
+                    <pic:cNvPr id="1" name=""/>
+                    <pic:cNvPicPr/>
+                  </pic:nvPicPr>
+                  <pic:blipFill>
+                    <a:blip r:embed="rId11"/>
+                    <a:stretch>
+                      <a:fillRect/>
+                    </a:stretch>
+                  </pic:blipFill>
+                  <pic:spPr>
+                    <a:xfrm>
+                      <a:off x="0" y="0"/>
+                      <a:ext cx="5274310" cy="2999105"/>
+                    </a:xfrm>
+                    <a:prstGeom prst="rect">
+                      <a:avLst/>
+                    </a:prstGeom>
+                  </pic:spPr>
+                </pic:pic>
+              </a:graphicData>
+            </a:graphic>
+          </wp:inline>
+        </w:drawing>
+      </w:r>
+    </w:p>
+    <w:p>
+      <w:pPr>
+        <w:pStyle w:val="Heading1"/>
+        <w:jc w:val="left"/>
+        <w:rPr>
+          <w:rFonts w:ascii="Helvetica" w:hAnsi="Helvetica" w:cs="Helvetica"/>
+        </w:rPr>
+      </w:pPr>
+      <w:r>
+        <w:rPr>
+          <w:rFonts w:ascii="Helvetica" w:hAnsi="Helvetica" w:cs="Helvetica"/>
+        </w:rPr>
         <w:lastRenderedPageBreak/>
+        <w:t>Sample output</w:t>
+      </w:r>
+    </w:p>
+    <w:p>
+      <w:pPr>
+        <w:pStyle w:val="Heading2"/>
+        <w:jc w:val="left"/>
+        <w:rPr>
+          <w:rFonts w:ascii="Helvetica" w:hAnsi="Helvetica" w:cs="Helvetica"/>
+        </w:rPr>
+      </w:pPr>
+      <w:r>
+        <w:rPr>
+          <w:rFonts w:ascii="Helvetica" w:hAnsi="Helvetica" w:cs="Helvetica"/>
+        </w:rPr>
+        <w:t>Setup</w:t>
+      </w:r>
+    </w:p>
+    <w:p>
+      <w:pPr>
+        <w:keepNext/>
+        <w:keepLines/>
+        <w:spacing w:before="260" w:after="260" w:line="416" w:lineRule="auto"/>
+        <w:jc w:val="left"/>
+        <w:outlineLvl w:val="1"/>
+        <w:rPr>
+          <w:rFonts w:ascii="Helvetica" w:eastAsiaTheme="majorEastAsia" w:hAnsi="Helvetica" w:cs="Helvetica"/>
+          <w:b/>
+          <w:bCs/>
+          <w:sz w:val="32"/>
+          <w:szCs w:val="32"/>
+        </w:rPr>
+      </w:pPr>
+      <w:r>
+        <w:drawing>
+          <wp:inline distT="0" distB="0" distL="0" distR="0" wp14:anchorId="43AD56AA" wp14:editId="6BE2926B">
+            <wp:extent cx="5274310" cy="951865"/>
+            <wp:effectExtent l="0" t="0" r="2540" b="635"/>
+            <wp:docPr id="12" name="Picture 12"/>
+            <wp:cNvGraphicFramePr>
+              <a:graphicFrameLocks xmlns:a="http://schemas.openxmlformats.org/drawingml/2006/main" noChangeAspect="1"/>
+            </wp:cNvGraphicFramePr>
+            <a:graphic xmlns:a="http://schemas.openxmlformats.org/drawingml/2006/main">
+              <a:graphicData uri="http://schemas.openxmlformats.org/drawingml/2006/picture">
+                <pic:pic xmlns:pic="http://schemas.openxmlformats.org/drawingml/2006/picture">
+                  <pic:nvPicPr>
+                    <pic:cNvPr id="1" name=""/>
+                    <pic:cNvPicPr/>
+                  </pic:nvPicPr>
+                  <pic:blipFill>
+                    <a:blip r:embed="rId7"/>
+                    <a:stretch>
+                      <a:fillRect/>
+                    </a:stretch>
+                  </pic:blipFill>
+                  <pic:spPr>
+                    <a:xfrm>
+                      <a:off x="0" y="0"/>
+                      <a:ext cx="5274310" cy="951865"/>
+                    </a:xfrm>
+                    <a:prstGeom prst="rect">
+                      <a:avLst/>
+                    </a:prstGeom>
+                  </pic:spPr>
+                </pic:pic>
+              </a:graphicData>
+            </a:graphic>
+          </wp:inline>
+        </w:drawing>
+      </w:r>
+      <w:r>
+        <w:rPr>
+          <w:rFonts w:ascii="Helvetica" w:eastAsiaTheme="majorEastAsia" w:hAnsi="Helvetica" w:cs="Helvetica"/>
+          <w:b/>
+          <w:bCs/>
+          <w:sz w:val="32"/>
+          <w:szCs w:val="32"/>
+        </w:rPr>
+        <w:t xml:space="preserve"> </w:t>
+      </w:r>
+      <w:r>
+        <w:rPr>
+          <w:rFonts w:ascii="Helvetica" w:eastAsiaTheme="majorEastAsia" w:hAnsi="Helvetica" w:cs="Helvetica"/>
+          <w:b/>
+          <w:bCs/>
+          <w:sz w:val="32"/>
+          <w:szCs w:val="32"/>
+        </w:rPr>
+        <w:t>Preprocessing Data</w:t>
+      </w:r>
+      <w:r>
+        <w:t xml:space="preserve"> </w:t>
+      </w:r>
+      <w:r>
+        <w:drawing>
+          <wp:inline distT="0" distB="0" distL="0" distR="0" wp14:anchorId="62E0421E" wp14:editId="50555163">
+            <wp:extent cx="5273384" cy="797787"/>
+            <wp:effectExtent l="0" t="0" r="3810" b="2540"/>
+            <wp:docPr id="13" name="Picture 13"/>
+            <wp:cNvGraphicFramePr>
+              <a:graphicFrameLocks xmlns:a="http://schemas.openxmlformats.org/drawingml/2006/main" noChangeAspect="1"/>
+            </wp:cNvGraphicFramePr>
+            <a:graphic xmlns:a="http://schemas.openxmlformats.org/drawingml/2006/main">
+              <a:graphicData uri="http://schemas.openxmlformats.org/drawingml/2006/picture">
+                <pic:pic xmlns:pic="http://schemas.openxmlformats.org/drawingml/2006/picture">
+                  <pic:nvPicPr>
+                    <pic:cNvPr id="1" name=""/>
+                    <pic:cNvPicPr/>
+                  </pic:nvPicPr>
+                  <pic:blipFill rotWithShape="1">
+                    <a:blip r:embed="rId8"/>
+                    <a:srcRect t="7676" b="24730"/>
+                    <a:stretch/>
+                  </pic:blipFill>
+                  <pic:spPr bwMode="auto">
+                    <a:xfrm>
+                      <a:off x="0" y="0"/>
+                      <a:ext cx="5274310" cy="797927"/>
+                    </a:xfrm>
+                    <a:prstGeom prst="rect">
+                      <a:avLst/>
+                    </a:prstGeom>
+                    <a:ln>
+                      <a:noFill/>
+                    </a:ln>
+                    <a:extLst>
+                      <a:ext uri="{53640926-AAD7-44D8-BBD7-CCE9431645EC}">
+                        <a14:shadowObscured xmlns:a14="http://schemas.microsoft.com/office/drawing/2010/main"/>
+                      </a:ext>
+                    </a:extLst>
+                  </pic:spPr>
+                </pic:pic>
+              </a:graphicData>
+            </a:graphic>
+          </wp:inline>
+        </w:drawing>
+      </w:r>
+    </w:p>
+    <w:p>
+      <w:pPr>
+        <w:keepNext/>
+        <w:keepLines/>
+        <w:spacing w:before="260" w:after="260" w:line="416" w:lineRule="auto"/>
+        <w:jc w:val="left"/>
+        <w:outlineLvl w:val="1"/>
+        <w:rPr>
+          <w:rFonts w:ascii="Helvetica" w:eastAsiaTheme="majorEastAsia" w:hAnsi="Helvetica" w:cs="Helvetica"/>
+          <w:b/>
+          <w:bCs/>
+          <w:color w:val="222222"/>
+          <w:kern w:val="44"/>
+          <w:sz w:val="44"/>
+          <w:szCs w:val="44"/>
+        </w:rPr>
+      </w:pPr>
+      <w:r>
+        <w:rPr>
+          <w:rFonts w:ascii="Helvetica" w:eastAsiaTheme="majorEastAsia" w:hAnsi="Helvetica" w:cs="Helvetica"/>
+          <w:b/>
+          <w:bCs/>
+          <w:sz w:val="32"/>
+          <w:szCs w:val="32"/>
+        </w:rPr>
+        <w:t>Training with PyTorch Neural Network</w:t>
+      </w:r>
+      <w:r>
+        <w:t xml:space="preserve"> </w:t>
+      </w:r>
+      <w:r>
+        <w:drawing>
+          <wp:inline distT="0" distB="0" distL="0" distR="0" wp14:anchorId="742030A8" wp14:editId="11F79A3D">
+            <wp:extent cx="5274310" cy="3790315"/>
+            <wp:effectExtent l="0" t="0" r="2540" b="635"/>
+            <wp:docPr id="14" name="Picture 14"/>
+            <wp:cNvGraphicFramePr>
+              <a:graphicFrameLocks xmlns:a="http://schemas.openxmlformats.org/drawingml/2006/main" noChangeAspect="1"/>
+            </wp:cNvGraphicFramePr>
+            <a:graphic xmlns:a="http://schemas.openxmlformats.org/drawingml/2006/main">
+              <a:graphicData uri="http://schemas.openxmlformats.org/drawingml/2006/picture">
+                <pic:pic xmlns:pic="http://schemas.openxmlformats.org/drawingml/2006/picture">
+                  <pic:nvPicPr>
+                    <pic:cNvPr id="1" name=""/>
+                    <pic:cNvPicPr/>
+                  </pic:nvPicPr>
+                  <pic:blipFill>
+                    <a:blip r:embed="rId9"/>
+                    <a:stretch>
+                      <a:fillRect/>
+                    </a:stretch>
+                  </pic:blipFill>
+                  <pic:spPr>
+                    <a:xfrm>
+                      <a:off x="0" y="0"/>
+                      <a:ext cx="5274310" cy="3790315"/>
+                    </a:xfrm>
+                    <a:prstGeom prst="rect">
+                      <a:avLst/>
+                    </a:prstGeom>
+                  </pic:spPr>
+                </pic:pic>
+              </a:graphicData>
+            </a:graphic>
+          </wp:inline>
+        </w:drawing>
+      </w:r>
+    </w:p>
+    <w:p>
+      <w:pPr>
+        <w:jc w:val="left"/>
+      </w:pPr>
+    </w:p>
+    <w:p>
+      <w:pPr>
+        <w:keepNext/>
+        <w:keepLines/>
+        <w:spacing w:before="260" w:after="260" w:line="416" w:lineRule="auto"/>
+        <w:jc w:val="left"/>
+        <w:outlineLvl w:val="1"/>
+        <w:rPr>
+          <w:rFonts w:ascii="Helvetica" w:eastAsiaTheme="majorEastAsia" w:hAnsi="Helvetica" w:cs="Helvetica"/>
+          <w:b/>
+          <w:bCs/>
+          <w:sz w:val="32"/>
+          <w:szCs w:val="32"/>
+        </w:rPr>
+      </w:pPr>
+      <w:r>
+        <w:rPr>
+          <w:rFonts w:ascii="Helvetica" w:eastAsiaTheme="majorEastAsia" w:hAnsi="Helvetica" w:cs="Helvetica"/>
+          <w:b/>
+          <w:bCs/>
+          <w:sz w:val="32"/>
+          <w:szCs w:val="32"/>
+        </w:rPr>
+        <w:lastRenderedPageBreak/>
+        <w:t>Testing</w:t>
+      </w:r>
+      <w:r>
+        <w:rPr>
+          <w:rFonts w:ascii="Helvetica" w:eastAsiaTheme="majorEastAsia" w:hAnsi="Helvetica" w:cs="Helvetica"/>
+          <w:b/>
+          <w:bCs/>
+          <w:sz w:val="32"/>
+          <w:szCs w:val="32"/>
+        </w:rPr>
+        <w:t xml:space="preserve"> </w:t>
+      </w:r>
+      <w:r>
+        <w:rPr>
+          <w:rFonts w:ascii="Helvetica" w:eastAsiaTheme="majorEastAsia" w:hAnsi="Helvetica" w:cs="Helvetica"/>
+          <w:b/>
+          <w:bCs/>
+          <w:sz w:val="32"/>
+          <w:szCs w:val="32"/>
+        </w:rPr>
+        <w:t>Predictions</w:t>
+      </w:r>
+      <w:r>
+        <w:t xml:space="preserve"> </w:t>
+      </w:r>
+      <w:r>
+        <w:drawing>
+          <wp:inline distT="0" distB="0" distL="0" distR="0" wp14:anchorId="7DFEB5B6" wp14:editId="2F8DF989">
+            <wp:extent cx="5273845" cy="823739"/>
+            <wp:effectExtent l="0" t="0" r="3175" b="0"/>
+            <wp:docPr id="15" name="Picture 15"/>
+            <wp:cNvGraphicFramePr>
+              <a:graphicFrameLocks xmlns:a="http://schemas.openxmlformats.org/drawingml/2006/main" noChangeAspect="1"/>
+            </wp:cNvGraphicFramePr>
+            <a:graphic xmlns:a="http://schemas.openxmlformats.org/drawingml/2006/main">
+              <a:graphicData uri="http://schemas.openxmlformats.org/drawingml/2006/picture">
+                <pic:pic xmlns:pic="http://schemas.openxmlformats.org/drawingml/2006/picture">
+                  <pic:nvPicPr>
+                    <pic:cNvPr id="1" name=""/>
+                    <pic:cNvPicPr/>
+                  </pic:nvPicPr>
+                  <pic:blipFill rotWithShape="1">
+                    <a:blip r:embed="rId10"/>
+                    <a:srcRect t="11559" b="14853"/>
+                    <a:stretch/>
+                  </pic:blipFill>
+                  <pic:spPr bwMode="auto">
+                    <a:xfrm>
+                      <a:off x="0" y="0"/>
+                      <a:ext cx="5274310" cy="823812"/>
+                    </a:xfrm>
+                    <a:prstGeom prst="rect">
+                      <a:avLst/>
+                    </a:prstGeom>
+                    <a:ln>
+                      <a:noFill/>
+                    </a:ln>
+                    <a:extLst>
+                      <a:ext uri="{53640926-AAD7-44D8-BBD7-CCE9431645EC}">
+                        <a14:shadowObscured xmlns:a14="http://schemas.microsoft.com/office/drawing/2010/main"/>
+                      </a:ext>
+                    </a:extLst>
+                  </pic:spPr>
+                </pic:pic>
+              </a:graphicData>
+            </a:graphic>
+          </wp:inline>
+        </w:drawing>
+      </w:r>
+      <w:r>
+        <w:rPr>
+          <w:rFonts w:ascii="Helvetica" w:eastAsiaTheme="majorEastAsia" w:hAnsi="Helvetica" w:cs="Helvetica"/>
+          <w:b/>
+          <w:bCs/>
+          <w:sz w:val="32"/>
+          <w:szCs w:val="32"/>
+        </w:rPr>
         <w:t xml:space="preserve"> </w:t>
       </w:r>
     </w:p>
-    <w:p/>
+    <w:p>
+      <w:pPr>
+        <w:keepNext/>
+        <w:keepLines/>
+        <w:spacing w:before="260" w:after="260" w:line="416" w:lineRule="auto"/>
+        <w:jc w:val="left"/>
+        <w:outlineLvl w:val="1"/>
+        <w:rPr>
+          <w:rFonts w:ascii="Helvetica" w:eastAsiaTheme="majorEastAsia" w:hAnsi="Helvetica" w:cs="Helvetica"/>
+          <w:b/>
+          <w:bCs/>
+          <w:color w:val="222222"/>
+          <w:kern w:val="44"/>
+          <w:sz w:val="44"/>
+          <w:szCs w:val="44"/>
+        </w:rPr>
+      </w:pPr>
+      <w:r>
+        <w:rPr>
+          <w:rFonts w:ascii="Helvetica" w:eastAsiaTheme="majorEastAsia" w:hAnsi="Helvetica" w:cs="Helvetica"/>
+          <w:b/>
+          <w:bCs/>
+          <w:sz w:val="32"/>
+          <w:szCs w:val="32"/>
+        </w:rPr>
+        <w:t>Convolutional Network</w:t>
+      </w:r>
+      <w:r>
+        <w:t xml:space="preserve"> </w:t>
+      </w:r>
+      <w:r>
+        <w:drawing>
+          <wp:inline distT="0" distB="0" distL="0" distR="0" wp14:anchorId="7C5346D8" wp14:editId="21D1C7F4">
+            <wp:extent cx="5274310" cy="2999105"/>
+            <wp:effectExtent l="0" t="0" r="2540" b="0"/>
+            <wp:docPr id="16" name="Picture 16"/>
+            <wp:cNvGraphicFramePr>
+              <a:graphicFrameLocks xmlns:a="http://schemas.openxmlformats.org/drawingml/2006/main" noChangeAspect="1"/>
+            </wp:cNvGraphicFramePr>
+            <a:graphic xmlns:a="http://schemas.openxmlformats.org/drawingml/2006/main">
+              <a:graphicData uri="http://schemas.openxmlformats.org/drawingml/2006/picture">
+                <pic:pic xmlns:pic="http://schemas.openxmlformats.org/drawingml/2006/picture">
+                  <pic:nvPicPr>
+                    <pic:cNvPr id="1" name=""/>
+                    <pic:cNvPicPr/>
+                  </pic:nvPicPr>
+                  <pic:blipFill>
+                    <a:blip r:embed="rId11"/>
+                    <a:stretch>
+                      <a:fillRect/>
+                    </a:stretch>
+                  </pic:blipFill>
+                  <pic:spPr>
+                    <a:xfrm>
+                      <a:off x="0" y="0"/>
+                      <a:ext cx="5274310" cy="2999105"/>
+                    </a:xfrm>
+                    <a:prstGeom prst="rect">
+                      <a:avLst/>
+                    </a:prstGeom>
+                  </pic:spPr>
+                </pic:pic>
+              </a:graphicData>
+            </a:graphic>
+          </wp:inline>
+        </w:drawing>
+      </w:r>
+    </w:p>
     <w:sectPr>
       <w:pgSz w:w="11906" w:h="16838"/>
       <w:pgMar w:top="1440" w:right="1800" w:bottom="1440" w:left="1800" w:header="851" w:footer="992" w:gutter="0"/>
@@ -15264,9 +16169,33 @@
       <w:szCs w:val="44"/>
     </w:rPr>
   </w:style>
+  <w:style w:type="paragraph" w:styleId="Heading2">
+    <w:name w:val="heading 2"/>
+    <w:basedOn w:val="Normal"/>
+    <w:next w:val="Normal"/>
+    <w:link w:val="Heading2Char"/>
+    <w:uiPriority w:val="9"/>
+    <w:unhideWhenUsed/>
+    <w:qFormat/>
+    <w:rsid w:val="00C04CED"/>
+    <w:pPr>
+      <w:keepNext/>
+      <w:keepLines/>
+      <w:spacing w:before="260" w:after="260" w:line="416" w:lineRule="auto"/>
+      <w:outlineLvl w:val="1"/>
+    </w:pPr>
+    <w:rPr>
+      <w:rFonts w:asciiTheme="majorHAnsi" w:eastAsiaTheme="majorEastAsia" w:hAnsiTheme="majorHAnsi" w:cs="Times New Roman"/>
+      <w:b/>
+      <w:bCs/>
+      <w:sz w:val="32"/>
+      <w:szCs w:val="32"/>
+    </w:rPr>
+  </w:style>
   <w:style w:type="character" w:default="1" w:styleId="DefaultParagraphFont">
     <w:name w:val="Default Paragraph Font"/>
     <w:uiPriority w:val="1"/>
+    <w:semiHidden/>
     <w:unhideWhenUsed/>
   </w:style>
   <w:style w:type="table" w:default="1" w:styleId="TableNormal">
@@ -15353,6 +16282,88 @@
       <w:kern w:val="44"/>
       <w:sz w:val="44"/>
       <w:szCs w:val="44"/>
+    </w:rPr>
+  </w:style>
+  <w:style w:type="paragraph" w:styleId="Header">
+    <w:name w:val="header"/>
+    <w:basedOn w:val="Normal"/>
+    <w:link w:val="HeaderChar"/>
+    <w:uiPriority w:val="99"/>
+    <w:unhideWhenUsed/>
+    <w:rsid w:val="00E036B8"/>
+    <w:pPr>
+      <w:pBdr>
+        <w:bottom w:val="single" w:sz="6" w:space="1" w:color="auto"/>
+      </w:pBdr>
+      <w:tabs>
+        <w:tab w:val="center" w:pos="4153"/>
+        <w:tab w:val="right" w:pos="8306"/>
+      </w:tabs>
+      <w:snapToGrid w:val="0"/>
+      <w:jc w:val="center"/>
+    </w:pPr>
+    <w:rPr>
+      <w:sz w:val="18"/>
+      <w:szCs w:val="18"/>
+    </w:rPr>
+  </w:style>
+  <w:style w:type="character" w:customStyle="1" w:styleId="HeaderChar">
+    <w:name w:val="Header Char"/>
+    <w:basedOn w:val="DefaultParagraphFont"/>
+    <w:link w:val="Header"/>
+    <w:uiPriority w:val="99"/>
+    <w:rsid w:val="00E036B8"/>
+    <w:rPr>
+      <w:noProof/>
+      <w:sz w:val="18"/>
+      <w:szCs w:val="18"/>
+    </w:rPr>
+  </w:style>
+  <w:style w:type="paragraph" w:styleId="Footer">
+    <w:name w:val="footer"/>
+    <w:basedOn w:val="Normal"/>
+    <w:link w:val="FooterChar"/>
+    <w:uiPriority w:val="99"/>
+    <w:unhideWhenUsed/>
+    <w:rsid w:val="00E036B8"/>
+    <w:pPr>
+      <w:tabs>
+        <w:tab w:val="center" w:pos="4153"/>
+        <w:tab w:val="right" w:pos="8306"/>
+      </w:tabs>
+      <w:snapToGrid w:val="0"/>
+      <w:jc w:val="left"/>
+    </w:pPr>
+    <w:rPr>
+      <w:sz w:val="18"/>
+      <w:szCs w:val="18"/>
+    </w:rPr>
+  </w:style>
+  <w:style w:type="character" w:customStyle="1" w:styleId="FooterChar">
+    <w:name w:val="Footer Char"/>
+    <w:basedOn w:val="DefaultParagraphFont"/>
+    <w:link w:val="Footer"/>
+    <w:uiPriority w:val="99"/>
+    <w:rsid w:val="00E036B8"/>
+    <w:rPr>
+      <w:noProof/>
+      <w:sz w:val="18"/>
+      <w:szCs w:val="18"/>
+    </w:rPr>
+  </w:style>
+  <w:style w:type="character" w:customStyle="1" w:styleId="Heading2Char">
+    <w:name w:val="Heading 2 Char"/>
+    <w:basedOn w:val="DefaultParagraphFont"/>
+    <w:link w:val="Heading2"/>
+    <w:uiPriority w:val="9"/>
+    <w:rsid w:val="00C04CED"/>
+    <w:rPr>
+      <w:rFonts w:asciiTheme="majorHAnsi" w:eastAsiaTheme="majorEastAsia" w:hAnsiTheme="majorHAnsi" w:cs="Times New Roman"/>
+      <w:b/>
+      <w:bCs/>
+      <w:noProof/>
+      <w:sz w:val="32"/>
+      <w:szCs w:val="32"/>
     </w:rPr>
   </w:style>
 </w:styles>
